--- a/Unit 3 - 2D SpriteFlight/5-Adding a Score system.docx
+++ b/Unit 3 - 2D SpriteFlight/5-Adding a Score system.docx
@@ -1,6 +1,6 @@
 
 <file path=word/document.xml><?xml version="1.0" encoding="utf-8"?>
-<w:document xmlns:wpc="http://schemas.microsoft.com/office/word/2010/wordprocessingCanvas" xmlns:cx="http://schemas.microsoft.com/office/drawing/2014/chartex" xmlns:cx1="http://schemas.microsoft.com/office/drawing/2015/9/8/chartex" xmlns:cx2="http://schemas.microsoft.com/office/drawing/2015/10/21/chartex" xmlns:cx3="http://schemas.microsoft.com/office/drawing/2016/5/9/chartex" xmlns:cx4="http://schemas.microsoft.com/office/drawing/2016/5/10/chartex" xmlns:cx5="http://schemas.microsoft.com/office/drawing/2016/5/11/chartex" xmlns:cx6="http://schemas.microsoft.com/office/drawing/2016/5/12/chartex" xmlns:cx7="http://schemas.microsoft.com/office/drawing/2016/5/13/chartex" xmlns:cx8="http://schemas.microsoft.com/office/drawing/2016/5/14/chartex" xmlns:mc="http://schemas.openxmlformats.org/markup-compatibility/2006" xmlns:m="http://schemas.openxmlformats.org/officeDocument/2006/math" xmlns:aink="http://schemas.microsoft.com/office/drawing/2016/ink" xmlns:am3d="http://schemas.microsoft.com/office/drawing/2017/model3d" xmlns:oel="http://schemas.microsoft.com/office/2019/extlst" xmlns:r="http://schemas.openxmlformats.org/officeDocument/2006/relationships" xmlns:wp14="http://schemas.microsoft.com/office/word/2010/wordprocessingDrawing" xmlns:wp="http://schemas.openxmlformats.org/drawingml/2006/wordprocessingDrawing" xmlns:wpg="http://schemas.microsoft.com/office/word/2010/wordprocessingGroup" xmlns:wpi="http://schemas.microsoft.com/office/word/2010/wordprocessingInk" xmlns:wps="http://schemas.microsoft.com/office/word/2010/wordprocessingShape" xmlns:o="urn:schemas-microsoft-com:office:office" xmlns:v="urn:schemas-microsoft-com:vml" xmlns:w10="urn:schemas-microsoft-com:office:word" xmlns:w="http://schemas.openxmlformats.org/wordprocessingml/2006/main" xmlns:w14="http://schemas.microsoft.com/office/word/2010/wordml" xmlns:w15="http://schemas.microsoft.com/office/word/2012/wordml" xmlns:w16cex="http://schemas.microsoft.com/office/word/2018/wordml/cex" xmlns:w16cid="http://schemas.microsoft.com/office/word/2016/wordml/cid" xmlns:w16="http://schemas.microsoft.com/office/word/2018/wordml" xmlns:w16sdtdh="http://schemas.microsoft.com/office/word/2020/wordml/sdtdatahash" xmlns:w16sdtfl="http://schemas.microsoft.com/office/word/2024/wordml/sdtformatlock" xmlns:w16se="http://schemas.microsoft.com/office/word/2015/wordml/symex" xmlns:w16du="http://schemas.microsoft.com/office/word/2023/wordml/word16du" xmlns:wne="http://schemas.microsoft.com/office/word/2006/wordml" mc:Ignorable="w14 w15 w16se w16cid w16 w16cex w16sdtdh w16sdtfl w16du wp14">
+<w:document xmlns:wpc="http://schemas.microsoft.com/office/word/2010/wordprocessingCanvas" xmlns:cx="http://schemas.microsoft.com/office/drawing/2014/chartex" xmlns:cx1="http://schemas.microsoft.com/office/drawing/2015/9/8/chartex" xmlns:cx2="http://schemas.microsoft.com/office/drawing/2015/10/21/chartex" xmlns:cx3="http://schemas.microsoft.com/office/drawing/2016/5/9/chartex" xmlns:cx4="http://schemas.microsoft.com/office/drawing/2016/5/10/chartex" xmlns:cx5="http://schemas.microsoft.com/office/drawing/2016/5/11/chartex" xmlns:cx6="http://schemas.microsoft.com/office/drawing/2016/5/12/chartex" xmlns:cx7="http://schemas.microsoft.com/office/drawing/2016/5/13/chartex" xmlns:cx8="http://schemas.microsoft.com/office/drawing/2016/5/14/chartex" xmlns:mc="http://schemas.openxmlformats.org/markup-compatibility/2006" xmlns:aink="http://schemas.microsoft.com/office/drawing/2016/ink" xmlns:am3d="http://schemas.microsoft.com/office/drawing/2017/model3d" xmlns:o="urn:schemas-microsoft-com:office:office" xmlns:oel="http://schemas.microsoft.com/office/2019/extlst" xmlns:r="http://schemas.openxmlformats.org/officeDocument/2006/relationships" xmlns:m="http://schemas.openxmlformats.org/officeDocument/2006/math" xmlns:v="urn:schemas-microsoft-com:vml" xmlns:wp14="http://schemas.microsoft.com/office/word/2010/wordprocessingDrawing" xmlns:wp="http://schemas.openxmlformats.org/drawingml/2006/wordprocessingDrawing" xmlns:w10="urn:schemas-microsoft-com:office:word" xmlns:w="http://schemas.openxmlformats.org/wordprocessingml/2006/main" xmlns:w14="http://schemas.microsoft.com/office/word/2010/wordml" xmlns:w15="http://schemas.microsoft.com/office/word/2012/wordml" xmlns:w16cex="http://schemas.microsoft.com/office/word/2018/wordml/cex" xmlns:w16cid="http://schemas.microsoft.com/office/word/2016/wordml/cid" xmlns:w16="http://schemas.microsoft.com/office/word/2018/wordml" xmlns:w16du="http://schemas.microsoft.com/office/word/2023/wordml/word16du" xmlns:w16sdtdh="http://schemas.microsoft.com/office/word/2020/wordml/sdtdatahash" xmlns:w16sdtfl="http://schemas.microsoft.com/office/word/2024/wordml/sdtformatlock" xmlns:w16se="http://schemas.microsoft.com/office/word/2015/wordml/symex" xmlns:wpg="http://schemas.microsoft.com/office/word/2010/wordprocessingGroup" xmlns:wpi="http://schemas.microsoft.com/office/word/2010/wordprocessingInk" xmlns:wne="http://schemas.microsoft.com/office/word/2006/wordml" xmlns:wps="http://schemas.microsoft.com/office/word/2010/wordprocessingShape" mc:Ignorable="w14 w15 w16se w16cid w16 w16cex w16sdtdh w16sdtfl w16du wp14">
   <w:body>
     <w:p>
       <w:r>
@@ -2828,7 +2828,7 @@
           <w:rFonts w:ascii="Courier New" w:eastAsia="Times New Roman" w:hAnsi="Courier New" w:cs="Courier New"/>
           <w:color w:val="BBBEBF"/>
           <w:kern w:val="0"/>
-          <w:highlight w:val="yellow"/>
+          <w:highlight w:val="darkBlue"/>
           <w:lang w:eastAsia="en-CA"/>
           <w14:ligatures w14:val="none"/>
         </w:rPr>
@@ -2838,7 +2838,7 @@
           <w:rFonts w:ascii="Courier New" w:eastAsia="Times New Roman" w:hAnsi="Courier New" w:cs="Courier New"/>
           <w:color w:val="BBBEBF"/>
           <w:kern w:val="0"/>
-          <w:highlight w:val="yellow"/>
+          <w:highlight w:val="darkBlue"/>
           <w:lang w:eastAsia="en-CA"/>
           <w14:ligatures w14:val="none"/>
         </w:rPr>
@@ -2850,7 +2850,7 @@
           <w:rFonts w:ascii="Courier New" w:eastAsia="Times New Roman" w:hAnsi="Courier New" w:cs="Courier New"/>
           <w:color w:val="4EC9B0"/>
           <w:kern w:val="0"/>
-          <w:highlight w:val="yellow"/>
+          <w:highlight w:val="darkBlue"/>
           <w:lang w:eastAsia="en-CA"/>
           <w14:ligatures w14:val="none"/>
         </w:rPr>
@@ -2862,7 +2862,7 @@
           <w:rFonts w:ascii="Courier New" w:eastAsia="Times New Roman" w:hAnsi="Courier New" w:cs="Courier New"/>
           <w:color w:val="BBBEBF"/>
           <w:kern w:val="0"/>
-          <w:highlight w:val="yellow"/>
+          <w:highlight w:val="darkBlue"/>
           <w:lang w:eastAsia="en-CA"/>
           <w14:ligatures w14:val="none"/>
         </w:rPr>
@@ -2877,7 +2877,7 @@
           <w:rFonts w:ascii="Courier New" w:eastAsia="Times New Roman" w:hAnsi="Courier New" w:cs="Courier New"/>
           <w:color w:val="BBBEBF"/>
           <w:kern w:val="0"/>
-          <w:highlight w:val="yellow"/>
+          <w:highlight w:val="darkBlue"/>
           <w:lang w:eastAsia="en-CA"/>
           <w14:ligatures w14:val="none"/>
         </w:rPr>
@@ -2887,7 +2887,7 @@
           <w:rFonts w:ascii="Courier New" w:eastAsia="Times New Roman" w:hAnsi="Courier New" w:cs="Courier New"/>
           <w:color w:val="FF7B72"/>
           <w:kern w:val="0"/>
-          <w:highlight w:val="yellow"/>
+          <w:highlight w:val="darkBlue"/>
           <w:lang w:eastAsia="en-CA"/>
           <w14:ligatures w14:val="none"/>
         </w:rPr>
@@ -2898,7 +2898,7 @@
           <w:rFonts w:ascii="Courier New" w:eastAsia="Times New Roman" w:hAnsi="Courier New" w:cs="Courier New"/>
           <w:color w:val="BBBEBF"/>
           <w:kern w:val="0"/>
-          <w:highlight w:val="yellow"/>
+          <w:highlight w:val="darkBlue"/>
           <w:lang w:eastAsia="en-CA"/>
           <w14:ligatures w14:val="none"/>
         </w:rPr>
@@ -2910,7 +2910,7 @@
           <w:rFonts w:ascii="Courier New" w:eastAsia="Times New Roman" w:hAnsi="Courier New" w:cs="Courier New"/>
           <w:color w:val="4EC9B0"/>
           <w:kern w:val="0"/>
-          <w:highlight w:val="yellow"/>
+          <w:highlight w:val="darkBlue"/>
           <w:lang w:eastAsia="en-CA"/>
           <w14:ligatures w14:val="none"/>
         </w:rPr>
@@ -2922,7 +2922,7 @@
           <w:rFonts w:ascii="Courier New" w:eastAsia="Times New Roman" w:hAnsi="Courier New" w:cs="Courier New"/>
           <w:color w:val="BBBEBF"/>
           <w:kern w:val="0"/>
-          <w:highlight w:val="yellow"/>
+          <w:highlight w:val="darkBlue"/>
           <w:lang w:eastAsia="en-CA"/>
           <w14:ligatures w14:val="none"/>
         </w:rPr>
@@ -2933,7 +2933,7 @@
           <w:rFonts w:ascii="Courier New" w:eastAsia="Times New Roman" w:hAnsi="Courier New" w:cs="Courier New"/>
           <w:color w:val="9CDCFE"/>
           <w:kern w:val="0"/>
-          <w:highlight w:val="yellow"/>
+          <w:highlight w:val="darkBlue"/>
           <w:lang w:eastAsia="en-CA"/>
           <w14:ligatures w14:val="none"/>
         </w:rPr>
@@ -2944,7 +2944,7 @@
           <w:rFonts w:ascii="Courier New" w:eastAsia="Times New Roman" w:hAnsi="Courier New" w:cs="Courier New"/>
           <w:color w:val="BBBEBF"/>
           <w:kern w:val="0"/>
-          <w:highlight w:val="yellow"/>
+          <w:highlight w:val="darkBlue"/>
           <w:lang w:eastAsia="en-CA"/>
           <w14:ligatures w14:val="none"/>
         </w:rPr>
@@ -2958,7 +2958,7 @@
         <w:rPr>
           <w:rFonts w:ascii="Times New Roman" w:eastAsia="Times New Roman" w:hAnsi="Times New Roman" w:cs="Times New Roman"/>
           <w:kern w:val="0"/>
-          <w:highlight w:val="yellow"/>
+          <w:highlight w:val="darkBlue"/>
           <w:lang w:eastAsia="en-CA"/>
           <w14:ligatures w14:val="none"/>
         </w:rPr>
@@ -2972,7 +2972,7 @@
           <w:rFonts w:ascii="Courier New" w:eastAsia="Times New Roman" w:hAnsi="Courier New" w:cs="Courier New"/>
           <w:color w:val="BBBEBF"/>
           <w:kern w:val="0"/>
-          <w:highlight w:val="yellow"/>
+          <w:highlight w:val="darkBlue"/>
           <w:lang w:eastAsia="en-CA"/>
           <w14:ligatures w14:val="none"/>
         </w:rPr>
@@ -2982,7 +2982,7 @@
           <w:rFonts w:ascii="Courier New" w:eastAsia="Times New Roman" w:hAnsi="Courier New" w:cs="Courier New"/>
           <w:color w:val="BBBEBF"/>
           <w:kern w:val="0"/>
-          <w:highlight w:val="yellow"/>
+          <w:highlight w:val="darkBlue"/>
           <w:lang w:eastAsia="en-CA"/>
           <w14:ligatures w14:val="none"/>
         </w:rPr>
@@ -2994,7 +2994,7 @@
           <w:rFonts w:ascii="Courier New" w:eastAsia="Times New Roman" w:hAnsi="Courier New" w:cs="Courier New"/>
           <w:color w:val="4EC9B0"/>
           <w:kern w:val="0"/>
-          <w:highlight w:val="yellow"/>
+          <w:highlight w:val="darkBlue"/>
           <w:lang w:eastAsia="en-CA"/>
           <w14:ligatures w14:val="none"/>
         </w:rPr>
@@ -3006,7 +3006,7 @@
           <w:rFonts w:ascii="Courier New" w:eastAsia="Times New Roman" w:hAnsi="Courier New" w:cs="Courier New"/>
           <w:color w:val="BBBEBF"/>
           <w:kern w:val="0"/>
-          <w:highlight w:val="yellow"/>
+          <w:highlight w:val="darkBlue"/>
           <w:lang w:eastAsia="en-CA"/>
           <w14:ligatures w14:val="none"/>
         </w:rPr>
@@ -3030,7 +3030,7 @@
           <w:rFonts w:ascii="Courier New" w:eastAsia="Times New Roman" w:hAnsi="Courier New" w:cs="Courier New"/>
           <w:color w:val="FF7B72"/>
           <w:kern w:val="0"/>
-          <w:highlight w:val="yellow"/>
+          <w:highlight w:val="darkBlue"/>
           <w:lang w:eastAsia="en-CA"/>
           <w14:ligatures w14:val="none"/>
         </w:rPr>
@@ -3041,7 +3041,7 @@
           <w:rFonts w:ascii="Courier New" w:eastAsia="Times New Roman" w:hAnsi="Courier New" w:cs="Courier New"/>
           <w:color w:val="BBBEBF"/>
           <w:kern w:val="0"/>
-          <w:highlight w:val="yellow"/>
+          <w:highlight w:val="darkBlue"/>
           <w:lang w:eastAsia="en-CA"/>
           <w14:ligatures w14:val="none"/>
         </w:rPr>
@@ -3053,7 +3053,7 @@
           <w:rFonts w:ascii="Courier New" w:eastAsia="Times New Roman" w:hAnsi="Courier New" w:cs="Courier New"/>
           <w:color w:val="4EC9B0"/>
           <w:kern w:val="0"/>
-          <w:highlight w:val="yellow"/>
+          <w:highlight w:val="darkBlue"/>
           <w:lang w:eastAsia="en-CA"/>
           <w14:ligatures w14:val="none"/>
         </w:rPr>
@@ -3065,7 +3065,7 @@
           <w:rFonts w:ascii="Courier New" w:eastAsia="Times New Roman" w:hAnsi="Courier New" w:cs="Courier New"/>
           <w:color w:val="BBBEBF"/>
           <w:kern w:val="0"/>
-          <w:highlight w:val="yellow"/>
+          <w:highlight w:val="darkBlue"/>
           <w:lang w:eastAsia="en-CA"/>
           <w14:ligatures w14:val="none"/>
         </w:rPr>
@@ -3076,7 +3076,7 @@
           <w:rFonts w:ascii="Courier New" w:eastAsia="Times New Roman" w:hAnsi="Courier New" w:cs="Courier New"/>
           <w:color w:val="4EC9B0"/>
           <w:kern w:val="0"/>
-          <w:highlight w:val="yellow"/>
+          <w:highlight w:val="darkBlue"/>
           <w:lang w:eastAsia="en-CA"/>
           <w14:ligatures w14:val="none"/>
         </w:rPr>
@@ -3087,7 +3087,7 @@
           <w:rFonts w:ascii="Courier New" w:eastAsia="Times New Roman" w:hAnsi="Courier New" w:cs="Courier New"/>
           <w:color w:val="BBBEBF"/>
           <w:kern w:val="0"/>
-          <w:highlight w:val="yellow"/>
+          <w:highlight w:val="darkBlue"/>
           <w:lang w:eastAsia="en-CA"/>
           <w14:ligatures w14:val="none"/>
         </w:rPr>
@@ -3099,7 +3099,7 @@
           <w:rFonts w:ascii="Courier New" w:eastAsia="Times New Roman" w:hAnsi="Courier New" w:cs="Courier New"/>
           <w:color w:val="9CDCFE"/>
           <w:kern w:val="0"/>
-          <w:highlight w:val="yellow"/>
+          <w:highlight w:val="darkBlue"/>
           <w:lang w:eastAsia="en-CA"/>
           <w14:ligatures w14:val="none"/>
         </w:rPr>
@@ -3111,7 +3111,7 @@
           <w:rFonts w:ascii="Courier New" w:eastAsia="Times New Roman" w:hAnsi="Courier New" w:cs="Courier New"/>
           <w:color w:val="BBBEBF"/>
           <w:kern w:val="0"/>
-          <w:highlight w:val="yellow"/>
+          <w:highlight w:val="darkBlue"/>
           <w:lang w:eastAsia="en-CA"/>
           <w14:ligatures w14:val="none"/>
         </w:rPr>
@@ -3938,11 +3938,6 @@
       </w:r>
     </w:p>
     <w:p>
-      <w:r>
-        <w:t>Mark step complete</w:t>
-      </w:r>
-    </w:p>
-    <w:p>
       <w:pPr>
         <w:rPr>
           <w:b/>
@@ -5120,7 +5115,6 @@
           <w:szCs w:val="18"/>
           <w14:ligatures w14:val="none"/>
         </w:rPr>
-        <w:lastRenderedPageBreak/>
         <w:br/>
       </w:r>
     </w:p>
@@ -5146,6 +5140,7 @@
           <w:szCs w:val="18"/>
           <w14:ligatures w14:val="none"/>
         </w:rPr>
+        <w:lastRenderedPageBreak/>
         <w:t xml:space="preserve">    </w:t>
       </w:r>
       <w:r>
@@ -8589,6 +8584,302 @@
           <w:szCs w:val="18"/>
           <w14:ligatures w14:val="none"/>
         </w:rPr>
+        <w:t xml:space="preserve">        }</w:t>
+      </w:r>
+    </w:p>
+    <w:p>
+      <w:pPr>
+        <w:shd w:val="clear" w:color="auto" w:fill="121314"/>
+        <w:spacing w:after="0" w:line="270" w:lineRule="atLeast"/>
+        <w:rPr>
+          <w:rFonts w:ascii="Menlo" w:eastAsia="Times New Roman" w:hAnsi="Menlo" w:cs="Menlo"/>
+          <w:color w:val="BBBEBF"/>
+          <w:kern w:val="0"/>
+          <w:sz w:val="18"/>
+          <w:szCs w:val="18"/>
+          <w14:ligatures w14:val="none"/>
+        </w:rPr>
+      </w:pPr>
+    </w:p>
+    <w:p>
+      <w:pPr>
+        <w:shd w:val="clear" w:color="auto" w:fill="121314"/>
+        <w:spacing w:after="0" w:line="270" w:lineRule="atLeast"/>
+        <w:rPr>
+          <w:rFonts w:ascii="Menlo" w:eastAsia="Times New Roman" w:hAnsi="Menlo" w:cs="Menlo"/>
+          <w:color w:val="BBBEBF"/>
+          <w:kern w:val="0"/>
+          <w:sz w:val="18"/>
+          <w:szCs w:val="18"/>
+          <w14:ligatures w14:val="none"/>
+        </w:rPr>
+      </w:pPr>
+      <w:r>
+        <w:rPr>
+          <w:rFonts w:ascii="Menlo" w:eastAsia="Times New Roman" w:hAnsi="Menlo" w:cs="Menlo"/>
+          <w:color w:val="BBBEBF"/>
+          <w:kern w:val="0"/>
+          <w:sz w:val="18"/>
+          <w:szCs w:val="18"/>
+          <w14:ligatures w14:val="none"/>
+        </w:rPr>
+        <w:t xml:space="preserve">        </w:t>
+      </w:r>
+      <w:r>
+        <w:rPr>
+          <w:rFonts w:ascii="Menlo" w:eastAsia="Times New Roman" w:hAnsi="Menlo" w:cs="Menlo"/>
+          <w:color w:val="C586C0"/>
+          <w:kern w:val="0"/>
+          <w:sz w:val="18"/>
+          <w:szCs w:val="18"/>
+          <w14:ligatures w14:val="none"/>
+        </w:rPr>
+        <w:t>if</w:t>
+      </w:r>
+      <w:r>
+        <w:rPr>
+          <w:rFonts w:ascii="Menlo" w:eastAsia="Times New Roman" w:hAnsi="Menlo" w:cs="Menlo"/>
+          <w:color w:val="BBBEBF"/>
+          <w:kern w:val="0"/>
+          <w:sz w:val="18"/>
+          <w:szCs w:val="18"/>
+          <w14:ligatures w14:val="none"/>
+        </w:rPr>
+        <w:t xml:space="preserve"> (</w:t>
+      </w:r>
+      <w:proofErr w:type="spellStart"/>
+      <w:proofErr w:type="gramStart"/>
+      <w:r>
+        <w:rPr>
+          <w:rFonts w:ascii="Menlo" w:eastAsia="Times New Roman" w:hAnsi="Menlo" w:cs="Menlo"/>
+          <w:color w:val="4EC9B0"/>
+          <w:kern w:val="0"/>
+          <w:sz w:val="18"/>
+          <w:szCs w:val="18"/>
+          <w14:ligatures w14:val="none"/>
+        </w:rPr>
+        <w:t>Mouse</w:t>
+      </w:r>
+      <w:r>
+        <w:rPr>
+          <w:rFonts w:ascii="Menlo" w:eastAsia="Times New Roman" w:hAnsi="Menlo" w:cs="Menlo"/>
+          <w:color w:val="D4D4D4"/>
+          <w:kern w:val="0"/>
+          <w:sz w:val="18"/>
+          <w:szCs w:val="18"/>
+          <w14:ligatures w14:val="none"/>
+        </w:rPr>
+        <w:t>.</w:t>
+      </w:r>
+      <w:r>
+        <w:rPr>
+          <w:rFonts w:ascii="Menlo" w:eastAsia="Times New Roman" w:hAnsi="Menlo" w:cs="Menlo"/>
+          <w:color w:val="C9D1D9"/>
+          <w:kern w:val="0"/>
+          <w:sz w:val="18"/>
+          <w:szCs w:val="18"/>
+          <w14:ligatures w14:val="none"/>
+        </w:rPr>
+        <w:t>current</w:t>
+      </w:r>
+      <w:r>
+        <w:rPr>
+          <w:rFonts w:ascii="Menlo" w:eastAsia="Times New Roman" w:hAnsi="Menlo" w:cs="Menlo"/>
+          <w:color w:val="D4D4D4"/>
+          <w:kern w:val="0"/>
+          <w:sz w:val="18"/>
+          <w:szCs w:val="18"/>
+          <w14:ligatures w14:val="none"/>
+        </w:rPr>
+        <w:t>.</w:t>
+      </w:r>
+      <w:r>
+        <w:rPr>
+          <w:rFonts w:ascii="Menlo" w:eastAsia="Times New Roman" w:hAnsi="Menlo" w:cs="Menlo"/>
+          <w:color w:val="C9D1D9"/>
+          <w:kern w:val="0"/>
+          <w:sz w:val="18"/>
+          <w:szCs w:val="18"/>
+          <w14:ligatures w14:val="none"/>
+        </w:rPr>
+        <w:t>leftButton</w:t>
+      </w:r>
+      <w:r>
+        <w:rPr>
+          <w:rFonts w:ascii="Menlo" w:eastAsia="Times New Roman" w:hAnsi="Menlo" w:cs="Menlo"/>
+          <w:color w:val="D4D4D4"/>
+          <w:kern w:val="0"/>
+          <w:sz w:val="18"/>
+          <w:szCs w:val="18"/>
+          <w14:ligatures w14:val="none"/>
+        </w:rPr>
+        <w:t>.</w:t>
+      </w:r>
+      <w:r>
+        <w:rPr>
+          <w:rFonts w:ascii="Menlo" w:eastAsia="Times New Roman" w:hAnsi="Menlo" w:cs="Menlo"/>
+          <w:color w:val="C9D1D9"/>
+          <w:kern w:val="0"/>
+          <w:sz w:val="18"/>
+          <w:szCs w:val="18"/>
+          <w14:ligatures w14:val="none"/>
+        </w:rPr>
+        <w:t>wasPressedThisFrame</w:t>
+      </w:r>
+      <w:proofErr w:type="spellEnd"/>
+      <w:proofErr w:type="gramEnd"/>
+      <w:r>
+        <w:rPr>
+          <w:rFonts w:ascii="Menlo" w:eastAsia="Times New Roman" w:hAnsi="Menlo" w:cs="Menlo"/>
+          <w:color w:val="BBBEBF"/>
+          <w:kern w:val="0"/>
+          <w:sz w:val="18"/>
+          <w:szCs w:val="18"/>
+          <w14:ligatures w14:val="none"/>
+        </w:rPr>
+        <w:t>)</w:t>
+      </w:r>
+    </w:p>
+    <w:p>
+      <w:pPr>
+        <w:shd w:val="clear" w:color="auto" w:fill="121314"/>
+        <w:spacing w:after="0" w:line="270" w:lineRule="atLeast"/>
+        <w:rPr>
+          <w:rFonts w:ascii="Menlo" w:eastAsia="Times New Roman" w:hAnsi="Menlo" w:cs="Menlo"/>
+          <w:color w:val="BBBEBF"/>
+          <w:kern w:val="0"/>
+          <w:sz w:val="18"/>
+          <w:szCs w:val="18"/>
+          <w14:ligatures w14:val="none"/>
+        </w:rPr>
+      </w:pPr>
+      <w:r>
+        <w:rPr>
+          <w:rFonts w:ascii="Menlo" w:eastAsia="Times New Roman" w:hAnsi="Menlo" w:cs="Menlo"/>
+          <w:color w:val="BBBEBF"/>
+          <w:kern w:val="0"/>
+          <w:sz w:val="18"/>
+          <w:szCs w:val="18"/>
+          <w14:ligatures w14:val="none"/>
+        </w:rPr>
+        <w:t xml:space="preserve">        {</w:t>
+      </w:r>
+    </w:p>
+    <w:p>
+      <w:pPr>
+        <w:shd w:val="clear" w:color="auto" w:fill="121314"/>
+        <w:spacing w:after="0" w:line="270" w:lineRule="atLeast"/>
+        <w:rPr>
+          <w:rFonts w:ascii="Menlo" w:eastAsia="Times New Roman" w:hAnsi="Menlo" w:cs="Menlo"/>
+          <w:color w:val="BBBEBF"/>
+          <w:kern w:val="0"/>
+          <w:sz w:val="18"/>
+          <w:szCs w:val="18"/>
+          <w14:ligatures w14:val="none"/>
+        </w:rPr>
+      </w:pPr>
+      <w:r>
+        <w:rPr>
+          <w:rFonts w:ascii="Menlo" w:eastAsia="Times New Roman" w:hAnsi="Menlo" w:cs="Menlo"/>
+          <w:color w:val="BBBEBF"/>
+          <w:kern w:val="0"/>
+          <w:sz w:val="18"/>
+          <w:szCs w:val="18"/>
+          <w14:ligatures w14:val="none"/>
+        </w:rPr>
+        <w:t xml:space="preserve">            </w:t>
+      </w:r>
+      <w:proofErr w:type="spellStart"/>
+      <w:r>
+        <w:rPr>
+          <w:rFonts w:ascii="Menlo" w:eastAsia="Times New Roman" w:hAnsi="Menlo" w:cs="Menlo"/>
+          <w:color w:val="9CDCFE"/>
+          <w:kern w:val="0"/>
+          <w:sz w:val="18"/>
+          <w:szCs w:val="18"/>
+          <w14:ligatures w14:val="none"/>
+        </w:rPr>
+        <w:t>boosterFlame</w:t>
+      </w:r>
+      <w:r>
+        <w:rPr>
+          <w:rFonts w:ascii="Menlo" w:eastAsia="Times New Roman" w:hAnsi="Menlo" w:cs="Menlo"/>
+          <w:color w:val="D4D4D4"/>
+          <w:kern w:val="0"/>
+          <w:sz w:val="18"/>
+          <w:szCs w:val="18"/>
+          <w14:ligatures w14:val="none"/>
+        </w:rPr>
+        <w:t>.</w:t>
+      </w:r>
+      <w:r>
+        <w:rPr>
+          <w:rFonts w:ascii="Menlo" w:eastAsia="Times New Roman" w:hAnsi="Menlo" w:cs="Menlo"/>
+          <w:color w:val="D2A8FF"/>
+          <w:kern w:val="0"/>
+          <w:sz w:val="18"/>
+          <w:szCs w:val="18"/>
+          <w14:ligatures w14:val="none"/>
+        </w:rPr>
+        <w:t>SetActive</w:t>
+      </w:r>
+      <w:proofErr w:type="spellEnd"/>
+      <w:r>
+        <w:rPr>
+          <w:rFonts w:ascii="Menlo" w:eastAsia="Times New Roman" w:hAnsi="Menlo" w:cs="Menlo"/>
+          <w:color w:val="BBBEBF"/>
+          <w:kern w:val="0"/>
+          <w:sz w:val="18"/>
+          <w:szCs w:val="18"/>
+          <w14:ligatures w14:val="none"/>
+        </w:rPr>
+        <w:t>(</w:t>
+      </w:r>
+      <w:r>
+        <w:rPr>
+          <w:rFonts w:ascii="Menlo" w:eastAsia="Times New Roman" w:hAnsi="Menlo" w:cs="Menlo"/>
+          <w:color w:val="FF7B72"/>
+          <w:kern w:val="0"/>
+          <w:sz w:val="18"/>
+          <w:szCs w:val="18"/>
+          <w14:ligatures w14:val="none"/>
+        </w:rPr>
+        <w:t>true</w:t>
+      </w:r>
+      <w:r>
+        <w:rPr>
+          <w:rFonts w:ascii="Menlo" w:eastAsia="Times New Roman" w:hAnsi="Menlo" w:cs="Menlo"/>
+          <w:color w:val="BBBEBF"/>
+          <w:kern w:val="0"/>
+          <w:sz w:val="18"/>
+          <w:szCs w:val="18"/>
+          <w14:ligatures w14:val="none"/>
+        </w:rPr>
+        <w:t>);</w:t>
+      </w:r>
+    </w:p>
+    <w:p>
+      <w:pPr>
+        <w:shd w:val="clear" w:color="auto" w:fill="121314"/>
+        <w:spacing w:after="0" w:line="270" w:lineRule="atLeast"/>
+        <w:rPr>
+          <w:rFonts w:ascii="Menlo" w:eastAsia="Times New Roman" w:hAnsi="Menlo" w:cs="Menlo"/>
+          <w:color w:val="BBBEBF"/>
+          <w:kern w:val="0"/>
+          <w:sz w:val="18"/>
+          <w:szCs w:val="18"/>
+          <w14:ligatures w14:val="none"/>
+        </w:rPr>
+      </w:pPr>
+      <w:r>
+        <w:rPr>
+          <w:rFonts w:ascii="Menlo" w:eastAsia="Times New Roman" w:hAnsi="Menlo" w:cs="Menlo"/>
+          <w:color w:val="BBBEBF"/>
+          <w:kern w:val="0"/>
+          <w:sz w:val="18"/>
+          <w:szCs w:val="18"/>
+          <w14:ligatures w14:val="none"/>
+        </w:rPr>
         <w:lastRenderedPageBreak/>
         <w:t xml:space="preserve">        }</w:t>
       </w:r>
@@ -8606,6 +8897,153 @@
           <w14:ligatures w14:val="none"/>
         </w:rPr>
       </w:pPr>
+      <w:r>
+        <w:rPr>
+          <w:rFonts w:ascii="Menlo" w:eastAsia="Times New Roman" w:hAnsi="Menlo" w:cs="Menlo"/>
+          <w:color w:val="BBBEBF"/>
+          <w:kern w:val="0"/>
+          <w:sz w:val="18"/>
+          <w:szCs w:val="18"/>
+          <w14:ligatures w14:val="none"/>
+        </w:rPr>
+        <w:t xml:space="preserve">        </w:t>
+      </w:r>
+      <w:r>
+        <w:rPr>
+          <w:rFonts w:ascii="Menlo" w:eastAsia="Times New Roman" w:hAnsi="Menlo" w:cs="Menlo"/>
+          <w:color w:val="C586C0"/>
+          <w:kern w:val="0"/>
+          <w:sz w:val="18"/>
+          <w:szCs w:val="18"/>
+          <w14:ligatures w14:val="none"/>
+        </w:rPr>
+        <w:t>else</w:t>
+      </w:r>
+      <w:r>
+        <w:rPr>
+          <w:rFonts w:ascii="Menlo" w:eastAsia="Times New Roman" w:hAnsi="Menlo" w:cs="Menlo"/>
+          <w:color w:val="BBBEBF"/>
+          <w:kern w:val="0"/>
+          <w:sz w:val="18"/>
+          <w:szCs w:val="18"/>
+          <w14:ligatures w14:val="none"/>
+        </w:rPr>
+        <w:t xml:space="preserve"> </w:t>
+      </w:r>
+      <w:r>
+        <w:rPr>
+          <w:rFonts w:ascii="Menlo" w:eastAsia="Times New Roman" w:hAnsi="Menlo" w:cs="Menlo"/>
+          <w:color w:val="C586C0"/>
+          <w:kern w:val="0"/>
+          <w:sz w:val="18"/>
+          <w:szCs w:val="18"/>
+          <w14:ligatures w14:val="none"/>
+        </w:rPr>
+        <w:t>if</w:t>
+      </w:r>
+      <w:r>
+        <w:rPr>
+          <w:rFonts w:ascii="Menlo" w:eastAsia="Times New Roman" w:hAnsi="Menlo" w:cs="Menlo"/>
+          <w:color w:val="BBBEBF"/>
+          <w:kern w:val="0"/>
+          <w:sz w:val="18"/>
+          <w:szCs w:val="18"/>
+          <w14:ligatures w14:val="none"/>
+        </w:rPr>
+        <w:t xml:space="preserve"> (</w:t>
+      </w:r>
+      <w:proofErr w:type="spellStart"/>
+      <w:proofErr w:type="gramStart"/>
+      <w:r>
+        <w:rPr>
+          <w:rFonts w:ascii="Menlo" w:eastAsia="Times New Roman" w:hAnsi="Menlo" w:cs="Menlo"/>
+          <w:color w:val="4EC9B0"/>
+          <w:kern w:val="0"/>
+          <w:sz w:val="18"/>
+          <w:szCs w:val="18"/>
+          <w14:ligatures w14:val="none"/>
+        </w:rPr>
+        <w:t>Mouse</w:t>
+      </w:r>
+      <w:r>
+        <w:rPr>
+          <w:rFonts w:ascii="Menlo" w:eastAsia="Times New Roman" w:hAnsi="Menlo" w:cs="Menlo"/>
+          <w:color w:val="D4D4D4"/>
+          <w:kern w:val="0"/>
+          <w:sz w:val="18"/>
+          <w:szCs w:val="18"/>
+          <w14:ligatures w14:val="none"/>
+        </w:rPr>
+        <w:t>.</w:t>
+      </w:r>
+      <w:r>
+        <w:rPr>
+          <w:rFonts w:ascii="Menlo" w:eastAsia="Times New Roman" w:hAnsi="Menlo" w:cs="Menlo"/>
+          <w:color w:val="C9D1D9"/>
+          <w:kern w:val="0"/>
+          <w:sz w:val="18"/>
+          <w:szCs w:val="18"/>
+          <w14:ligatures w14:val="none"/>
+        </w:rPr>
+        <w:t>current</w:t>
+      </w:r>
+      <w:r>
+        <w:rPr>
+          <w:rFonts w:ascii="Menlo" w:eastAsia="Times New Roman" w:hAnsi="Menlo" w:cs="Menlo"/>
+          <w:color w:val="D4D4D4"/>
+          <w:kern w:val="0"/>
+          <w:sz w:val="18"/>
+          <w:szCs w:val="18"/>
+          <w14:ligatures w14:val="none"/>
+        </w:rPr>
+        <w:t>.</w:t>
+      </w:r>
+      <w:r>
+        <w:rPr>
+          <w:rFonts w:ascii="Menlo" w:eastAsia="Times New Roman" w:hAnsi="Menlo" w:cs="Menlo"/>
+          <w:color w:val="C9D1D9"/>
+          <w:kern w:val="0"/>
+          <w:sz w:val="18"/>
+          <w:szCs w:val="18"/>
+          <w14:ligatures w14:val="none"/>
+        </w:rPr>
+        <w:t>leftButton</w:t>
+      </w:r>
+      <w:r>
+        <w:rPr>
+          <w:rFonts w:ascii="Menlo" w:eastAsia="Times New Roman" w:hAnsi="Menlo" w:cs="Menlo"/>
+          <w:color w:val="D4D4D4"/>
+          <w:kern w:val="0"/>
+          <w:sz w:val="18"/>
+          <w:szCs w:val="18"/>
+          <w14:ligatures w14:val="none"/>
+        </w:rPr>
+        <w:t>.</w:t>
+      </w:r>
+      <w:r>
+        <w:rPr>
+          <w:rFonts w:ascii="Menlo" w:eastAsia="Times New Roman" w:hAnsi="Menlo" w:cs="Menlo"/>
+          <w:color w:val="C9D1D9"/>
+          <w:kern w:val="0"/>
+          <w:sz w:val="18"/>
+          <w:szCs w:val="18"/>
+          <w14:ligatures w14:val="none"/>
+        </w:rPr>
+        <w:t>wasReleasedThisFrame</w:t>
+      </w:r>
+      <w:proofErr w:type="spellEnd"/>
+      <w:proofErr w:type="gramEnd"/>
+      <w:r>
+        <w:rPr>
+          <w:rFonts w:ascii="Menlo" w:eastAsia="Times New Roman" w:hAnsi="Menlo" w:cs="Menlo"/>
+          <w:color w:val="BBBEBF"/>
+          <w:kern w:val="0"/>
+          <w:sz w:val="18"/>
+          <w:szCs w:val="18"/>
+          <w14:ligatures w14:val="none"/>
+        </w:rPr>
+        <w:t>)</w:t>
+      </w:r>
     </w:p>
     <w:p>
       <w:pPr>
@@ -8629,6 +9067,339 @@
           <w:szCs w:val="18"/>
           <w14:ligatures w14:val="none"/>
         </w:rPr>
+        <w:t xml:space="preserve">        {</w:t>
+      </w:r>
+    </w:p>
+    <w:p>
+      <w:pPr>
+        <w:shd w:val="clear" w:color="auto" w:fill="121314"/>
+        <w:spacing w:after="0" w:line="270" w:lineRule="atLeast"/>
+        <w:rPr>
+          <w:rFonts w:ascii="Menlo" w:eastAsia="Times New Roman" w:hAnsi="Menlo" w:cs="Menlo"/>
+          <w:color w:val="BBBEBF"/>
+          <w:kern w:val="0"/>
+          <w:sz w:val="18"/>
+          <w:szCs w:val="18"/>
+          <w14:ligatures w14:val="none"/>
+        </w:rPr>
+      </w:pPr>
+      <w:r>
+        <w:rPr>
+          <w:rFonts w:ascii="Menlo" w:eastAsia="Times New Roman" w:hAnsi="Menlo" w:cs="Menlo"/>
+          <w:color w:val="BBBEBF"/>
+          <w:kern w:val="0"/>
+          <w:sz w:val="18"/>
+          <w:szCs w:val="18"/>
+          <w14:ligatures w14:val="none"/>
+        </w:rPr>
+        <w:t xml:space="preserve">            </w:t>
+      </w:r>
+      <w:proofErr w:type="spellStart"/>
+      <w:r>
+        <w:rPr>
+          <w:rFonts w:ascii="Menlo" w:eastAsia="Times New Roman" w:hAnsi="Menlo" w:cs="Menlo"/>
+          <w:color w:val="9CDCFE"/>
+          <w:kern w:val="0"/>
+          <w:sz w:val="18"/>
+          <w:szCs w:val="18"/>
+          <w14:ligatures w14:val="none"/>
+        </w:rPr>
+        <w:t>boosterFlame</w:t>
+      </w:r>
+      <w:r>
+        <w:rPr>
+          <w:rFonts w:ascii="Menlo" w:eastAsia="Times New Roman" w:hAnsi="Menlo" w:cs="Menlo"/>
+          <w:color w:val="D4D4D4"/>
+          <w:kern w:val="0"/>
+          <w:sz w:val="18"/>
+          <w:szCs w:val="18"/>
+          <w14:ligatures w14:val="none"/>
+        </w:rPr>
+        <w:t>.</w:t>
+      </w:r>
+      <w:r>
+        <w:rPr>
+          <w:rFonts w:ascii="Menlo" w:eastAsia="Times New Roman" w:hAnsi="Menlo" w:cs="Menlo"/>
+          <w:color w:val="D2A8FF"/>
+          <w:kern w:val="0"/>
+          <w:sz w:val="18"/>
+          <w:szCs w:val="18"/>
+          <w14:ligatures w14:val="none"/>
+        </w:rPr>
+        <w:t>SetActive</w:t>
+      </w:r>
+      <w:proofErr w:type="spellEnd"/>
+      <w:r>
+        <w:rPr>
+          <w:rFonts w:ascii="Menlo" w:eastAsia="Times New Roman" w:hAnsi="Menlo" w:cs="Menlo"/>
+          <w:color w:val="BBBEBF"/>
+          <w:kern w:val="0"/>
+          <w:sz w:val="18"/>
+          <w:szCs w:val="18"/>
+          <w14:ligatures w14:val="none"/>
+        </w:rPr>
+        <w:t>(</w:t>
+      </w:r>
+      <w:r>
+        <w:rPr>
+          <w:rFonts w:ascii="Menlo" w:eastAsia="Times New Roman" w:hAnsi="Menlo" w:cs="Menlo"/>
+          <w:color w:val="FF7B72"/>
+          <w:kern w:val="0"/>
+          <w:sz w:val="18"/>
+          <w:szCs w:val="18"/>
+          <w14:ligatures w14:val="none"/>
+        </w:rPr>
+        <w:t>false</w:t>
+      </w:r>
+      <w:r>
+        <w:rPr>
+          <w:rFonts w:ascii="Menlo" w:eastAsia="Times New Roman" w:hAnsi="Menlo" w:cs="Menlo"/>
+          <w:color w:val="BBBEBF"/>
+          <w:kern w:val="0"/>
+          <w:sz w:val="18"/>
+          <w:szCs w:val="18"/>
+          <w14:ligatures w14:val="none"/>
+        </w:rPr>
+        <w:t>);</w:t>
+      </w:r>
+    </w:p>
+    <w:p>
+      <w:pPr>
+        <w:shd w:val="clear" w:color="auto" w:fill="121314"/>
+        <w:spacing w:after="0" w:line="270" w:lineRule="atLeast"/>
+        <w:rPr>
+          <w:rFonts w:ascii="Menlo" w:eastAsia="Times New Roman" w:hAnsi="Menlo" w:cs="Menlo"/>
+          <w:color w:val="BBBEBF"/>
+          <w:kern w:val="0"/>
+          <w:sz w:val="18"/>
+          <w:szCs w:val="18"/>
+          <w14:ligatures w14:val="none"/>
+        </w:rPr>
+      </w:pPr>
+      <w:r>
+        <w:rPr>
+          <w:rFonts w:ascii="Menlo" w:eastAsia="Times New Roman" w:hAnsi="Menlo" w:cs="Menlo"/>
+          <w:color w:val="BBBEBF"/>
+          <w:kern w:val="0"/>
+          <w:sz w:val="18"/>
+          <w:szCs w:val="18"/>
+          <w14:ligatures w14:val="none"/>
+        </w:rPr>
+        <w:t xml:space="preserve">        }</w:t>
+      </w:r>
+    </w:p>
+    <w:p>
+      <w:pPr>
+        <w:shd w:val="clear" w:color="auto" w:fill="121314"/>
+        <w:spacing w:after="0" w:line="270" w:lineRule="atLeast"/>
+        <w:rPr>
+          <w:rFonts w:ascii="Menlo" w:eastAsia="Times New Roman" w:hAnsi="Menlo" w:cs="Menlo"/>
+          <w:color w:val="BBBEBF"/>
+          <w:kern w:val="0"/>
+          <w:sz w:val="18"/>
+          <w:szCs w:val="18"/>
+          <w14:ligatures w14:val="none"/>
+        </w:rPr>
+      </w:pPr>
+      <w:r>
+        <w:rPr>
+          <w:rFonts w:ascii="Menlo" w:eastAsia="Times New Roman" w:hAnsi="Menlo" w:cs="Menlo"/>
+          <w:color w:val="BBBEBF"/>
+          <w:kern w:val="0"/>
+          <w:sz w:val="18"/>
+          <w:szCs w:val="18"/>
+          <w14:ligatures w14:val="none"/>
+        </w:rPr>
+        <w:t xml:space="preserve">    }</w:t>
+      </w:r>
+    </w:p>
+    <w:p>
+      <w:pPr>
+        <w:shd w:val="clear" w:color="auto" w:fill="121314"/>
+        <w:spacing w:after="0" w:line="270" w:lineRule="atLeast"/>
+        <w:rPr>
+          <w:rFonts w:ascii="Menlo" w:eastAsia="Times New Roman" w:hAnsi="Menlo" w:cs="Menlo"/>
+          <w:color w:val="BBBEBF"/>
+          <w:kern w:val="0"/>
+          <w:sz w:val="18"/>
+          <w:szCs w:val="18"/>
+          <w14:ligatures w14:val="none"/>
+        </w:rPr>
+      </w:pPr>
+    </w:p>
+    <w:p>
+      <w:pPr>
+        <w:shd w:val="clear" w:color="auto" w:fill="121314"/>
+        <w:spacing w:after="0" w:line="270" w:lineRule="atLeast"/>
+        <w:rPr>
+          <w:rFonts w:ascii="Menlo" w:eastAsia="Times New Roman" w:hAnsi="Menlo" w:cs="Menlo"/>
+          <w:color w:val="BBBEBF"/>
+          <w:kern w:val="0"/>
+          <w:sz w:val="18"/>
+          <w:szCs w:val="18"/>
+          <w14:ligatures w14:val="none"/>
+        </w:rPr>
+      </w:pPr>
+      <w:r>
+        <w:rPr>
+          <w:rFonts w:ascii="Menlo" w:eastAsia="Times New Roman" w:hAnsi="Menlo" w:cs="Menlo"/>
+          <w:color w:val="BBBEBF"/>
+          <w:kern w:val="0"/>
+          <w:sz w:val="18"/>
+          <w:szCs w:val="18"/>
+          <w14:ligatures w14:val="none"/>
+        </w:rPr>
+        <w:t xml:space="preserve">    </w:t>
+      </w:r>
+      <w:r>
+        <w:rPr>
+          <w:rFonts w:ascii="Menlo" w:eastAsia="Times New Roman" w:hAnsi="Menlo" w:cs="Menlo"/>
+          <w:color w:val="FF7B72"/>
+          <w:kern w:val="0"/>
+          <w:sz w:val="18"/>
+          <w:szCs w:val="18"/>
+          <w14:ligatures w14:val="none"/>
+        </w:rPr>
+        <w:t>void</w:t>
+      </w:r>
+      <w:r>
+        <w:rPr>
+          <w:rFonts w:ascii="Menlo" w:eastAsia="Times New Roman" w:hAnsi="Menlo" w:cs="Menlo"/>
+          <w:color w:val="BBBEBF"/>
+          <w:kern w:val="0"/>
+          <w:sz w:val="18"/>
+          <w:szCs w:val="18"/>
+          <w14:ligatures w14:val="none"/>
+        </w:rPr>
+        <w:t xml:space="preserve"> </w:t>
+      </w:r>
+      <w:r>
+        <w:rPr>
+          <w:rFonts w:ascii="Menlo" w:eastAsia="Times New Roman" w:hAnsi="Menlo" w:cs="Menlo"/>
+          <w:color w:val="D2A8FF"/>
+          <w:kern w:val="0"/>
+          <w:sz w:val="18"/>
+          <w:szCs w:val="18"/>
+          <w14:ligatures w14:val="none"/>
+        </w:rPr>
+        <w:t>OnCollisionEnter2</w:t>
+      </w:r>
+      <w:proofErr w:type="gramStart"/>
+      <w:r>
+        <w:rPr>
+          <w:rFonts w:ascii="Menlo" w:eastAsia="Times New Roman" w:hAnsi="Menlo" w:cs="Menlo"/>
+          <w:color w:val="D2A8FF"/>
+          <w:kern w:val="0"/>
+          <w:sz w:val="18"/>
+          <w:szCs w:val="18"/>
+          <w14:ligatures w14:val="none"/>
+        </w:rPr>
+        <w:t>D</w:t>
+      </w:r>
+      <w:r>
+        <w:rPr>
+          <w:rFonts w:ascii="Menlo" w:eastAsia="Times New Roman" w:hAnsi="Menlo" w:cs="Menlo"/>
+          <w:color w:val="BBBEBF"/>
+          <w:kern w:val="0"/>
+          <w:sz w:val="18"/>
+          <w:szCs w:val="18"/>
+          <w14:ligatures w14:val="none"/>
+        </w:rPr>
+        <w:t>(</w:t>
+      </w:r>
+      <w:proofErr w:type="gramEnd"/>
+      <w:r>
+        <w:rPr>
+          <w:rFonts w:ascii="Menlo" w:eastAsia="Times New Roman" w:hAnsi="Menlo" w:cs="Menlo"/>
+          <w:color w:val="4EC9B0"/>
+          <w:kern w:val="0"/>
+          <w:sz w:val="18"/>
+          <w:szCs w:val="18"/>
+          <w14:ligatures w14:val="none"/>
+        </w:rPr>
+        <w:t>Collision2D</w:t>
+      </w:r>
+      <w:r>
+        <w:rPr>
+          <w:rFonts w:ascii="Menlo" w:eastAsia="Times New Roman" w:hAnsi="Menlo" w:cs="Menlo"/>
+          <w:color w:val="BBBEBF"/>
+          <w:kern w:val="0"/>
+          <w:sz w:val="18"/>
+          <w:szCs w:val="18"/>
+          <w14:ligatures w14:val="none"/>
+        </w:rPr>
+        <w:t xml:space="preserve"> </w:t>
+      </w:r>
+      <w:r>
+        <w:rPr>
+          <w:rFonts w:ascii="Menlo" w:eastAsia="Times New Roman" w:hAnsi="Menlo" w:cs="Menlo"/>
+          <w:color w:val="FFA657"/>
+          <w:kern w:val="0"/>
+          <w:sz w:val="18"/>
+          <w:szCs w:val="18"/>
+          <w14:ligatures w14:val="none"/>
+        </w:rPr>
+        <w:t>collision</w:t>
+      </w:r>
+      <w:r>
+        <w:rPr>
+          <w:rFonts w:ascii="Menlo" w:eastAsia="Times New Roman" w:hAnsi="Menlo" w:cs="Menlo"/>
+          <w:color w:val="BBBEBF"/>
+          <w:kern w:val="0"/>
+          <w:sz w:val="18"/>
+          <w:szCs w:val="18"/>
+          <w14:ligatures w14:val="none"/>
+        </w:rPr>
+        <w:t>)</w:t>
+      </w:r>
+    </w:p>
+    <w:p>
+      <w:pPr>
+        <w:shd w:val="clear" w:color="auto" w:fill="121314"/>
+        <w:spacing w:after="0" w:line="270" w:lineRule="atLeast"/>
+        <w:rPr>
+          <w:rFonts w:ascii="Menlo" w:eastAsia="Times New Roman" w:hAnsi="Menlo" w:cs="Menlo"/>
+          <w:color w:val="BBBEBF"/>
+          <w:kern w:val="0"/>
+          <w:sz w:val="18"/>
+          <w:szCs w:val="18"/>
+          <w14:ligatures w14:val="none"/>
+        </w:rPr>
+      </w:pPr>
+      <w:r>
+        <w:rPr>
+          <w:rFonts w:ascii="Menlo" w:eastAsia="Times New Roman" w:hAnsi="Menlo" w:cs="Menlo"/>
+          <w:color w:val="BBBEBF"/>
+          <w:kern w:val="0"/>
+          <w:sz w:val="18"/>
+          <w:szCs w:val="18"/>
+          <w14:ligatures w14:val="none"/>
+        </w:rPr>
+        <w:t xml:space="preserve">    {</w:t>
+      </w:r>
+    </w:p>
+    <w:p>
+      <w:pPr>
+        <w:shd w:val="clear" w:color="auto" w:fill="121314"/>
+        <w:spacing w:after="0" w:line="270" w:lineRule="atLeast"/>
+        <w:rPr>
+          <w:rFonts w:ascii="Menlo" w:eastAsia="Times New Roman" w:hAnsi="Menlo" w:cs="Menlo"/>
+          <w:color w:val="BBBEBF"/>
+          <w:kern w:val="0"/>
+          <w:sz w:val="18"/>
+          <w:szCs w:val="18"/>
+          <w14:ligatures w14:val="none"/>
+        </w:rPr>
+      </w:pPr>
+      <w:r>
+        <w:rPr>
+          <w:rFonts w:ascii="Menlo" w:eastAsia="Times New Roman" w:hAnsi="Menlo" w:cs="Menlo"/>
+          <w:color w:val="BBBEBF"/>
+          <w:kern w:val="0"/>
+          <w:sz w:val="18"/>
+          <w:szCs w:val="18"/>
+          <w14:ligatures w14:val="none"/>
+        </w:rPr>
         <w:t xml:space="preserve">        </w:t>
       </w:r>
       <w:r>
@@ -8658,13 +9429,13 @@
       <w:r>
         <w:rPr>
           <w:rFonts w:ascii="Menlo" w:eastAsia="Times New Roman" w:hAnsi="Menlo" w:cs="Menlo"/>
-          <w:color w:val="4EC9B0"/>
-          <w:kern w:val="0"/>
-          <w:sz w:val="18"/>
-          <w:szCs w:val="18"/>
-          <w14:ligatures w14:val="none"/>
-        </w:rPr>
-        <w:t>Mouse</w:t>
+          <w:color w:val="FFA657"/>
+          <w:kern w:val="0"/>
+          <w:sz w:val="18"/>
+          <w:szCs w:val="18"/>
+          <w14:ligatures w14:val="none"/>
+        </w:rPr>
+        <w:t>collision</w:t>
       </w:r>
       <w:r>
         <w:rPr>
@@ -8686,7 +9457,7 @@
           <w:szCs w:val="18"/>
           <w14:ligatures w14:val="none"/>
         </w:rPr>
-        <w:t>current</w:t>
+        <w:t>gameObject</w:t>
       </w:r>
       <w:r>
         <w:rPr>
@@ -8702,35 +9473,13 @@
       <w:r>
         <w:rPr>
           <w:rFonts w:ascii="Menlo" w:eastAsia="Times New Roman" w:hAnsi="Menlo" w:cs="Menlo"/>
-          <w:color w:val="C9D1D9"/>
-          <w:kern w:val="0"/>
-          <w:sz w:val="18"/>
-          <w:szCs w:val="18"/>
-          <w14:ligatures w14:val="none"/>
-        </w:rPr>
-        <w:t>leftButton</w:t>
-      </w:r>
-      <w:r>
-        <w:rPr>
-          <w:rFonts w:ascii="Menlo" w:eastAsia="Times New Roman" w:hAnsi="Menlo" w:cs="Menlo"/>
-          <w:color w:val="D4D4D4"/>
-          <w:kern w:val="0"/>
-          <w:sz w:val="18"/>
-          <w:szCs w:val="18"/>
-          <w14:ligatures w14:val="none"/>
-        </w:rPr>
-        <w:t>.</w:t>
-      </w:r>
-      <w:r>
-        <w:rPr>
-          <w:rFonts w:ascii="Menlo" w:eastAsia="Times New Roman" w:hAnsi="Menlo" w:cs="Menlo"/>
-          <w:color w:val="C9D1D9"/>
-          <w:kern w:val="0"/>
-          <w:sz w:val="18"/>
-          <w:szCs w:val="18"/>
-          <w14:ligatures w14:val="none"/>
-        </w:rPr>
-        <w:t>wasPressedThisFrame</w:t>
+          <w:color w:val="D2A8FF"/>
+          <w:kern w:val="0"/>
+          <w:sz w:val="18"/>
+          <w:szCs w:val="18"/>
+          <w14:ligatures w14:val="none"/>
+        </w:rPr>
+        <w:t>CompareTag</w:t>
       </w:r>
       <w:proofErr w:type="spellEnd"/>
       <w:proofErr w:type="gramEnd"/>
@@ -8743,7 +9492,29 @@
           <w:szCs w:val="18"/>
           <w14:ligatures w14:val="none"/>
         </w:rPr>
-        <w:t>)</w:t>
+        <w:t>(</w:t>
+      </w:r>
+      <w:r>
+        <w:rPr>
+          <w:rFonts w:ascii="Menlo" w:eastAsia="Times New Roman" w:hAnsi="Menlo" w:cs="Menlo"/>
+          <w:color w:val="A5D6FF"/>
+          <w:kern w:val="0"/>
+          <w:sz w:val="18"/>
+          <w:szCs w:val="18"/>
+          <w14:ligatures w14:val="none"/>
+        </w:rPr>
+        <w:t>"Obstacle"</w:t>
+      </w:r>
+      <w:r>
+        <w:rPr>
+          <w:rFonts w:ascii="Menlo" w:eastAsia="Times New Roman" w:hAnsi="Menlo" w:cs="Menlo"/>
+          <w:color w:val="BBBEBF"/>
+          <w:kern w:val="0"/>
+          <w:sz w:val="18"/>
+          <w:szCs w:val="18"/>
+          <w14:ligatures w14:val="none"/>
+        </w:rPr>
+        <w:t>))</w:t>
       </w:r>
     </w:p>
     <w:p>
@@ -8799,13 +9570,13 @@
       <w:r>
         <w:rPr>
           <w:rFonts w:ascii="Menlo" w:eastAsia="Times New Roman" w:hAnsi="Menlo" w:cs="Menlo"/>
-          <w:color w:val="9CDCFE"/>
-          <w:kern w:val="0"/>
-          <w:sz w:val="18"/>
-          <w:szCs w:val="18"/>
-          <w14:ligatures w14:val="none"/>
-        </w:rPr>
-        <w:t>boosterFlame</w:t>
+          <w:color w:val="4EC9B0"/>
+          <w:kern w:val="0"/>
+          <w:sz w:val="18"/>
+          <w:szCs w:val="18"/>
+          <w14:ligatures w14:val="none"/>
+        </w:rPr>
+        <w:t>Debug</w:t>
       </w:r>
       <w:r>
         <w:rPr>
@@ -8827,7 +9598,7 @@
           <w:szCs w:val="18"/>
           <w14:ligatures w14:val="none"/>
         </w:rPr>
-        <w:t>SetActive</w:t>
+        <w:t>Log</w:t>
       </w:r>
       <w:proofErr w:type="spellEnd"/>
       <w:r>
@@ -8844,13 +9615,13 @@
       <w:r>
         <w:rPr>
           <w:rFonts w:ascii="Menlo" w:eastAsia="Times New Roman" w:hAnsi="Menlo" w:cs="Menlo"/>
-          <w:color w:val="FF7B72"/>
-          <w:kern w:val="0"/>
-          <w:sz w:val="18"/>
-          <w:szCs w:val="18"/>
-          <w14:ligatures w14:val="none"/>
-        </w:rPr>
-        <w:t>true</w:t>
+          <w:color w:val="A5D6FF"/>
+          <w:kern w:val="0"/>
+          <w:sz w:val="18"/>
+          <w:szCs w:val="18"/>
+          <w14:ligatures w14:val="none"/>
+        </w:rPr>
+        <w:t>"Player collided with an obstacle!"</w:t>
       </w:r>
       <w:r>
         <w:rPr>
@@ -8880,13 +9651,13 @@
       <w:r>
         <w:rPr>
           <w:rFonts w:ascii="Menlo" w:eastAsia="Times New Roman" w:hAnsi="Menlo" w:cs="Menlo"/>
-          <w:color w:val="BBBEBF"/>
-          <w:kern w:val="0"/>
-          <w:sz w:val="18"/>
-          <w:szCs w:val="18"/>
-          <w14:ligatures w14:val="none"/>
-        </w:rPr>
-        <w:t xml:space="preserve">        }</w:t>
+          <w:color w:val="8B949E"/>
+          <w:kern w:val="0"/>
+          <w:sz w:val="18"/>
+          <w:szCs w:val="18"/>
+          <w14:ligatures w14:val="none"/>
+        </w:rPr>
+        <w:t xml:space="preserve">            // Handle collision logic here (e.g., reduce health, end game, etc.)</w:t>
       </w:r>
     </w:p>
     <w:p>
@@ -8911,18 +9682,178 @@
           <w:szCs w:val="18"/>
           <w14:ligatures w14:val="none"/>
         </w:rPr>
+        <w:t xml:space="preserve">        }</w:t>
+      </w:r>
+    </w:p>
+    <w:p>
+      <w:pPr>
+        <w:shd w:val="clear" w:color="auto" w:fill="121314"/>
+        <w:spacing w:after="0" w:line="270" w:lineRule="atLeast"/>
+        <w:rPr>
+          <w:rFonts w:ascii="Menlo" w:eastAsia="Times New Roman" w:hAnsi="Menlo" w:cs="Menlo"/>
+          <w:color w:val="BBBEBF"/>
+          <w:kern w:val="0"/>
+          <w:sz w:val="18"/>
+          <w:szCs w:val="18"/>
+          <w14:ligatures w14:val="none"/>
+        </w:rPr>
+      </w:pPr>
+    </w:p>
+    <w:p>
+      <w:pPr>
+        <w:shd w:val="clear" w:color="auto" w:fill="121314"/>
+        <w:spacing w:after="0" w:line="270" w:lineRule="atLeast"/>
+        <w:rPr>
+          <w:rFonts w:ascii="Menlo" w:eastAsia="Times New Roman" w:hAnsi="Menlo" w:cs="Menlo"/>
+          <w:color w:val="BBBEBF"/>
+          <w:kern w:val="0"/>
+          <w:sz w:val="18"/>
+          <w:szCs w:val="18"/>
+          <w14:ligatures w14:val="none"/>
+        </w:rPr>
+      </w:pPr>
+      <w:r>
+        <w:rPr>
+          <w:rFonts w:ascii="Menlo" w:eastAsia="Times New Roman" w:hAnsi="Menlo" w:cs="Menlo"/>
+          <w:color w:val="BBBEBF"/>
+          <w:kern w:val="0"/>
+          <w:sz w:val="18"/>
+          <w:szCs w:val="18"/>
+          <w14:ligatures w14:val="none"/>
+        </w:rPr>
         <w:t xml:space="preserve">        </w:t>
       </w:r>
       <w:r>
         <w:rPr>
           <w:rFonts w:ascii="Menlo" w:eastAsia="Times New Roman" w:hAnsi="Menlo" w:cs="Menlo"/>
-          <w:color w:val="C586C0"/>
-          <w:kern w:val="0"/>
-          <w:sz w:val="18"/>
-          <w:szCs w:val="18"/>
-          <w14:ligatures w14:val="none"/>
-        </w:rPr>
-        <w:t>else</w:t>
+          <w:color w:val="D2A8FF"/>
+          <w:kern w:val="0"/>
+          <w:sz w:val="18"/>
+          <w:szCs w:val="18"/>
+          <w14:ligatures w14:val="none"/>
+        </w:rPr>
+        <w:t>Destroy</w:t>
+      </w:r>
+      <w:r>
+        <w:rPr>
+          <w:rFonts w:ascii="Menlo" w:eastAsia="Times New Roman" w:hAnsi="Menlo" w:cs="Menlo"/>
+          <w:color w:val="BBBEBF"/>
+          <w:kern w:val="0"/>
+          <w:sz w:val="18"/>
+          <w:szCs w:val="18"/>
+          <w14:ligatures w14:val="none"/>
+        </w:rPr>
+        <w:t>(</w:t>
+      </w:r>
+      <w:proofErr w:type="spellStart"/>
+      <w:r>
+        <w:rPr>
+          <w:rFonts w:ascii="Menlo" w:eastAsia="Times New Roman" w:hAnsi="Menlo" w:cs="Menlo"/>
+          <w:color w:val="C9D1D9"/>
+          <w:kern w:val="0"/>
+          <w:sz w:val="18"/>
+          <w:szCs w:val="18"/>
+          <w14:ligatures w14:val="none"/>
+        </w:rPr>
+        <w:t>gameObject</w:t>
+      </w:r>
+      <w:proofErr w:type="spellEnd"/>
+      <w:r>
+        <w:rPr>
+          <w:rFonts w:ascii="Menlo" w:eastAsia="Times New Roman" w:hAnsi="Menlo" w:cs="Menlo"/>
+          <w:color w:val="BBBEBF"/>
+          <w:kern w:val="0"/>
+          <w:sz w:val="18"/>
+          <w:szCs w:val="18"/>
+          <w14:ligatures w14:val="none"/>
+        </w:rPr>
+        <w:t xml:space="preserve">); </w:t>
+      </w:r>
+      <w:r>
+        <w:rPr>
+          <w:rFonts w:ascii="Menlo" w:eastAsia="Times New Roman" w:hAnsi="Menlo" w:cs="Menlo"/>
+          <w:color w:val="8B949E"/>
+          <w:kern w:val="0"/>
+          <w:sz w:val="18"/>
+          <w:szCs w:val="18"/>
+          <w14:ligatures w14:val="none"/>
+        </w:rPr>
+        <w:t>// Destroy the obstacle on collision</w:t>
+      </w:r>
+    </w:p>
+    <w:p>
+      <w:pPr>
+        <w:shd w:val="clear" w:color="auto" w:fill="121314"/>
+        <w:spacing w:after="0" w:line="270" w:lineRule="atLeast"/>
+        <w:rPr>
+          <w:rFonts w:ascii="Menlo" w:eastAsia="Times New Roman" w:hAnsi="Menlo" w:cs="Menlo"/>
+          <w:color w:val="BBBEBF"/>
+          <w:kern w:val="0"/>
+          <w:sz w:val="18"/>
+          <w:szCs w:val="18"/>
+          <w14:ligatures w14:val="none"/>
+        </w:rPr>
+      </w:pPr>
+      <w:r>
+        <w:rPr>
+          <w:rFonts w:ascii="Menlo" w:eastAsia="Times New Roman" w:hAnsi="Menlo" w:cs="Menlo"/>
+          <w:color w:val="BBBEBF"/>
+          <w:kern w:val="0"/>
+          <w:sz w:val="18"/>
+          <w:szCs w:val="18"/>
+          <w14:ligatures w14:val="none"/>
+        </w:rPr>
+        <w:t xml:space="preserve">    }</w:t>
+      </w:r>
+    </w:p>
+    <w:p>
+      <w:pPr>
+        <w:shd w:val="clear" w:color="auto" w:fill="121314"/>
+        <w:spacing w:after="0" w:line="270" w:lineRule="atLeast"/>
+        <w:rPr>
+          <w:rFonts w:ascii="Menlo" w:eastAsia="Times New Roman" w:hAnsi="Menlo" w:cs="Menlo"/>
+          <w:color w:val="BBBEBF"/>
+          <w:kern w:val="0"/>
+          <w:sz w:val="18"/>
+          <w:szCs w:val="18"/>
+          <w14:ligatures w14:val="none"/>
+        </w:rPr>
+      </w:pPr>
+    </w:p>
+    <w:p>
+      <w:pPr>
+        <w:shd w:val="clear" w:color="auto" w:fill="121314"/>
+        <w:spacing w:after="0" w:line="270" w:lineRule="atLeast"/>
+        <w:rPr>
+          <w:rFonts w:ascii="Menlo" w:eastAsia="Times New Roman" w:hAnsi="Menlo" w:cs="Menlo"/>
+          <w:color w:val="BBBEBF"/>
+          <w:kern w:val="0"/>
+          <w:sz w:val="18"/>
+          <w:szCs w:val="18"/>
+          <w14:ligatures w14:val="none"/>
+        </w:rPr>
+      </w:pPr>
+      <w:r>
+        <w:rPr>
+          <w:rFonts w:ascii="Menlo" w:eastAsia="Times New Roman" w:hAnsi="Menlo" w:cs="Menlo"/>
+          <w:color w:val="BBBEBF"/>
+          <w:kern w:val="0"/>
+          <w:sz w:val="18"/>
+          <w:szCs w:val="18"/>
+          <w14:ligatures w14:val="none"/>
+        </w:rPr>
+        <w:t xml:space="preserve">    </w:t>
+      </w:r>
+      <w:r>
+        <w:rPr>
+          <w:rFonts w:ascii="Menlo" w:eastAsia="Times New Roman" w:hAnsi="Menlo" w:cs="Menlo"/>
+          <w:color w:val="FF7B72"/>
+          <w:kern w:val="0"/>
+          <w:sz w:val="18"/>
+          <w:szCs w:val="18"/>
+          <w14:ligatures w14:val="none"/>
+        </w:rPr>
+        <w:t>private</w:t>
       </w:r>
       <w:r>
         <w:rPr>
@@ -8938,37 +9869,215 @@
       <w:r>
         <w:rPr>
           <w:rFonts w:ascii="Menlo" w:eastAsia="Times New Roman" w:hAnsi="Menlo" w:cs="Menlo"/>
-          <w:color w:val="C586C0"/>
-          <w:kern w:val="0"/>
-          <w:sz w:val="18"/>
-          <w:szCs w:val="18"/>
-          <w14:ligatures w14:val="none"/>
-        </w:rPr>
-        <w:t>if</w:t>
-      </w:r>
-      <w:r>
-        <w:rPr>
-          <w:rFonts w:ascii="Menlo" w:eastAsia="Times New Roman" w:hAnsi="Menlo" w:cs="Menlo"/>
-          <w:color w:val="BBBEBF"/>
-          <w:kern w:val="0"/>
-          <w:sz w:val="18"/>
-          <w:szCs w:val="18"/>
-          <w14:ligatures w14:val="none"/>
-        </w:rPr>
-        <w:t xml:space="preserve"> (</w:t>
+          <w:color w:val="FF7B72"/>
+          <w:kern w:val="0"/>
+          <w:sz w:val="18"/>
+          <w:szCs w:val="18"/>
+          <w14:ligatures w14:val="none"/>
+        </w:rPr>
+        <w:t>void</w:t>
+      </w:r>
+      <w:r>
+        <w:rPr>
+          <w:rFonts w:ascii="Menlo" w:eastAsia="Times New Roman" w:hAnsi="Menlo" w:cs="Menlo"/>
+          <w:color w:val="BBBEBF"/>
+          <w:kern w:val="0"/>
+          <w:sz w:val="18"/>
+          <w:szCs w:val="18"/>
+          <w14:ligatures w14:val="none"/>
+        </w:rPr>
+        <w:t xml:space="preserve"> </w:t>
+      </w:r>
+      <w:proofErr w:type="gramStart"/>
+      <w:r>
+        <w:rPr>
+          <w:rFonts w:ascii="Menlo" w:eastAsia="Times New Roman" w:hAnsi="Menlo" w:cs="Menlo"/>
+          <w:color w:val="D2A8FF"/>
+          <w:kern w:val="0"/>
+          <w:sz w:val="18"/>
+          <w:szCs w:val="18"/>
+          <w14:ligatures w14:val="none"/>
+        </w:rPr>
+        <w:t>Awake</w:t>
+      </w:r>
+      <w:r>
+        <w:rPr>
+          <w:rFonts w:ascii="Menlo" w:eastAsia="Times New Roman" w:hAnsi="Menlo" w:cs="Menlo"/>
+          <w:color w:val="BBBEBF"/>
+          <w:kern w:val="0"/>
+          <w:sz w:val="18"/>
+          <w:szCs w:val="18"/>
+          <w14:ligatures w14:val="none"/>
+        </w:rPr>
+        <w:t>(</w:t>
+      </w:r>
+      <w:proofErr w:type="gramEnd"/>
+      <w:r>
+        <w:rPr>
+          <w:rFonts w:ascii="Menlo" w:eastAsia="Times New Roman" w:hAnsi="Menlo" w:cs="Menlo"/>
+          <w:color w:val="BBBEBF"/>
+          <w:kern w:val="0"/>
+          <w:sz w:val="18"/>
+          <w:szCs w:val="18"/>
+          <w14:ligatures w14:val="none"/>
+        </w:rPr>
+        <w:t>)</w:t>
+      </w:r>
+    </w:p>
+    <w:p>
+      <w:pPr>
+        <w:shd w:val="clear" w:color="auto" w:fill="121314"/>
+        <w:spacing w:after="0" w:line="270" w:lineRule="atLeast"/>
+        <w:rPr>
+          <w:rFonts w:ascii="Menlo" w:eastAsia="Times New Roman" w:hAnsi="Menlo" w:cs="Menlo"/>
+          <w:color w:val="BBBEBF"/>
+          <w:kern w:val="0"/>
+          <w:sz w:val="18"/>
+          <w:szCs w:val="18"/>
+          <w14:ligatures w14:val="none"/>
+        </w:rPr>
+      </w:pPr>
+      <w:r>
+        <w:rPr>
+          <w:rFonts w:ascii="Menlo" w:eastAsia="Times New Roman" w:hAnsi="Menlo" w:cs="Menlo"/>
+          <w:color w:val="BBBEBF"/>
+          <w:kern w:val="0"/>
+          <w:sz w:val="18"/>
+          <w:szCs w:val="18"/>
+          <w14:ligatures w14:val="none"/>
+        </w:rPr>
+        <w:t xml:space="preserve">    {</w:t>
+      </w:r>
+    </w:p>
+    <w:p>
+      <w:pPr>
+        <w:shd w:val="clear" w:color="auto" w:fill="121314"/>
+        <w:spacing w:after="0" w:line="270" w:lineRule="atLeast"/>
+        <w:rPr>
+          <w:rFonts w:ascii="Menlo" w:eastAsia="Times New Roman" w:hAnsi="Menlo" w:cs="Menlo"/>
+          <w:color w:val="BBBEBF"/>
+          <w:kern w:val="0"/>
+          <w:sz w:val="18"/>
+          <w:szCs w:val="18"/>
+          <w14:ligatures w14:val="none"/>
+        </w:rPr>
+      </w:pPr>
+      <w:r>
+        <w:rPr>
+          <w:rFonts w:ascii="Menlo" w:eastAsia="Times New Roman" w:hAnsi="Menlo" w:cs="Menlo"/>
+          <w:color w:val="BBBEBF"/>
+          <w:kern w:val="0"/>
+          <w:sz w:val="18"/>
+          <w:szCs w:val="18"/>
+          <w14:ligatures w14:val="none"/>
+        </w:rPr>
+        <w:t xml:space="preserve">        </w:t>
+      </w:r>
+      <w:proofErr w:type="spellStart"/>
+      <w:r>
+        <w:rPr>
+          <w:rFonts w:ascii="Menlo" w:eastAsia="Times New Roman" w:hAnsi="Menlo" w:cs="Menlo"/>
+          <w:color w:val="4EC9B0"/>
+          <w:kern w:val="0"/>
+          <w:sz w:val="18"/>
+          <w:szCs w:val="18"/>
+          <w14:ligatures w14:val="none"/>
+        </w:rPr>
+        <w:t>Debug</w:t>
+      </w:r>
+      <w:r>
+        <w:rPr>
+          <w:rFonts w:ascii="Menlo" w:eastAsia="Times New Roman" w:hAnsi="Menlo" w:cs="Menlo"/>
+          <w:color w:val="D4D4D4"/>
+          <w:kern w:val="0"/>
+          <w:sz w:val="18"/>
+          <w:szCs w:val="18"/>
+          <w14:ligatures w14:val="none"/>
+        </w:rPr>
+        <w:t>.</w:t>
+      </w:r>
+      <w:r>
+        <w:rPr>
+          <w:rFonts w:ascii="Menlo" w:eastAsia="Times New Roman" w:hAnsi="Menlo" w:cs="Menlo"/>
+          <w:color w:val="D2A8FF"/>
+          <w:kern w:val="0"/>
+          <w:sz w:val="18"/>
+          <w:szCs w:val="18"/>
+          <w14:ligatures w14:val="none"/>
+        </w:rPr>
+        <w:t>Log</w:t>
+      </w:r>
+      <w:proofErr w:type="spellEnd"/>
+      <w:r>
+        <w:rPr>
+          <w:rFonts w:ascii="Menlo" w:eastAsia="Times New Roman" w:hAnsi="Menlo" w:cs="Menlo"/>
+          <w:color w:val="BBBEBF"/>
+          <w:kern w:val="0"/>
+          <w:sz w:val="18"/>
+          <w:szCs w:val="18"/>
+          <w14:ligatures w14:val="none"/>
+        </w:rPr>
+        <w:t>(</w:t>
+      </w:r>
+      <w:r>
+        <w:rPr>
+          <w:rFonts w:ascii="Menlo" w:eastAsia="Times New Roman" w:hAnsi="Menlo" w:cs="Menlo"/>
+          <w:color w:val="A5D6FF"/>
+          <w:kern w:val="0"/>
+          <w:sz w:val="18"/>
+          <w:szCs w:val="18"/>
+          <w14:ligatures w14:val="none"/>
+        </w:rPr>
+        <w:t>"Awake"</w:t>
+      </w:r>
+      <w:r>
+        <w:rPr>
+          <w:rFonts w:ascii="Menlo" w:eastAsia="Times New Roman" w:hAnsi="Menlo" w:cs="Menlo"/>
+          <w:color w:val="BBBEBF"/>
+          <w:kern w:val="0"/>
+          <w:sz w:val="18"/>
+          <w:szCs w:val="18"/>
+          <w14:ligatures w14:val="none"/>
+        </w:rPr>
+        <w:t>);</w:t>
+      </w:r>
+    </w:p>
+    <w:p>
+      <w:pPr>
+        <w:shd w:val="clear" w:color="auto" w:fill="121314"/>
+        <w:spacing w:after="0" w:line="270" w:lineRule="atLeast"/>
+        <w:rPr>
+          <w:rFonts w:ascii="Menlo" w:eastAsia="Times New Roman" w:hAnsi="Menlo" w:cs="Menlo"/>
+          <w:color w:val="BBBEBF"/>
+          <w:kern w:val="0"/>
+          <w:sz w:val="18"/>
+          <w:szCs w:val="18"/>
+          <w14:ligatures w14:val="none"/>
+        </w:rPr>
+      </w:pPr>
+      <w:r>
+        <w:rPr>
+          <w:rFonts w:ascii="Menlo" w:eastAsia="Times New Roman" w:hAnsi="Menlo" w:cs="Menlo"/>
+          <w:color w:val="BBBEBF"/>
+          <w:kern w:val="0"/>
+          <w:sz w:val="18"/>
+          <w:szCs w:val="18"/>
+          <w14:ligatures w14:val="none"/>
+        </w:rPr>
+        <w:t xml:space="preserve">        </w:t>
       </w:r>
       <w:proofErr w:type="spellStart"/>
       <w:proofErr w:type="gramStart"/>
       <w:r>
         <w:rPr>
           <w:rFonts w:ascii="Menlo" w:eastAsia="Times New Roman" w:hAnsi="Menlo" w:cs="Menlo"/>
-          <w:color w:val="4EC9B0"/>
-          <w:kern w:val="0"/>
-          <w:sz w:val="18"/>
-          <w:szCs w:val="18"/>
-          <w14:ligatures w14:val="none"/>
-        </w:rPr>
-        <w:t>Mouse</w:t>
+          <w:color w:val="9CDCFE"/>
+          <w:kern w:val="0"/>
+          <w:sz w:val="18"/>
+          <w:szCs w:val="18"/>
+          <w14:ligatures w14:val="none"/>
+        </w:rPr>
+        <w:t>panel</w:t>
       </w:r>
       <w:r>
         <w:rPr>
@@ -8984,57 +10093,13 @@
       <w:r>
         <w:rPr>
           <w:rFonts w:ascii="Menlo" w:eastAsia="Times New Roman" w:hAnsi="Menlo" w:cs="Menlo"/>
-          <w:color w:val="C9D1D9"/>
-          <w:kern w:val="0"/>
-          <w:sz w:val="18"/>
-          <w:szCs w:val="18"/>
-          <w14:ligatures w14:val="none"/>
-        </w:rPr>
-        <w:t>current</w:t>
-      </w:r>
-      <w:r>
-        <w:rPr>
-          <w:rFonts w:ascii="Menlo" w:eastAsia="Times New Roman" w:hAnsi="Menlo" w:cs="Menlo"/>
-          <w:color w:val="D4D4D4"/>
-          <w:kern w:val="0"/>
-          <w:sz w:val="18"/>
-          <w:szCs w:val="18"/>
-          <w14:ligatures w14:val="none"/>
-        </w:rPr>
-        <w:t>.</w:t>
-      </w:r>
-      <w:r>
-        <w:rPr>
-          <w:rFonts w:ascii="Menlo" w:eastAsia="Times New Roman" w:hAnsi="Menlo" w:cs="Menlo"/>
-          <w:color w:val="C9D1D9"/>
-          <w:kern w:val="0"/>
-          <w:sz w:val="18"/>
-          <w:szCs w:val="18"/>
-          <w14:ligatures w14:val="none"/>
-        </w:rPr>
-        <w:t>leftButton</w:t>
-      </w:r>
-      <w:r>
-        <w:rPr>
-          <w:rFonts w:ascii="Menlo" w:eastAsia="Times New Roman" w:hAnsi="Menlo" w:cs="Menlo"/>
-          <w:color w:val="D4D4D4"/>
-          <w:kern w:val="0"/>
-          <w:sz w:val="18"/>
-          <w:szCs w:val="18"/>
-          <w14:ligatures w14:val="none"/>
-        </w:rPr>
-        <w:t>.</w:t>
-      </w:r>
-      <w:r>
-        <w:rPr>
-          <w:rFonts w:ascii="Menlo" w:eastAsia="Times New Roman" w:hAnsi="Menlo" w:cs="Menlo"/>
-          <w:color w:val="C9D1D9"/>
-          <w:kern w:val="0"/>
-          <w:sz w:val="18"/>
-          <w:szCs w:val="18"/>
-          <w14:ligatures w14:val="none"/>
-        </w:rPr>
-        <w:t>wasReleasedThisFrame</w:t>
+          <w:color w:val="D2A8FF"/>
+          <w:kern w:val="0"/>
+          <w:sz w:val="18"/>
+          <w:szCs w:val="18"/>
+          <w14:ligatures w14:val="none"/>
+        </w:rPr>
+        <w:t>RegisterUIReloadCallback</w:t>
       </w:r>
       <w:proofErr w:type="spellEnd"/>
       <w:proofErr w:type="gramEnd"/>
@@ -9047,7 +10112,31 @@
           <w:szCs w:val="18"/>
           <w14:ligatures w14:val="none"/>
         </w:rPr>
-        <w:t>)</w:t>
+        <w:t>(</w:t>
+      </w:r>
+      <w:proofErr w:type="spellStart"/>
+      <w:r>
+        <w:rPr>
+          <w:rFonts w:ascii="Menlo" w:eastAsia="Times New Roman" w:hAnsi="Menlo" w:cs="Menlo"/>
+          <w:color w:val="D2A8FF"/>
+          <w:kern w:val="0"/>
+          <w:sz w:val="18"/>
+          <w:szCs w:val="18"/>
+          <w14:ligatures w14:val="none"/>
+        </w:rPr>
+        <w:t>OnUIReload</w:t>
+      </w:r>
+      <w:proofErr w:type="spellEnd"/>
+      <w:r>
+        <w:rPr>
+          <w:rFonts w:ascii="Menlo" w:eastAsia="Times New Roman" w:hAnsi="Menlo" w:cs="Menlo"/>
+          <w:color w:val="BBBEBF"/>
+          <w:kern w:val="0"/>
+          <w:sz w:val="18"/>
+          <w:szCs w:val="18"/>
+          <w14:ligatures w14:val="none"/>
+        </w:rPr>
+        <w:t>);</w:t>
       </w:r>
     </w:p>
     <w:p>
@@ -9072,7 +10161,7 @@
           <w:szCs w:val="18"/>
           <w14:ligatures w14:val="none"/>
         </w:rPr>
-        <w:t xml:space="preserve">        {</w:t>
+        <w:t xml:space="preserve">    }</w:t>
       </w:r>
     </w:p>
     <w:p>
@@ -9088,85 +10177,6 @@
           <w14:ligatures w14:val="none"/>
         </w:rPr>
       </w:pPr>
-      <w:r>
-        <w:rPr>
-          <w:rFonts w:ascii="Menlo" w:eastAsia="Times New Roman" w:hAnsi="Menlo" w:cs="Menlo"/>
-          <w:color w:val="BBBEBF"/>
-          <w:kern w:val="0"/>
-          <w:sz w:val="18"/>
-          <w:szCs w:val="18"/>
-          <w14:ligatures w14:val="none"/>
-        </w:rPr>
-        <w:t xml:space="preserve">            </w:t>
-      </w:r>
-      <w:proofErr w:type="spellStart"/>
-      <w:r>
-        <w:rPr>
-          <w:rFonts w:ascii="Menlo" w:eastAsia="Times New Roman" w:hAnsi="Menlo" w:cs="Menlo"/>
-          <w:color w:val="9CDCFE"/>
-          <w:kern w:val="0"/>
-          <w:sz w:val="18"/>
-          <w:szCs w:val="18"/>
-          <w14:ligatures w14:val="none"/>
-        </w:rPr>
-        <w:t>boosterFlame</w:t>
-      </w:r>
-      <w:r>
-        <w:rPr>
-          <w:rFonts w:ascii="Menlo" w:eastAsia="Times New Roman" w:hAnsi="Menlo" w:cs="Menlo"/>
-          <w:color w:val="D4D4D4"/>
-          <w:kern w:val="0"/>
-          <w:sz w:val="18"/>
-          <w:szCs w:val="18"/>
-          <w14:ligatures w14:val="none"/>
-        </w:rPr>
-        <w:t>.</w:t>
-      </w:r>
-      <w:r>
-        <w:rPr>
-          <w:rFonts w:ascii="Menlo" w:eastAsia="Times New Roman" w:hAnsi="Menlo" w:cs="Menlo"/>
-          <w:color w:val="D2A8FF"/>
-          <w:kern w:val="0"/>
-          <w:sz w:val="18"/>
-          <w:szCs w:val="18"/>
-          <w14:ligatures w14:val="none"/>
-        </w:rPr>
-        <w:t>SetActive</w:t>
-      </w:r>
-      <w:proofErr w:type="spellEnd"/>
-      <w:r>
-        <w:rPr>
-          <w:rFonts w:ascii="Menlo" w:eastAsia="Times New Roman" w:hAnsi="Menlo" w:cs="Menlo"/>
-          <w:color w:val="BBBEBF"/>
-          <w:kern w:val="0"/>
-          <w:sz w:val="18"/>
-          <w:szCs w:val="18"/>
-          <w14:ligatures w14:val="none"/>
-        </w:rPr>
-        <w:t>(</w:t>
-      </w:r>
-      <w:r>
-        <w:rPr>
-          <w:rFonts w:ascii="Menlo" w:eastAsia="Times New Roman" w:hAnsi="Menlo" w:cs="Menlo"/>
-          <w:color w:val="FF7B72"/>
-          <w:kern w:val="0"/>
-          <w:sz w:val="18"/>
-          <w:szCs w:val="18"/>
-          <w14:ligatures w14:val="none"/>
-        </w:rPr>
-        <w:t>false</w:t>
-      </w:r>
-      <w:r>
-        <w:rPr>
-          <w:rFonts w:ascii="Menlo" w:eastAsia="Times New Roman" w:hAnsi="Menlo" w:cs="Menlo"/>
-          <w:color w:val="BBBEBF"/>
-          <w:kern w:val="0"/>
-          <w:sz w:val="18"/>
-          <w:szCs w:val="18"/>
-          <w14:ligatures w14:val="none"/>
-        </w:rPr>
-        <w:t>);</w:t>
-      </w:r>
     </w:p>
     <w:p>
       <w:pPr>
@@ -9190,7 +10200,88 @@
           <w:szCs w:val="18"/>
           <w14:ligatures w14:val="none"/>
         </w:rPr>
-        <w:t xml:space="preserve">        }</w:t>
+        <w:t xml:space="preserve">    </w:t>
+      </w:r>
+      <w:r>
+        <w:rPr>
+          <w:rFonts w:ascii="Menlo" w:eastAsia="Times New Roman" w:hAnsi="Menlo" w:cs="Menlo"/>
+          <w:color w:val="FF7B72"/>
+          <w:kern w:val="0"/>
+          <w:sz w:val="18"/>
+          <w:szCs w:val="18"/>
+          <w14:ligatures w14:val="none"/>
+        </w:rPr>
+        <w:t>private</w:t>
+      </w:r>
+      <w:r>
+        <w:rPr>
+          <w:rFonts w:ascii="Menlo" w:eastAsia="Times New Roman" w:hAnsi="Menlo" w:cs="Menlo"/>
+          <w:color w:val="BBBEBF"/>
+          <w:kern w:val="0"/>
+          <w:sz w:val="18"/>
+          <w:szCs w:val="18"/>
+          <w14:ligatures w14:val="none"/>
+        </w:rPr>
+        <w:t xml:space="preserve"> </w:t>
+      </w:r>
+      <w:r>
+        <w:rPr>
+          <w:rFonts w:ascii="Menlo" w:eastAsia="Times New Roman" w:hAnsi="Menlo" w:cs="Menlo"/>
+          <w:color w:val="FF7B72"/>
+          <w:kern w:val="0"/>
+          <w:sz w:val="18"/>
+          <w:szCs w:val="18"/>
+          <w14:ligatures w14:val="none"/>
+        </w:rPr>
+        <w:t>void</w:t>
+      </w:r>
+      <w:r>
+        <w:rPr>
+          <w:rFonts w:ascii="Menlo" w:eastAsia="Times New Roman" w:hAnsi="Menlo" w:cs="Menlo"/>
+          <w:color w:val="BBBEBF"/>
+          <w:kern w:val="0"/>
+          <w:sz w:val="18"/>
+          <w:szCs w:val="18"/>
+          <w14:ligatures w14:val="none"/>
+        </w:rPr>
+        <w:t xml:space="preserve"> </w:t>
+      </w:r>
+      <w:proofErr w:type="spellStart"/>
+      <w:proofErr w:type="gramStart"/>
+      <w:r>
+        <w:rPr>
+          <w:rFonts w:ascii="Menlo" w:eastAsia="Times New Roman" w:hAnsi="Menlo" w:cs="Menlo"/>
+          <w:color w:val="D2A8FF"/>
+          <w:kern w:val="0"/>
+          <w:sz w:val="18"/>
+          <w:szCs w:val="18"/>
+          <w14:ligatures w14:val="none"/>
+        </w:rPr>
+        <w:t>OnEnable</w:t>
+      </w:r>
+      <w:proofErr w:type="spellEnd"/>
+      <w:r>
+        <w:rPr>
+          <w:rFonts w:ascii="Menlo" w:eastAsia="Times New Roman" w:hAnsi="Menlo" w:cs="Menlo"/>
+          <w:color w:val="BBBEBF"/>
+          <w:kern w:val="0"/>
+          <w:sz w:val="18"/>
+          <w:szCs w:val="18"/>
+          <w14:ligatures w14:val="none"/>
+        </w:rPr>
+        <w:t>(</w:t>
+      </w:r>
+      <w:proofErr w:type="gramEnd"/>
+      <w:r>
+        <w:rPr>
+          <w:rFonts w:ascii="Menlo" w:eastAsia="Times New Roman" w:hAnsi="Menlo" w:cs="Menlo"/>
+          <w:color w:val="BBBEBF"/>
+          <w:kern w:val="0"/>
+          <w:sz w:val="18"/>
+          <w:szCs w:val="18"/>
+          <w14:ligatures w14:val="none"/>
+        </w:rPr>
+        <w:t>)</w:t>
       </w:r>
     </w:p>
     <w:p>
@@ -9215,7 +10306,7 @@
           <w:szCs w:val="18"/>
           <w14:ligatures w14:val="none"/>
         </w:rPr>
-        <w:t xml:space="preserve">    }</w:t>
+        <w:t xml:space="preserve">    {</w:t>
       </w:r>
     </w:p>
     <w:p>
@@ -9231,6 +10322,85 @@
           <w14:ligatures w14:val="none"/>
         </w:rPr>
       </w:pPr>
+      <w:r>
+        <w:rPr>
+          <w:rFonts w:ascii="Menlo" w:eastAsia="Times New Roman" w:hAnsi="Menlo" w:cs="Menlo"/>
+          <w:color w:val="BBBEBF"/>
+          <w:kern w:val="0"/>
+          <w:sz w:val="18"/>
+          <w:szCs w:val="18"/>
+          <w14:ligatures w14:val="none"/>
+        </w:rPr>
+        <w:t xml:space="preserve">        </w:t>
+      </w:r>
+      <w:proofErr w:type="spellStart"/>
+      <w:r>
+        <w:rPr>
+          <w:rFonts w:ascii="Menlo" w:eastAsia="Times New Roman" w:hAnsi="Menlo" w:cs="Menlo"/>
+          <w:color w:val="4EC9B0"/>
+          <w:kern w:val="0"/>
+          <w:sz w:val="18"/>
+          <w:szCs w:val="18"/>
+          <w14:ligatures w14:val="none"/>
+        </w:rPr>
+        <w:t>Debug</w:t>
+      </w:r>
+      <w:r>
+        <w:rPr>
+          <w:rFonts w:ascii="Menlo" w:eastAsia="Times New Roman" w:hAnsi="Menlo" w:cs="Menlo"/>
+          <w:color w:val="D4D4D4"/>
+          <w:kern w:val="0"/>
+          <w:sz w:val="18"/>
+          <w:szCs w:val="18"/>
+          <w14:ligatures w14:val="none"/>
+        </w:rPr>
+        <w:t>.</w:t>
+      </w:r>
+      <w:r>
+        <w:rPr>
+          <w:rFonts w:ascii="Menlo" w:eastAsia="Times New Roman" w:hAnsi="Menlo" w:cs="Menlo"/>
+          <w:color w:val="D2A8FF"/>
+          <w:kern w:val="0"/>
+          <w:sz w:val="18"/>
+          <w:szCs w:val="18"/>
+          <w14:ligatures w14:val="none"/>
+        </w:rPr>
+        <w:t>Log</w:t>
+      </w:r>
+      <w:proofErr w:type="spellEnd"/>
+      <w:r>
+        <w:rPr>
+          <w:rFonts w:ascii="Menlo" w:eastAsia="Times New Roman" w:hAnsi="Menlo" w:cs="Menlo"/>
+          <w:color w:val="BBBEBF"/>
+          <w:kern w:val="0"/>
+          <w:sz w:val="18"/>
+          <w:szCs w:val="18"/>
+          <w14:ligatures w14:val="none"/>
+        </w:rPr>
+        <w:t>(</w:t>
+      </w:r>
+      <w:r>
+        <w:rPr>
+          <w:rFonts w:ascii="Menlo" w:eastAsia="Times New Roman" w:hAnsi="Menlo" w:cs="Menlo"/>
+          <w:color w:val="A5D6FF"/>
+          <w:kern w:val="0"/>
+          <w:sz w:val="18"/>
+          <w:szCs w:val="18"/>
+          <w14:ligatures w14:val="none"/>
+        </w:rPr>
+        <w:t>"On Enable"</w:t>
+      </w:r>
+      <w:r>
+        <w:rPr>
+          <w:rFonts w:ascii="Menlo" w:eastAsia="Times New Roman" w:hAnsi="Menlo" w:cs="Menlo"/>
+          <w:color w:val="BBBEBF"/>
+          <w:kern w:val="0"/>
+          <w:sz w:val="18"/>
+          <w:szCs w:val="18"/>
+          <w14:ligatures w14:val="none"/>
+        </w:rPr>
+        <w:t>);</w:t>
+      </w:r>
     </w:p>
     <w:p>
       <w:pPr>
@@ -9254,108 +10424,7 @@
           <w:szCs w:val="18"/>
           <w14:ligatures w14:val="none"/>
         </w:rPr>
-        <w:t xml:space="preserve">    </w:t>
-      </w:r>
-      <w:r>
-        <w:rPr>
-          <w:rFonts w:ascii="Menlo" w:eastAsia="Times New Roman" w:hAnsi="Menlo" w:cs="Menlo"/>
-          <w:color w:val="FF7B72"/>
-          <w:kern w:val="0"/>
-          <w:sz w:val="18"/>
-          <w:szCs w:val="18"/>
-          <w14:ligatures w14:val="none"/>
-        </w:rPr>
-        <w:t>void</w:t>
-      </w:r>
-      <w:r>
-        <w:rPr>
-          <w:rFonts w:ascii="Menlo" w:eastAsia="Times New Roman" w:hAnsi="Menlo" w:cs="Menlo"/>
-          <w:color w:val="BBBEBF"/>
-          <w:kern w:val="0"/>
-          <w:sz w:val="18"/>
-          <w:szCs w:val="18"/>
-          <w14:ligatures w14:val="none"/>
-        </w:rPr>
-        <w:t xml:space="preserve"> </w:t>
-      </w:r>
-      <w:r>
-        <w:rPr>
-          <w:rFonts w:ascii="Menlo" w:eastAsia="Times New Roman" w:hAnsi="Menlo" w:cs="Menlo"/>
-          <w:color w:val="D2A8FF"/>
-          <w:kern w:val="0"/>
-          <w:sz w:val="18"/>
-          <w:szCs w:val="18"/>
-          <w14:ligatures w14:val="none"/>
-        </w:rPr>
-        <w:t>OnCollisionEnter2</w:t>
-      </w:r>
-      <w:proofErr w:type="gramStart"/>
-      <w:r>
-        <w:rPr>
-          <w:rFonts w:ascii="Menlo" w:eastAsia="Times New Roman" w:hAnsi="Menlo" w:cs="Menlo"/>
-          <w:color w:val="D2A8FF"/>
-          <w:kern w:val="0"/>
-          <w:sz w:val="18"/>
-          <w:szCs w:val="18"/>
-          <w14:ligatures w14:val="none"/>
-        </w:rPr>
-        <w:t>D</w:t>
-      </w:r>
-      <w:r>
-        <w:rPr>
-          <w:rFonts w:ascii="Menlo" w:eastAsia="Times New Roman" w:hAnsi="Menlo" w:cs="Menlo"/>
-          <w:color w:val="BBBEBF"/>
-          <w:kern w:val="0"/>
-          <w:sz w:val="18"/>
-          <w:szCs w:val="18"/>
-          <w14:ligatures w14:val="none"/>
-        </w:rPr>
-        <w:t>(</w:t>
-      </w:r>
-      <w:proofErr w:type="gramEnd"/>
-      <w:r>
-        <w:rPr>
-          <w:rFonts w:ascii="Menlo" w:eastAsia="Times New Roman" w:hAnsi="Menlo" w:cs="Menlo"/>
-          <w:color w:val="4EC9B0"/>
-          <w:kern w:val="0"/>
-          <w:sz w:val="18"/>
-          <w:szCs w:val="18"/>
-          <w14:ligatures w14:val="none"/>
-        </w:rPr>
-        <w:t>Collision2D</w:t>
-      </w:r>
-      <w:r>
-        <w:rPr>
-          <w:rFonts w:ascii="Menlo" w:eastAsia="Times New Roman" w:hAnsi="Menlo" w:cs="Menlo"/>
-          <w:color w:val="BBBEBF"/>
-          <w:kern w:val="0"/>
-          <w:sz w:val="18"/>
-          <w:szCs w:val="18"/>
-          <w14:ligatures w14:val="none"/>
-        </w:rPr>
-        <w:t xml:space="preserve"> </w:t>
-      </w:r>
-      <w:r>
-        <w:rPr>
-          <w:rFonts w:ascii="Menlo" w:eastAsia="Times New Roman" w:hAnsi="Menlo" w:cs="Menlo"/>
-          <w:color w:val="FFA657"/>
-          <w:kern w:val="0"/>
-          <w:sz w:val="18"/>
-          <w:szCs w:val="18"/>
-          <w14:ligatures w14:val="none"/>
-        </w:rPr>
-        <w:t>collision</w:t>
-      </w:r>
-      <w:r>
-        <w:rPr>
-          <w:rFonts w:ascii="Menlo" w:eastAsia="Times New Roman" w:hAnsi="Menlo" w:cs="Menlo"/>
-          <w:color w:val="BBBEBF"/>
-          <w:kern w:val="0"/>
-          <w:sz w:val="18"/>
-          <w:szCs w:val="18"/>
-          <w14:ligatures w14:val="none"/>
-        </w:rPr>
-        <w:t>)</w:t>
+        <w:t xml:space="preserve">    }</w:t>
       </w:r>
     </w:p>
     <w:p>
@@ -9371,17 +10440,6 @@
           <w14:ligatures w14:val="none"/>
         </w:rPr>
       </w:pPr>
-      <w:r>
-        <w:rPr>
-          <w:rFonts w:ascii="Menlo" w:eastAsia="Times New Roman" w:hAnsi="Menlo" w:cs="Menlo"/>
-          <w:color w:val="BBBEBF"/>
-          <w:kern w:val="0"/>
-          <w:sz w:val="18"/>
-          <w:szCs w:val="18"/>
-          <w14:ligatures w14:val="none"/>
-        </w:rPr>
-        <w:t xml:space="preserve">    {</w:t>
-      </w:r>
     </w:p>
     <w:p>
       <w:pPr>
@@ -9405,42 +10463,151 @@
           <w:szCs w:val="18"/>
           <w14:ligatures w14:val="none"/>
         </w:rPr>
-        <w:t xml:space="preserve">        </w:t>
-      </w:r>
-      <w:r>
-        <w:rPr>
-          <w:rFonts w:ascii="Menlo" w:eastAsia="Times New Roman" w:hAnsi="Menlo" w:cs="Menlo"/>
-          <w:color w:val="C586C0"/>
-          <w:kern w:val="0"/>
-          <w:sz w:val="18"/>
-          <w:szCs w:val="18"/>
-          <w14:ligatures w14:val="none"/>
-        </w:rPr>
-        <w:t>if</w:t>
-      </w:r>
-      <w:r>
-        <w:rPr>
-          <w:rFonts w:ascii="Menlo" w:eastAsia="Times New Roman" w:hAnsi="Menlo" w:cs="Menlo"/>
-          <w:color w:val="BBBEBF"/>
-          <w:kern w:val="0"/>
-          <w:sz w:val="18"/>
-          <w:szCs w:val="18"/>
-          <w14:ligatures w14:val="none"/>
-        </w:rPr>
-        <w:t xml:space="preserve"> (</w:t>
+        <w:t xml:space="preserve">    </w:t>
+      </w:r>
+      <w:r>
+        <w:rPr>
+          <w:rFonts w:ascii="Menlo" w:eastAsia="Times New Roman" w:hAnsi="Menlo" w:cs="Menlo"/>
+          <w:color w:val="FF7B72"/>
+          <w:kern w:val="0"/>
+          <w:sz w:val="18"/>
+          <w:szCs w:val="18"/>
+          <w14:ligatures w14:val="none"/>
+        </w:rPr>
+        <w:t>private</w:t>
+      </w:r>
+      <w:r>
+        <w:rPr>
+          <w:rFonts w:ascii="Menlo" w:eastAsia="Times New Roman" w:hAnsi="Menlo" w:cs="Menlo"/>
+          <w:color w:val="BBBEBF"/>
+          <w:kern w:val="0"/>
+          <w:sz w:val="18"/>
+          <w:szCs w:val="18"/>
+          <w14:ligatures w14:val="none"/>
+        </w:rPr>
+        <w:t xml:space="preserve"> </w:t>
+      </w:r>
+      <w:r>
+        <w:rPr>
+          <w:rFonts w:ascii="Menlo" w:eastAsia="Times New Roman" w:hAnsi="Menlo" w:cs="Menlo"/>
+          <w:color w:val="FF7B72"/>
+          <w:kern w:val="0"/>
+          <w:sz w:val="18"/>
+          <w:szCs w:val="18"/>
+          <w14:ligatures w14:val="none"/>
+        </w:rPr>
+        <w:t>void</w:t>
+      </w:r>
+      <w:r>
+        <w:rPr>
+          <w:rFonts w:ascii="Menlo" w:eastAsia="Times New Roman" w:hAnsi="Menlo" w:cs="Menlo"/>
+          <w:color w:val="BBBEBF"/>
+          <w:kern w:val="0"/>
+          <w:sz w:val="18"/>
+          <w:szCs w:val="18"/>
+          <w14:ligatures w14:val="none"/>
+        </w:rPr>
+        <w:t xml:space="preserve"> </w:t>
       </w:r>
       <w:proofErr w:type="spellStart"/>
       <w:proofErr w:type="gramStart"/>
       <w:r>
         <w:rPr>
           <w:rFonts w:ascii="Menlo" w:eastAsia="Times New Roman" w:hAnsi="Menlo" w:cs="Menlo"/>
-          <w:color w:val="FFA657"/>
-          <w:kern w:val="0"/>
-          <w:sz w:val="18"/>
-          <w:szCs w:val="18"/>
-          <w14:ligatures w14:val="none"/>
-        </w:rPr>
-        <w:t>collision</w:t>
+          <w:color w:val="D2A8FF"/>
+          <w:kern w:val="0"/>
+          <w:sz w:val="18"/>
+          <w:szCs w:val="18"/>
+          <w14:ligatures w14:val="none"/>
+        </w:rPr>
+        <w:t>OnDestroy</w:t>
+      </w:r>
+      <w:proofErr w:type="spellEnd"/>
+      <w:r>
+        <w:rPr>
+          <w:rFonts w:ascii="Menlo" w:eastAsia="Times New Roman" w:hAnsi="Menlo" w:cs="Menlo"/>
+          <w:color w:val="BBBEBF"/>
+          <w:kern w:val="0"/>
+          <w:sz w:val="18"/>
+          <w:szCs w:val="18"/>
+          <w14:ligatures w14:val="none"/>
+        </w:rPr>
+        <w:t>(</w:t>
+      </w:r>
+      <w:proofErr w:type="gramEnd"/>
+      <w:r>
+        <w:rPr>
+          <w:rFonts w:ascii="Menlo" w:eastAsia="Times New Roman" w:hAnsi="Menlo" w:cs="Menlo"/>
+          <w:color w:val="BBBEBF"/>
+          <w:kern w:val="0"/>
+          <w:sz w:val="18"/>
+          <w:szCs w:val="18"/>
+          <w14:ligatures w14:val="none"/>
+        </w:rPr>
+        <w:t>)</w:t>
+      </w:r>
+    </w:p>
+    <w:p>
+      <w:pPr>
+        <w:shd w:val="clear" w:color="auto" w:fill="121314"/>
+        <w:spacing w:after="0" w:line="270" w:lineRule="atLeast"/>
+        <w:rPr>
+          <w:rFonts w:ascii="Menlo" w:eastAsia="Times New Roman" w:hAnsi="Menlo" w:cs="Menlo"/>
+          <w:color w:val="BBBEBF"/>
+          <w:kern w:val="0"/>
+          <w:sz w:val="18"/>
+          <w:szCs w:val="18"/>
+          <w14:ligatures w14:val="none"/>
+        </w:rPr>
+      </w:pPr>
+      <w:r>
+        <w:rPr>
+          <w:rFonts w:ascii="Menlo" w:eastAsia="Times New Roman" w:hAnsi="Menlo" w:cs="Menlo"/>
+          <w:color w:val="BBBEBF"/>
+          <w:kern w:val="0"/>
+          <w:sz w:val="18"/>
+          <w:szCs w:val="18"/>
+          <w14:ligatures w14:val="none"/>
+        </w:rPr>
+        <w:t xml:space="preserve">    {</w:t>
+      </w:r>
+    </w:p>
+    <w:p>
+      <w:pPr>
+        <w:shd w:val="clear" w:color="auto" w:fill="121314"/>
+        <w:spacing w:after="0" w:line="270" w:lineRule="atLeast"/>
+        <w:rPr>
+          <w:rFonts w:ascii="Menlo" w:eastAsia="Times New Roman" w:hAnsi="Menlo" w:cs="Menlo"/>
+          <w:color w:val="BBBEBF"/>
+          <w:kern w:val="0"/>
+          <w:sz w:val="18"/>
+          <w:szCs w:val="18"/>
+          <w14:ligatures w14:val="none"/>
+        </w:rPr>
+      </w:pPr>
+      <w:r>
+        <w:rPr>
+          <w:rFonts w:ascii="Menlo" w:eastAsia="Times New Roman" w:hAnsi="Menlo" w:cs="Menlo"/>
+          <w:color w:val="BBBEBF"/>
+          <w:kern w:val="0"/>
+          <w:sz w:val="18"/>
+          <w:szCs w:val="18"/>
+          <w14:ligatures w14:val="none"/>
+        </w:rPr>
+        <w:t xml:space="preserve">        </w:t>
+      </w:r>
+      <w:proofErr w:type="spellStart"/>
+      <w:proofErr w:type="gramStart"/>
+      <w:r>
+        <w:rPr>
+          <w:rFonts w:ascii="Menlo" w:eastAsia="Times New Roman" w:hAnsi="Menlo" w:cs="Menlo"/>
+          <w:color w:val="9CDCFE"/>
+          <w:kern w:val="0"/>
+          <w:sz w:val="18"/>
+          <w:szCs w:val="18"/>
+          <w14:ligatures w14:val="none"/>
+        </w:rPr>
+        <w:t>panel</w:t>
       </w:r>
       <w:r>
         <w:rPr>
@@ -9456,35 +10623,13 @@
       <w:r>
         <w:rPr>
           <w:rFonts w:ascii="Menlo" w:eastAsia="Times New Roman" w:hAnsi="Menlo" w:cs="Menlo"/>
-          <w:color w:val="C9D1D9"/>
-          <w:kern w:val="0"/>
-          <w:sz w:val="18"/>
-          <w:szCs w:val="18"/>
-          <w14:ligatures w14:val="none"/>
-        </w:rPr>
-        <w:t>gameObject</w:t>
-      </w:r>
-      <w:r>
-        <w:rPr>
-          <w:rFonts w:ascii="Menlo" w:eastAsia="Times New Roman" w:hAnsi="Menlo" w:cs="Menlo"/>
-          <w:color w:val="D4D4D4"/>
-          <w:kern w:val="0"/>
-          <w:sz w:val="18"/>
-          <w:szCs w:val="18"/>
-          <w14:ligatures w14:val="none"/>
-        </w:rPr>
-        <w:t>.</w:t>
-      </w:r>
-      <w:r>
-        <w:rPr>
-          <w:rFonts w:ascii="Menlo" w:eastAsia="Times New Roman" w:hAnsi="Menlo" w:cs="Menlo"/>
           <w:color w:val="D2A8FF"/>
           <w:kern w:val="0"/>
           <w:sz w:val="18"/>
           <w:szCs w:val="18"/>
           <w14:ligatures w14:val="none"/>
         </w:rPr>
-        <w:t>CompareTag</w:t>
+        <w:t>UnregisterUIReloadCallback</w:t>
       </w:r>
       <w:proofErr w:type="spellEnd"/>
       <w:proofErr w:type="gramEnd"/>
@@ -9499,27 +10644,29 @@
         </w:rPr>
         <w:t>(</w:t>
       </w:r>
-      <w:r>
-        <w:rPr>
-          <w:rFonts w:ascii="Menlo" w:eastAsia="Times New Roman" w:hAnsi="Menlo" w:cs="Menlo"/>
-          <w:color w:val="A5D6FF"/>
-          <w:kern w:val="0"/>
-          <w:sz w:val="18"/>
-          <w:szCs w:val="18"/>
-          <w14:ligatures w14:val="none"/>
-        </w:rPr>
-        <w:t>"Obstacle"</w:t>
-      </w:r>
-      <w:r>
-        <w:rPr>
-          <w:rFonts w:ascii="Menlo" w:eastAsia="Times New Roman" w:hAnsi="Menlo" w:cs="Menlo"/>
-          <w:color w:val="BBBEBF"/>
-          <w:kern w:val="0"/>
-          <w:sz w:val="18"/>
-          <w:szCs w:val="18"/>
-          <w14:ligatures w14:val="none"/>
-        </w:rPr>
-        <w:t>))</w:t>
+      <w:proofErr w:type="spellStart"/>
+      <w:r>
+        <w:rPr>
+          <w:rFonts w:ascii="Menlo" w:eastAsia="Times New Roman" w:hAnsi="Menlo" w:cs="Menlo"/>
+          <w:color w:val="D2A8FF"/>
+          <w:kern w:val="0"/>
+          <w:sz w:val="18"/>
+          <w:szCs w:val="18"/>
+          <w14:ligatures w14:val="none"/>
+        </w:rPr>
+        <w:t>OnUIReload</w:t>
+      </w:r>
+      <w:proofErr w:type="spellEnd"/>
+      <w:r>
+        <w:rPr>
+          <w:rFonts w:ascii="Menlo" w:eastAsia="Times New Roman" w:hAnsi="Menlo" w:cs="Menlo"/>
+          <w:color w:val="BBBEBF"/>
+          <w:kern w:val="0"/>
+          <w:sz w:val="18"/>
+          <w:szCs w:val="18"/>
+          <w14:ligatures w14:val="none"/>
+        </w:rPr>
+        <w:t>);</w:t>
       </w:r>
     </w:p>
     <w:p>
@@ -9544,7 +10691,73 @@
           <w:szCs w:val="18"/>
           <w14:ligatures w14:val="none"/>
         </w:rPr>
-        <w:t xml:space="preserve">        {</w:t>
+        <w:t xml:space="preserve">        </w:t>
+      </w:r>
+      <w:r>
+        <w:rPr>
+          <w:rFonts w:ascii="Menlo" w:eastAsia="Times New Roman" w:hAnsi="Menlo" w:cs="Menlo"/>
+          <w:color w:val="9CDCFE"/>
+          <w:kern w:val="0"/>
+          <w:sz w:val="18"/>
+          <w:szCs w:val="18"/>
+          <w14:ligatures w14:val="none"/>
+        </w:rPr>
+        <w:t>labelReference</w:t>
+      </w:r>
+      <w:r>
+        <w:rPr>
+          <w:rFonts w:ascii="Menlo" w:eastAsia="Times New Roman" w:hAnsi="Menlo" w:cs="Menlo"/>
+          <w:color w:val="D4D4D4"/>
+          <w:kern w:val="0"/>
+          <w:sz w:val="18"/>
+          <w:szCs w:val="18"/>
+          <w14:ligatures w14:val="none"/>
+        </w:rPr>
+        <w:t>.</w:t>
+      </w:r>
+      <w:r>
+        <w:rPr>
+          <w:rFonts w:ascii="Menlo" w:eastAsia="Times New Roman" w:hAnsi="Menlo" w:cs="Menlo"/>
+          <w:color w:val="D2A8FF"/>
+          <w:kern w:val="0"/>
+          <w:sz w:val="18"/>
+          <w:szCs w:val="18"/>
+          <w14:ligatures w14:val="none"/>
+        </w:rPr>
+        <w:t>UnregisterReferenceUnloadedCallback</w:t>
+      </w:r>
+      <w:r>
+        <w:rPr>
+          <w:rFonts w:ascii="Menlo" w:eastAsia="Times New Roman" w:hAnsi="Menlo" w:cs="Menlo"/>
+          <w:color w:val="BBBEBF"/>
+          <w:kern w:val="0"/>
+          <w:sz w:val="18"/>
+          <w:szCs w:val="18"/>
+          <w14:ligatures w14:val="none"/>
+        </w:rPr>
+        <w:t>(</w:t>
+      </w:r>
+      <w:r>
+        <w:rPr>
+          <w:rFonts w:ascii="Menlo" w:eastAsia="Times New Roman" w:hAnsi="Menlo" w:cs="Menlo"/>
+          <w:color w:val="D2A8FF"/>
+          <w:kern w:val="0"/>
+          <w:sz w:val="18"/>
+          <w:szCs w:val="18"/>
+          <w14:ligatures w14:val="none"/>
+        </w:rPr>
+        <w:t>HandleLabelReferenceCallback</w:t>
+      </w:r>
+      <w:r>
+        <w:rPr>
+          <w:rFonts w:ascii="Menlo" w:eastAsia="Times New Roman" w:hAnsi="Menlo" w:cs="Menlo"/>
+          <w:color w:val="BBBEBF"/>
+          <w:kern w:val="0"/>
+          <w:sz w:val="18"/>
+          <w:szCs w:val="18"/>
+          <w14:ligatures w14:val="none"/>
+        </w:rPr>
+        <w:t>);</w:t>
       </w:r>
     </w:p>
     <w:p>
@@ -9569,75 +10782,7 @@
           <w:szCs w:val="18"/>
           <w14:ligatures w14:val="none"/>
         </w:rPr>
-        <w:t xml:space="preserve">            </w:t>
-      </w:r>
-      <w:proofErr w:type="spellStart"/>
-      <w:r>
-        <w:rPr>
-          <w:rFonts w:ascii="Menlo" w:eastAsia="Times New Roman" w:hAnsi="Menlo" w:cs="Menlo"/>
-          <w:color w:val="4EC9B0"/>
-          <w:kern w:val="0"/>
-          <w:sz w:val="18"/>
-          <w:szCs w:val="18"/>
-          <w14:ligatures w14:val="none"/>
-        </w:rPr>
-        <w:t>Debug</w:t>
-      </w:r>
-      <w:r>
-        <w:rPr>
-          <w:rFonts w:ascii="Menlo" w:eastAsia="Times New Roman" w:hAnsi="Menlo" w:cs="Menlo"/>
-          <w:color w:val="D4D4D4"/>
-          <w:kern w:val="0"/>
-          <w:sz w:val="18"/>
-          <w:szCs w:val="18"/>
-          <w14:ligatures w14:val="none"/>
-        </w:rPr>
-        <w:t>.</w:t>
-      </w:r>
-      <w:r>
-        <w:rPr>
-          <w:rFonts w:ascii="Menlo" w:eastAsia="Times New Roman" w:hAnsi="Menlo" w:cs="Menlo"/>
-          <w:color w:val="D2A8FF"/>
-          <w:kern w:val="0"/>
-          <w:sz w:val="18"/>
-          <w:szCs w:val="18"/>
-          <w14:ligatures w14:val="none"/>
-        </w:rPr>
-        <w:t>Log</w:t>
-      </w:r>
-      <w:proofErr w:type="spellEnd"/>
-      <w:r>
-        <w:rPr>
-          <w:rFonts w:ascii="Menlo" w:eastAsia="Times New Roman" w:hAnsi="Menlo" w:cs="Menlo"/>
-          <w:color w:val="BBBEBF"/>
-          <w:kern w:val="0"/>
-          <w:sz w:val="18"/>
-          <w:szCs w:val="18"/>
-          <w14:ligatures w14:val="none"/>
-        </w:rPr>
-        <w:t>(</w:t>
-      </w:r>
-      <w:r>
-        <w:rPr>
-          <w:rFonts w:ascii="Menlo" w:eastAsia="Times New Roman" w:hAnsi="Menlo" w:cs="Menlo"/>
-          <w:color w:val="A5D6FF"/>
-          <w:kern w:val="0"/>
-          <w:sz w:val="18"/>
-          <w:szCs w:val="18"/>
-          <w14:ligatures w14:val="none"/>
-        </w:rPr>
-        <w:t>"Player collided with an obstacle!"</w:t>
-      </w:r>
-      <w:r>
-        <w:rPr>
-          <w:rFonts w:ascii="Menlo" w:eastAsia="Times New Roman" w:hAnsi="Menlo" w:cs="Menlo"/>
-          <w:color w:val="BBBEBF"/>
-          <w:kern w:val="0"/>
-          <w:sz w:val="18"/>
-          <w:szCs w:val="18"/>
-          <w14:ligatures w14:val="none"/>
-        </w:rPr>
-        <w:t>);</w:t>
+        <w:t xml:space="preserve">    }</w:t>
       </w:r>
     </w:p>
     <w:p>
@@ -9653,17 +10798,6 @@
           <w14:ligatures w14:val="none"/>
         </w:rPr>
       </w:pPr>
-      <w:r>
-        <w:rPr>
-          <w:rFonts w:ascii="Menlo" w:eastAsia="Times New Roman" w:hAnsi="Menlo" w:cs="Menlo"/>
-          <w:color w:val="8B949E"/>
-          <w:kern w:val="0"/>
-          <w:sz w:val="18"/>
-          <w:szCs w:val="18"/>
-          <w14:ligatures w14:val="none"/>
-        </w:rPr>
-        <w:t xml:space="preserve">            // Handle collision logic here (e.g., reduce health, end game, etc.)</w:t>
-      </w:r>
     </w:p>
     <w:p>
       <w:pPr>
@@ -9687,7 +10821,213 @@
           <w:szCs w:val="18"/>
           <w14:ligatures w14:val="none"/>
         </w:rPr>
-        <w:t xml:space="preserve">        }</w:t>
+        <w:t xml:space="preserve">    </w:t>
+      </w:r>
+      <w:r>
+        <w:rPr>
+          <w:rFonts w:ascii="Menlo" w:eastAsia="Times New Roman" w:hAnsi="Menlo" w:cs="Menlo"/>
+          <w:color w:val="FF7B72"/>
+          <w:kern w:val="0"/>
+          <w:sz w:val="18"/>
+          <w:szCs w:val="18"/>
+          <w14:ligatures w14:val="none"/>
+        </w:rPr>
+        <w:t>private</w:t>
+      </w:r>
+      <w:r>
+        <w:rPr>
+          <w:rFonts w:ascii="Menlo" w:eastAsia="Times New Roman" w:hAnsi="Menlo" w:cs="Menlo"/>
+          <w:color w:val="BBBEBF"/>
+          <w:kern w:val="0"/>
+          <w:sz w:val="18"/>
+          <w:szCs w:val="18"/>
+          <w14:ligatures w14:val="none"/>
+        </w:rPr>
+        <w:t xml:space="preserve"> </w:t>
+      </w:r>
+      <w:r>
+        <w:rPr>
+          <w:rFonts w:ascii="Menlo" w:eastAsia="Times New Roman" w:hAnsi="Menlo" w:cs="Menlo"/>
+          <w:color w:val="FF7B72"/>
+          <w:kern w:val="0"/>
+          <w:sz w:val="18"/>
+          <w:szCs w:val="18"/>
+          <w14:ligatures w14:val="none"/>
+        </w:rPr>
+        <w:t>void</w:t>
+      </w:r>
+      <w:r>
+        <w:rPr>
+          <w:rFonts w:ascii="Menlo" w:eastAsia="Times New Roman" w:hAnsi="Menlo" w:cs="Menlo"/>
+          <w:color w:val="BBBEBF"/>
+          <w:kern w:val="0"/>
+          <w:sz w:val="18"/>
+          <w:szCs w:val="18"/>
+          <w14:ligatures w14:val="none"/>
+        </w:rPr>
+        <w:t xml:space="preserve"> </w:t>
+      </w:r>
+      <w:proofErr w:type="spellStart"/>
+      <w:proofErr w:type="gramStart"/>
+      <w:r>
+        <w:rPr>
+          <w:rFonts w:ascii="Menlo" w:eastAsia="Times New Roman" w:hAnsi="Menlo" w:cs="Menlo"/>
+          <w:color w:val="D2A8FF"/>
+          <w:kern w:val="0"/>
+          <w:sz w:val="18"/>
+          <w:szCs w:val="18"/>
+          <w14:ligatures w14:val="none"/>
+        </w:rPr>
+        <w:t>OnUIReload</w:t>
+      </w:r>
+      <w:proofErr w:type="spellEnd"/>
+      <w:r>
+        <w:rPr>
+          <w:rFonts w:ascii="Menlo" w:eastAsia="Times New Roman" w:hAnsi="Menlo" w:cs="Menlo"/>
+          <w:color w:val="BBBEBF"/>
+          <w:kern w:val="0"/>
+          <w:sz w:val="18"/>
+          <w:szCs w:val="18"/>
+          <w14:ligatures w14:val="none"/>
+        </w:rPr>
+        <w:t>(</w:t>
+      </w:r>
+      <w:proofErr w:type="spellStart"/>
+      <w:proofErr w:type="gramEnd"/>
+      <w:r>
+        <w:rPr>
+          <w:rFonts w:ascii="Menlo" w:eastAsia="Times New Roman" w:hAnsi="Menlo" w:cs="Menlo"/>
+          <w:color w:val="4EC9B0"/>
+          <w:kern w:val="0"/>
+          <w:sz w:val="18"/>
+          <w:szCs w:val="18"/>
+          <w14:ligatures w14:val="none"/>
+        </w:rPr>
+        <w:t>PanelRenderer</w:t>
+      </w:r>
+      <w:proofErr w:type="spellEnd"/>
+      <w:r>
+        <w:rPr>
+          <w:rFonts w:ascii="Menlo" w:eastAsia="Times New Roman" w:hAnsi="Menlo" w:cs="Menlo"/>
+          <w:color w:val="BBBEBF"/>
+          <w:kern w:val="0"/>
+          <w:sz w:val="18"/>
+          <w:szCs w:val="18"/>
+          <w14:ligatures w14:val="none"/>
+        </w:rPr>
+        <w:t xml:space="preserve"> </w:t>
+      </w:r>
+      <w:r>
+        <w:rPr>
+          <w:rFonts w:ascii="Menlo" w:eastAsia="Times New Roman" w:hAnsi="Menlo" w:cs="Menlo"/>
+          <w:color w:val="FFA657"/>
+          <w:kern w:val="0"/>
+          <w:sz w:val="18"/>
+          <w:szCs w:val="18"/>
+          <w14:ligatures w14:val="none"/>
+        </w:rPr>
+        <w:t>panel</w:t>
+      </w:r>
+      <w:r>
+        <w:rPr>
+          <w:rFonts w:ascii="Menlo" w:eastAsia="Times New Roman" w:hAnsi="Menlo" w:cs="Menlo"/>
+          <w:color w:val="BBBEBF"/>
+          <w:kern w:val="0"/>
+          <w:sz w:val="18"/>
+          <w:szCs w:val="18"/>
+          <w14:ligatures w14:val="none"/>
+        </w:rPr>
+        <w:t xml:space="preserve">, </w:t>
+      </w:r>
+      <w:proofErr w:type="spellStart"/>
+      <w:r>
+        <w:rPr>
+          <w:rFonts w:ascii="Menlo" w:eastAsia="Times New Roman" w:hAnsi="Menlo" w:cs="Menlo"/>
+          <w:color w:val="4EC9B0"/>
+          <w:kern w:val="0"/>
+          <w:sz w:val="18"/>
+          <w:szCs w:val="18"/>
+          <w14:ligatures w14:val="none"/>
+        </w:rPr>
+        <w:t>VisualElement</w:t>
+      </w:r>
+      <w:proofErr w:type="spellEnd"/>
+      <w:r>
+        <w:rPr>
+          <w:rFonts w:ascii="Menlo" w:eastAsia="Times New Roman" w:hAnsi="Menlo" w:cs="Menlo"/>
+          <w:color w:val="BBBEBF"/>
+          <w:kern w:val="0"/>
+          <w:sz w:val="18"/>
+          <w:szCs w:val="18"/>
+          <w14:ligatures w14:val="none"/>
+        </w:rPr>
+        <w:t xml:space="preserve"> </w:t>
+      </w:r>
+      <w:r>
+        <w:rPr>
+          <w:rFonts w:ascii="Menlo" w:eastAsia="Times New Roman" w:hAnsi="Menlo" w:cs="Menlo"/>
+          <w:color w:val="FFA657"/>
+          <w:kern w:val="0"/>
+          <w:sz w:val="18"/>
+          <w:szCs w:val="18"/>
+          <w14:ligatures w14:val="none"/>
+        </w:rPr>
+        <w:t>root</w:t>
+      </w:r>
+      <w:r>
+        <w:rPr>
+          <w:rFonts w:ascii="Menlo" w:eastAsia="Times New Roman" w:hAnsi="Menlo" w:cs="Menlo"/>
+          <w:color w:val="BBBEBF"/>
+          <w:kern w:val="0"/>
+          <w:sz w:val="18"/>
+          <w:szCs w:val="18"/>
+          <w14:ligatures w14:val="none"/>
+        </w:rPr>
+        <w:t xml:space="preserve">, </w:t>
+      </w:r>
+      <w:r>
+        <w:rPr>
+          <w:rFonts w:ascii="Menlo" w:eastAsia="Times New Roman" w:hAnsi="Menlo" w:cs="Menlo"/>
+          <w:color w:val="FF7B72"/>
+          <w:kern w:val="0"/>
+          <w:sz w:val="18"/>
+          <w:szCs w:val="18"/>
+          <w14:ligatures w14:val="none"/>
+        </w:rPr>
+        <w:t>int</w:t>
+      </w:r>
+      <w:r>
+        <w:rPr>
+          <w:rFonts w:ascii="Menlo" w:eastAsia="Times New Roman" w:hAnsi="Menlo" w:cs="Menlo"/>
+          <w:color w:val="BBBEBF"/>
+          <w:kern w:val="0"/>
+          <w:sz w:val="18"/>
+          <w:szCs w:val="18"/>
+          <w14:ligatures w14:val="none"/>
+        </w:rPr>
+        <w:t xml:space="preserve"> </w:t>
+      </w:r>
+      <w:r>
+        <w:rPr>
+          <w:rFonts w:ascii="Menlo" w:eastAsia="Times New Roman" w:hAnsi="Menlo" w:cs="Menlo"/>
+          <w:color w:val="FFA657"/>
+          <w:kern w:val="0"/>
+          <w:sz w:val="18"/>
+          <w:szCs w:val="18"/>
+          <w14:ligatures w14:val="none"/>
+        </w:rPr>
+        <w:t>version</w:t>
+      </w:r>
+      <w:r>
+        <w:rPr>
+          <w:rFonts w:ascii="Menlo" w:eastAsia="Times New Roman" w:hAnsi="Menlo" w:cs="Menlo"/>
+          <w:color w:val="BBBEBF"/>
+          <w:kern w:val="0"/>
+          <w:sz w:val="18"/>
+          <w:szCs w:val="18"/>
+          <w14:ligatures w14:val="none"/>
+        </w:rPr>
+        <w:t>)</w:t>
       </w:r>
     </w:p>
     <w:p>
@@ -9703,6 +11043,17 @@
           <w14:ligatures w14:val="none"/>
         </w:rPr>
       </w:pPr>
+      <w:r>
+        <w:rPr>
+          <w:rFonts w:ascii="Menlo" w:eastAsia="Times New Roman" w:hAnsi="Menlo" w:cs="Menlo"/>
+          <w:color w:val="BBBEBF"/>
+          <w:kern w:val="0"/>
+          <w:sz w:val="18"/>
+          <w:szCs w:val="18"/>
+          <w14:ligatures w14:val="none"/>
+        </w:rPr>
+        <w:t xml:space="preserve">    {</w:t>
+      </w:r>
     </w:p>
     <w:p>
       <w:pPr>
@@ -9728,6 +11079,29 @@
         </w:rPr>
         <w:t xml:space="preserve">        </w:t>
       </w:r>
+      <w:proofErr w:type="spellStart"/>
+      <w:r>
+        <w:rPr>
+          <w:rFonts w:ascii="Menlo" w:eastAsia="Times New Roman" w:hAnsi="Menlo" w:cs="Menlo"/>
+          <w:color w:val="4EC9B0"/>
+          <w:kern w:val="0"/>
+          <w:sz w:val="18"/>
+          <w:szCs w:val="18"/>
+          <w14:ligatures w14:val="none"/>
+        </w:rPr>
+        <w:t>Debug</w:t>
+      </w:r>
+      <w:r>
+        <w:rPr>
+          <w:rFonts w:ascii="Menlo" w:eastAsia="Times New Roman" w:hAnsi="Menlo" w:cs="Menlo"/>
+          <w:color w:val="D4D4D4"/>
+          <w:kern w:val="0"/>
+          <w:sz w:val="18"/>
+          <w:szCs w:val="18"/>
+          <w14:ligatures w14:val="none"/>
+        </w:rPr>
+        <w:t>.</w:t>
+      </w:r>
       <w:r>
         <w:rPr>
           <w:rFonts w:ascii="Menlo" w:eastAsia="Times New Roman" w:hAnsi="Menlo" w:cs="Menlo"/>
@@ -9737,8 +11111,9 @@
           <w:szCs w:val="18"/>
           <w14:ligatures w14:val="none"/>
         </w:rPr>
-        <w:t>Destroy</w:t>
-      </w:r>
+        <w:t>Log</w:t>
+      </w:r>
+      <w:proofErr w:type="spellEnd"/>
       <w:r>
         <w:rPr>
           <w:rFonts w:ascii="Menlo" w:eastAsia="Times New Roman" w:hAnsi="Menlo" w:cs="Menlo"/>
@@ -9750,17 +11125,83 @@
         </w:rPr>
         <w:t>(</w:t>
       </w:r>
+      <w:r>
+        <w:rPr>
+          <w:rFonts w:ascii="Menlo" w:eastAsia="Times New Roman" w:hAnsi="Menlo" w:cs="Menlo"/>
+          <w:color w:val="A5D6FF"/>
+          <w:kern w:val="0"/>
+          <w:sz w:val="18"/>
+          <w:szCs w:val="18"/>
+          <w14:ligatures w14:val="none"/>
+        </w:rPr>
+        <w:t>"UI Reload on frame: "</w:t>
+      </w:r>
+      <w:r>
+        <w:rPr>
+          <w:rFonts w:ascii="Menlo" w:eastAsia="Times New Roman" w:hAnsi="Menlo" w:cs="Menlo"/>
+          <w:color w:val="BBBEBF"/>
+          <w:kern w:val="0"/>
+          <w:sz w:val="18"/>
+          <w:szCs w:val="18"/>
+          <w14:ligatures w14:val="none"/>
+        </w:rPr>
+        <w:t xml:space="preserve"> </w:t>
+      </w:r>
+      <w:r>
+        <w:rPr>
+          <w:rFonts w:ascii="Menlo" w:eastAsia="Times New Roman" w:hAnsi="Menlo" w:cs="Menlo"/>
+          <w:color w:val="D4D4D4"/>
+          <w:kern w:val="0"/>
+          <w:sz w:val="18"/>
+          <w:szCs w:val="18"/>
+          <w14:ligatures w14:val="none"/>
+        </w:rPr>
+        <w:t>+</w:t>
+      </w:r>
+      <w:r>
+        <w:rPr>
+          <w:rFonts w:ascii="Menlo" w:eastAsia="Times New Roman" w:hAnsi="Menlo" w:cs="Menlo"/>
+          <w:color w:val="BBBEBF"/>
+          <w:kern w:val="0"/>
+          <w:sz w:val="18"/>
+          <w:szCs w:val="18"/>
+          <w14:ligatures w14:val="none"/>
+        </w:rPr>
+        <w:t xml:space="preserve"> </w:t>
+      </w:r>
       <w:proofErr w:type="spellStart"/>
       <w:r>
         <w:rPr>
           <w:rFonts w:ascii="Menlo" w:eastAsia="Times New Roman" w:hAnsi="Menlo" w:cs="Menlo"/>
+          <w:color w:val="4EC9B0"/>
+          <w:kern w:val="0"/>
+          <w:sz w:val="18"/>
+          <w:szCs w:val="18"/>
+          <w14:ligatures w14:val="none"/>
+        </w:rPr>
+        <w:t>Time</w:t>
+      </w:r>
+      <w:r>
+        <w:rPr>
+          <w:rFonts w:ascii="Menlo" w:eastAsia="Times New Roman" w:hAnsi="Menlo" w:cs="Menlo"/>
+          <w:color w:val="D4D4D4"/>
+          <w:kern w:val="0"/>
+          <w:sz w:val="18"/>
+          <w:szCs w:val="18"/>
+          <w14:ligatures w14:val="none"/>
+        </w:rPr>
+        <w:t>.</w:t>
+      </w:r>
+      <w:r>
+        <w:rPr>
+          <w:rFonts w:ascii="Menlo" w:eastAsia="Times New Roman" w:hAnsi="Menlo" w:cs="Menlo"/>
           <w:color w:val="C9D1D9"/>
           <w:kern w:val="0"/>
           <w:sz w:val="18"/>
           <w:szCs w:val="18"/>
           <w14:ligatures w14:val="none"/>
         </w:rPr>
-        <w:t>gameObject</w:t>
+        <w:t>frameCount</w:t>
       </w:r>
       <w:proofErr w:type="spellEnd"/>
       <w:r>
@@ -9772,18 +11213,7 @@
           <w:szCs w:val="18"/>
           <w14:ligatures w14:val="none"/>
         </w:rPr>
-        <w:t xml:space="preserve">); </w:t>
-      </w:r>
-      <w:r>
-        <w:rPr>
-          <w:rFonts w:ascii="Menlo" w:eastAsia="Times New Roman" w:hAnsi="Menlo" w:cs="Menlo"/>
-          <w:color w:val="8B949E"/>
-          <w:kern w:val="0"/>
-          <w:sz w:val="18"/>
-          <w:szCs w:val="18"/>
-          <w14:ligatures w14:val="none"/>
-        </w:rPr>
-        <w:t>// Destroy the obstacle on collision</w:t>
+        <w:t>);</w:t>
       </w:r>
     </w:p>
     <w:p>
@@ -9808,7 +11238,73 @@
           <w:szCs w:val="18"/>
           <w14:ligatures w14:val="none"/>
         </w:rPr>
-        <w:t xml:space="preserve">    }</w:t>
+        <w:t xml:space="preserve">        </w:t>
+      </w:r>
+      <w:r>
+        <w:rPr>
+          <w:rFonts w:ascii="Menlo" w:eastAsia="Times New Roman" w:hAnsi="Menlo" w:cs="Menlo"/>
+          <w:color w:val="9CDCFE"/>
+          <w:kern w:val="0"/>
+          <w:sz w:val="18"/>
+          <w:szCs w:val="18"/>
+          <w14:ligatures w14:val="none"/>
+        </w:rPr>
+        <w:t>labelReference</w:t>
+      </w:r>
+      <w:r>
+        <w:rPr>
+          <w:rFonts w:ascii="Menlo" w:eastAsia="Times New Roman" w:hAnsi="Menlo" w:cs="Menlo"/>
+          <w:color w:val="D4D4D4"/>
+          <w:kern w:val="0"/>
+          <w:sz w:val="18"/>
+          <w:szCs w:val="18"/>
+          <w14:ligatures w14:val="none"/>
+        </w:rPr>
+        <w:t>.</w:t>
+      </w:r>
+      <w:r>
+        <w:rPr>
+          <w:rFonts w:ascii="Menlo" w:eastAsia="Times New Roman" w:hAnsi="Menlo" w:cs="Menlo"/>
+          <w:color w:val="D2A8FF"/>
+          <w:kern w:val="0"/>
+          <w:sz w:val="18"/>
+          <w:szCs w:val="18"/>
+          <w14:ligatures w14:val="none"/>
+        </w:rPr>
+        <w:t>RegisterReferenceResolvedCallback</w:t>
+      </w:r>
+      <w:r>
+        <w:rPr>
+          <w:rFonts w:ascii="Menlo" w:eastAsia="Times New Roman" w:hAnsi="Menlo" w:cs="Menlo"/>
+          <w:color w:val="BBBEBF"/>
+          <w:kern w:val="0"/>
+          <w:sz w:val="18"/>
+          <w:szCs w:val="18"/>
+          <w14:ligatures w14:val="none"/>
+        </w:rPr>
+        <w:t>(</w:t>
+      </w:r>
+      <w:r>
+        <w:rPr>
+          <w:rFonts w:ascii="Menlo" w:eastAsia="Times New Roman" w:hAnsi="Menlo" w:cs="Menlo"/>
+          <w:color w:val="D2A8FF"/>
+          <w:kern w:val="0"/>
+          <w:sz w:val="18"/>
+          <w:szCs w:val="18"/>
+          <w14:ligatures w14:val="none"/>
+        </w:rPr>
+        <w:t>HandleLabelReferenceCallback</w:t>
+      </w:r>
+      <w:r>
+        <w:rPr>
+          <w:rFonts w:ascii="Menlo" w:eastAsia="Times New Roman" w:hAnsi="Menlo" w:cs="Menlo"/>
+          <w:color w:val="BBBEBF"/>
+          <w:kern w:val="0"/>
+          <w:sz w:val="18"/>
+          <w:szCs w:val="18"/>
+          <w14:ligatures w14:val="none"/>
+        </w:rPr>
+        <w:t>);</w:t>
       </w:r>
     </w:p>
     <w:p>
@@ -9824,6 +11320,17 @@
           <w14:ligatures w14:val="none"/>
         </w:rPr>
       </w:pPr>
+      <w:r>
+        <w:rPr>
+          <w:rFonts w:ascii="Menlo" w:eastAsia="Times New Roman" w:hAnsi="Menlo" w:cs="Menlo"/>
+          <w:color w:val="BBBEBF"/>
+          <w:kern w:val="0"/>
+          <w:sz w:val="18"/>
+          <w:szCs w:val="18"/>
+          <w14:ligatures w14:val="none"/>
+        </w:rPr>
+        <w:t xml:space="preserve">    }</w:t>
+      </w:r>
     </w:p>
     <w:p>
       <w:pPr>
@@ -9838,96 +11345,6 @@
           <w14:ligatures w14:val="none"/>
         </w:rPr>
       </w:pPr>
-      <w:r>
-        <w:rPr>
-          <w:rFonts w:ascii="Menlo" w:eastAsia="Times New Roman" w:hAnsi="Menlo" w:cs="Menlo"/>
-          <w:color w:val="BBBEBF"/>
-          <w:kern w:val="0"/>
-          <w:sz w:val="18"/>
-          <w:szCs w:val="18"/>
-          <w14:ligatures w14:val="none"/>
-        </w:rPr>
-        <w:t xml:space="preserve">    </w:t>
-      </w:r>
-      <w:r>
-        <w:rPr>
-          <w:rFonts w:ascii="Menlo" w:eastAsia="Times New Roman" w:hAnsi="Menlo" w:cs="Menlo"/>
-          <w:color w:val="FF7B72"/>
-          <w:kern w:val="0"/>
-          <w:sz w:val="18"/>
-          <w:szCs w:val="18"/>
-          <w14:ligatures w14:val="none"/>
-        </w:rPr>
-        <w:t>private</w:t>
-      </w:r>
-      <w:r>
-        <w:rPr>
-          <w:rFonts w:ascii="Menlo" w:eastAsia="Times New Roman" w:hAnsi="Menlo" w:cs="Menlo"/>
-          <w:color w:val="BBBEBF"/>
-          <w:kern w:val="0"/>
-          <w:sz w:val="18"/>
-          <w:szCs w:val="18"/>
-          <w14:ligatures w14:val="none"/>
-        </w:rPr>
-        <w:t xml:space="preserve"> </w:t>
-      </w:r>
-      <w:r>
-        <w:rPr>
-          <w:rFonts w:ascii="Menlo" w:eastAsia="Times New Roman" w:hAnsi="Menlo" w:cs="Menlo"/>
-          <w:color w:val="FF7B72"/>
-          <w:kern w:val="0"/>
-          <w:sz w:val="18"/>
-          <w:szCs w:val="18"/>
-          <w14:ligatures w14:val="none"/>
-        </w:rPr>
-        <w:t>void</w:t>
-      </w:r>
-      <w:r>
-        <w:rPr>
-          <w:rFonts w:ascii="Menlo" w:eastAsia="Times New Roman" w:hAnsi="Menlo" w:cs="Menlo"/>
-          <w:color w:val="BBBEBF"/>
-          <w:kern w:val="0"/>
-          <w:sz w:val="18"/>
-          <w:szCs w:val="18"/>
-          <w14:ligatures w14:val="none"/>
-        </w:rPr>
-        <w:t xml:space="preserve"> </w:t>
-      </w:r>
-      <w:proofErr w:type="gramStart"/>
-      <w:r>
-        <w:rPr>
-          <w:rFonts w:ascii="Menlo" w:eastAsia="Times New Roman" w:hAnsi="Menlo" w:cs="Menlo"/>
-          <w:color w:val="D2A8FF"/>
-          <w:kern w:val="0"/>
-          <w:sz w:val="18"/>
-          <w:szCs w:val="18"/>
-          <w14:ligatures w14:val="none"/>
-        </w:rPr>
-        <w:t>Awake</w:t>
-      </w:r>
-      <w:r>
-        <w:rPr>
-          <w:rFonts w:ascii="Menlo" w:eastAsia="Times New Roman" w:hAnsi="Menlo" w:cs="Menlo"/>
-          <w:color w:val="BBBEBF"/>
-          <w:kern w:val="0"/>
-          <w:sz w:val="18"/>
-          <w:szCs w:val="18"/>
-          <w14:ligatures w14:val="none"/>
-        </w:rPr>
-        <w:t>(</w:t>
-      </w:r>
-      <w:proofErr w:type="gramEnd"/>
-      <w:r>
-        <w:rPr>
-          <w:rFonts w:ascii="Menlo" w:eastAsia="Times New Roman" w:hAnsi="Menlo" w:cs="Menlo"/>
-          <w:color w:val="BBBEBF"/>
-          <w:kern w:val="0"/>
-          <w:sz w:val="18"/>
-          <w:szCs w:val="18"/>
-          <w14:ligatures w14:val="none"/>
-        </w:rPr>
-        <w:t>)</w:t>
-      </w:r>
     </w:p>
     <w:p>
       <w:pPr>
@@ -9951,7 +11368,121 @@
           <w:szCs w:val="18"/>
           <w14:ligatures w14:val="none"/>
         </w:rPr>
-        <w:t xml:space="preserve">    {</w:t>
+        <w:t xml:space="preserve">    </w:t>
+      </w:r>
+      <w:r>
+        <w:rPr>
+          <w:rFonts w:ascii="Menlo" w:eastAsia="Times New Roman" w:hAnsi="Menlo" w:cs="Menlo"/>
+          <w:color w:val="FF7B72"/>
+          <w:kern w:val="0"/>
+          <w:sz w:val="18"/>
+          <w:szCs w:val="18"/>
+          <w14:ligatures w14:val="none"/>
+        </w:rPr>
+        <w:t>private</w:t>
+      </w:r>
+      <w:r>
+        <w:rPr>
+          <w:rFonts w:ascii="Menlo" w:eastAsia="Times New Roman" w:hAnsi="Menlo" w:cs="Menlo"/>
+          <w:color w:val="BBBEBF"/>
+          <w:kern w:val="0"/>
+          <w:sz w:val="18"/>
+          <w:szCs w:val="18"/>
+          <w14:ligatures w14:val="none"/>
+        </w:rPr>
+        <w:t xml:space="preserve"> </w:t>
+      </w:r>
+      <w:r>
+        <w:rPr>
+          <w:rFonts w:ascii="Menlo" w:eastAsia="Times New Roman" w:hAnsi="Menlo" w:cs="Menlo"/>
+          <w:color w:val="FF7B72"/>
+          <w:kern w:val="0"/>
+          <w:sz w:val="18"/>
+          <w:szCs w:val="18"/>
+          <w14:ligatures w14:val="none"/>
+        </w:rPr>
+        <w:t>void</w:t>
+      </w:r>
+      <w:r>
+        <w:rPr>
+          <w:rFonts w:ascii="Menlo" w:eastAsia="Times New Roman" w:hAnsi="Menlo" w:cs="Menlo"/>
+          <w:color w:val="BBBEBF"/>
+          <w:kern w:val="0"/>
+          <w:sz w:val="18"/>
+          <w:szCs w:val="18"/>
+          <w14:ligatures w14:val="none"/>
+        </w:rPr>
+        <w:t xml:space="preserve"> </w:t>
+      </w:r>
+      <w:proofErr w:type="spellStart"/>
+      <w:proofErr w:type="gramStart"/>
+      <w:r>
+        <w:rPr>
+          <w:rFonts w:ascii="Menlo" w:eastAsia="Times New Roman" w:hAnsi="Menlo" w:cs="Menlo"/>
+          <w:color w:val="D2A8FF"/>
+          <w:kern w:val="0"/>
+          <w:sz w:val="18"/>
+          <w:szCs w:val="18"/>
+          <w14:ligatures w14:val="none"/>
+        </w:rPr>
+        <w:t>HandleLabelReferenceCallback</w:t>
+      </w:r>
+      <w:proofErr w:type="spellEnd"/>
+      <w:r>
+        <w:rPr>
+          <w:rFonts w:ascii="Menlo" w:eastAsia="Times New Roman" w:hAnsi="Menlo" w:cs="Menlo"/>
+          <w:color w:val="BBBEBF"/>
+          <w:kern w:val="0"/>
+          <w:sz w:val="18"/>
+          <w:szCs w:val="18"/>
+          <w14:ligatures w14:val="none"/>
+        </w:rPr>
+        <w:t>(</w:t>
+      </w:r>
+      <w:proofErr w:type="gramEnd"/>
+      <w:r>
+        <w:rPr>
+          <w:rFonts w:ascii="Menlo" w:eastAsia="Times New Roman" w:hAnsi="Menlo" w:cs="Menlo"/>
+          <w:color w:val="4EC9B0"/>
+          <w:kern w:val="0"/>
+          <w:sz w:val="18"/>
+          <w:szCs w:val="18"/>
+          <w14:ligatures w14:val="none"/>
+        </w:rPr>
+        <w:t>Label</w:t>
+      </w:r>
+      <w:r>
+        <w:rPr>
+          <w:rFonts w:ascii="Menlo" w:eastAsia="Times New Roman" w:hAnsi="Menlo" w:cs="Menlo"/>
+          <w:color w:val="BBBEBF"/>
+          <w:kern w:val="0"/>
+          <w:sz w:val="18"/>
+          <w:szCs w:val="18"/>
+          <w14:ligatures w14:val="none"/>
+        </w:rPr>
+        <w:t xml:space="preserve"> </w:t>
+      </w:r>
+      <w:r>
+        <w:rPr>
+          <w:rFonts w:ascii="Menlo" w:eastAsia="Times New Roman" w:hAnsi="Menlo" w:cs="Menlo"/>
+          <w:color w:val="FFA657"/>
+          <w:kern w:val="0"/>
+          <w:sz w:val="18"/>
+          <w:szCs w:val="18"/>
+          <w14:ligatures w14:val="none"/>
+        </w:rPr>
+        <w:t>label</w:t>
+      </w:r>
+      <w:r>
+        <w:rPr>
+          <w:rFonts w:ascii="Menlo" w:eastAsia="Times New Roman" w:hAnsi="Menlo" w:cs="Menlo"/>
+          <w:color w:val="BBBEBF"/>
+          <w:kern w:val="0"/>
+          <w:sz w:val="18"/>
+          <w:szCs w:val="18"/>
+          <w14:ligatures w14:val="none"/>
+        </w:rPr>
+        <w:t>)</w:t>
       </w:r>
     </w:p>
     <w:p>
@@ -9976,75 +11507,7 @@
           <w:szCs w:val="18"/>
           <w14:ligatures w14:val="none"/>
         </w:rPr>
-        <w:t xml:space="preserve">        </w:t>
-      </w:r>
-      <w:proofErr w:type="spellStart"/>
-      <w:r>
-        <w:rPr>
-          <w:rFonts w:ascii="Menlo" w:eastAsia="Times New Roman" w:hAnsi="Menlo" w:cs="Menlo"/>
-          <w:color w:val="4EC9B0"/>
-          <w:kern w:val="0"/>
-          <w:sz w:val="18"/>
-          <w:szCs w:val="18"/>
-          <w14:ligatures w14:val="none"/>
-        </w:rPr>
-        <w:t>Debug</w:t>
-      </w:r>
-      <w:r>
-        <w:rPr>
-          <w:rFonts w:ascii="Menlo" w:eastAsia="Times New Roman" w:hAnsi="Menlo" w:cs="Menlo"/>
-          <w:color w:val="D4D4D4"/>
-          <w:kern w:val="0"/>
-          <w:sz w:val="18"/>
-          <w:szCs w:val="18"/>
-          <w14:ligatures w14:val="none"/>
-        </w:rPr>
-        <w:t>.</w:t>
-      </w:r>
-      <w:r>
-        <w:rPr>
-          <w:rFonts w:ascii="Menlo" w:eastAsia="Times New Roman" w:hAnsi="Menlo" w:cs="Menlo"/>
-          <w:color w:val="D2A8FF"/>
-          <w:kern w:val="0"/>
-          <w:sz w:val="18"/>
-          <w:szCs w:val="18"/>
-          <w14:ligatures w14:val="none"/>
-        </w:rPr>
-        <w:t>Log</w:t>
-      </w:r>
-      <w:proofErr w:type="spellEnd"/>
-      <w:r>
-        <w:rPr>
-          <w:rFonts w:ascii="Menlo" w:eastAsia="Times New Roman" w:hAnsi="Menlo" w:cs="Menlo"/>
-          <w:color w:val="BBBEBF"/>
-          <w:kern w:val="0"/>
-          <w:sz w:val="18"/>
-          <w:szCs w:val="18"/>
-          <w14:ligatures w14:val="none"/>
-        </w:rPr>
-        <w:t>(</w:t>
-      </w:r>
-      <w:r>
-        <w:rPr>
-          <w:rFonts w:ascii="Menlo" w:eastAsia="Times New Roman" w:hAnsi="Menlo" w:cs="Menlo"/>
-          <w:color w:val="A5D6FF"/>
-          <w:kern w:val="0"/>
-          <w:sz w:val="18"/>
-          <w:szCs w:val="18"/>
-          <w14:ligatures w14:val="none"/>
-        </w:rPr>
-        <w:t>"Awake"</w:t>
-      </w:r>
-      <w:r>
-        <w:rPr>
-          <w:rFonts w:ascii="Menlo" w:eastAsia="Times New Roman" w:hAnsi="Menlo" w:cs="Menlo"/>
-          <w:color w:val="BBBEBF"/>
-          <w:kern w:val="0"/>
-          <w:sz w:val="18"/>
-          <w:szCs w:val="18"/>
-          <w14:ligatures w14:val="none"/>
-        </w:rPr>
-        <w:t>);</w:t>
+        <w:t xml:space="preserve">    {</w:t>
       </w:r>
     </w:p>
     <w:p>
@@ -10072,17 +11535,16 @@
         <w:t xml:space="preserve">        </w:t>
       </w:r>
       <w:proofErr w:type="spellStart"/>
-      <w:proofErr w:type="gramStart"/>
-      <w:r>
-        <w:rPr>
-          <w:rFonts w:ascii="Menlo" w:eastAsia="Times New Roman" w:hAnsi="Menlo" w:cs="Menlo"/>
-          <w:color w:val="9CDCFE"/>
-          <w:kern w:val="0"/>
-          <w:sz w:val="18"/>
-          <w:szCs w:val="18"/>
-          <w14:ligatures w14:val="none"/>
-        </w:rPr>
-        <w:t>panel</w:t>
+      <w:r>
+        <w:rPr>
+          <w:rFonts w:ascii="Menlo" w:eastAsia="Times New Roman" w:hAnsi="Menlo" w:cs="Menlo"/>
+          <w:color w:val="4EC9B0"/>
+          <w:kern w:val="0"/>
+          <w:sz w:val="18"/>
+          <w:szCs w:val="18"/>
+          <w14:ligatures w14:val="none"/>
+        </w:rPr>
+        <w:t>Debug</w:t>
       </w:r>
       <w:r>
         <w:rPr>
@@ -10104,10 +11566,9 @@
           <w:szCs w:val="18"/>
           <w14:ligatures w14:val="none"/>
         </w:rPr>
-        <w:t>RegisterUIReloadCallback</w:t>
+        <w:t>Log</w:t>
       </w:r>
       <w:proofErr w:type="spellEnd"/>
-      <w:proofErr w:type="gramEnd"/>
       <w:r>
         <w:rPr>
           <w:rFonts w:ascii="Menlo" w:eastAsia="Times New Roman" w:hAnsi="Menlo" w:cs="Menlo"/>
@@ -10119,19 +11580,17 @@
         </w:rPr>
         <w:t>(</w:t>
       </w:r>
-      <w:proofErr w:type="spellStart"/>
-      <w:r>
-        <w:rPr>
-          <w:rFonts w:ascii="Menlo" w:eastAsia="Times New Roman" w:hAnsi="Menlo" w:cs="Menlo"/>
-          <w:color w:val="D2A8FF"/>
-          <w:kern w:val="0"/>
-          <w:sz w:val="18"/>
-          <w:szCs w:val="18"/>
-          <w14:ligatures w14:val="none"/>
-        </w:rPr>
-        <w:t>OnUIReload</w:t>
-      </w:r>
-      <w:proofErr w:type="spellEnd"/>
+      <w:r>
+        <w:rPr>
+          <w:rFonts w:ascii="Menlo" w:eastAsia="Times New Roman" w:hAnsi="Menlo" w:cs="Menlo"/>
+          <w:color w:val="A5D6FF"/>
+          <w:kern w:val="0"/>
+          <w:sz w:val="18"/>
+          <w:szCs w:val="18"/>
+          <w14:ligatures w14:val="none"/>
+        </w:rPr>
+        <w:t>"Label Reference Callback"</w:t>
+      </w:r>
       <w:r>
         <w:rPr>
           <w:rFonts w:ascii="Menlo" w:eastAsia="Times New Roman" w:hAnsi="Menlo" w:cs="Menlo"/>
@@ -10166,7 +11625,75 @@
           <w:szCs w:val="18"/>
           <w14:ligatures w14:val="none"/>
         </w:rPr>
-        <w:t xml:space="preserve">    }</w:t>
+        <w:t xml:space="preserve">        </w:t>
+      </w:r>
+      <w:proofErr w:type="spellStart"/>
+      <w:r>
+        <w:rPr>
+          <w:rFonts w:ascii="Menlo" w:eastAsia="Times New Roman" w:hAnsi="Menlo" w:cs="Menlo"/>
+          <w:color w:val="9CDCFE"/>
+          <w:kern w:val="0"/>
+          <w:sz w:val="18"/>
+          <w:szCs w:val="18"/>
+          <w14:ligatures w14:val="none"/>
+        </w:rPr>
+        <w:t>scoreText</w:t>
+      </w:r>
+      <w:proofErr w:type="spellEnd"/>
+      <w:r>
+        <w:rPr>
+          <w:rFonts w:ascii="Menlo" w:eastAsia="Times New Roman" w:hAnsi="Menlo" w:cs="Menlo"/>
+          <w:color w:val="BBBEBF"/>
+          <w:kern w:val="0"/>
+          <w:sz w:val="18"/>
+          <w:szCs w:val="18"/>
+          <w14:ligatures w14:val="none"/>
+        </w:rPr>
+        <w:t xml:space="preserve"> </w:t>
+      </w:r>
+      <w:r>
+        <w:rPr>
+          <w:rFonts w:ascii="Menlo" w:eastAsia="Times New Roman" w:hAnsi="Menlo" w:cs="Menlo"/>
+          <w:color w:val="D4D4D4"/>
+          <w:kern w:val="0"/>
+          <w:sz w:val="18"/>
+          <w:szCs w:val="18"/>
+          <w14:ligatures w14:val="none"/>
+        </w:rPr>
+        <w:t>=</w:t>
+      </w:r>
+      <w:r>
+        <w:rPr>
+          <w:rFonts w:ascii="Menlo" w:eastAsia="Times New Roman" w:hAnsi="Menlo" w:cs="Menlo"/>
+          <w:color w:val="BBBEBF"/>
+          <w:kern w:val="0"/>
+          <w:sz w:val="18"/>
+          <w:szCs w:val="18"/>
+          <w14:ligatures w14:val="none"/>
+        </w:rPr>
+        <w:t xml:space="preserve"> </w:t>
+      </w:r>
+      <w:r>
+        <w:rPr>
+          <w:rFonts w:ascii="Menlo" w:eastAsia="Times New Roman" w:hAnsi="Menlo" w:cs="Menlo"/>
+          <w:color w:val="FFA657"/>
+          <w:kern w:val="0"/>
+          <w:sz w:val="18"/>
+          <w:szCs w:val="18"/>
+          <w14:ligatures w14:val="none"/>
+        </w:rPr>
+        <w:t>label</w:t>
+      </w:r>
+      <w:r>
+        <w:rPr>
+          <w:rFonts w:ascii="Menlo" w:eastAsia="Times New Roman" w:hAnsi="Menlo" w:cs="Menlo"/>
+          <w:color w:val="BBBEBF"/>
+          <w:kern w:val="0"/>
+          <w:sz w:val="18"/>
+          <w:szCs w:val="18"/>
+          <w14:ligatures w14:val="none"/>
+        </w:rPr>
+        <w:t>;</w:t>
       </w:r>
     </w:p>
     <w:p>
@@ -10182,6 +11709,41 @@
           <w14:ligatures w14:val="none"/>
         </w:rPr>
       </w:pPr>
+      <w:r>
+        <w:rPr>
+          <w:rFonts w:ascii="Menlo" w:eastAsia="Times New Roman" w:hAnsi="Menlo" w:cs="Menlo"/>
+          <w:color w:val="8B949E"/>
+          <w:kern w:val="0"/>
+          <w:sz w:val="18"/>
+          <w:szCs w:val="18"/>
+          <w14:ligatures w14:val="none"/>
+        </w:rPr>
+        <w:t xml:space="preserve">        //</w:t>
+      </w:r>
+      <w:proofErr w:type="spellStart"/>
+      <w:r>
+        <w:rPr>
+          <w:rFonts w:ascii="Menlo" w:eastAsia="Times New Roman" w:hAnsi="Menlo" w:cs="Menlo"/>
+          <w:color w:val="8B949E"/>
+          <w:kern w:val="0"/>
+          <w:sz w:val="18"/>
+          <w:szCs w:val="18"/>
+          <w14:ligatures w14:val="none"/>
+        </w:rPr>
+        <w:t>scoreText.text</w:t>
+      </w:r>
+      <w:proofErr w:type="spellEnd"/>
+      <w:r>
+        <w:rPr>
+          <w:rFonts w:ascii="Menlo" w:eastAsia="Times New Roman" w:hAnsi="Menlo" w:cs="Menlo"/>
+          <w:color w:val="8B949E"/>
+          <w:kern w:val="0"/>
+          <w:sz w:val="18"/>
+          <w:szCs w:val="18"/>
+          <w14:ligatures w14:val="none"/>
+        </w:rPr>
+        <w:t xml:space="preserve"> = "Callback!";</w:t>
+      </w:r>
     </w:p>
     <w:p>
       <w:pPr>
@@ -10205,89 +11767,22 @@
           <w:szCs w:val="18"/>
           <w14:ligatures w14:val="none"/>
         </w:rPr>
-        <w:t xml:space="preserve">    </w:t>
-      </w:r>
-      <w:r>
-        <w:rPr>
-          <w:rFonts w:ascii="Menlo" w:eastAsia="Times New Roman" w:hAnsi="Menlo" w:cs="Menlo"/>
-          <w:color w:val="FF7B72"/>
-          <w:kern w:val="0"/>
-          <w:sz w:val="18"/>
-          <w:szCs w:val="18"/>
-          <w14:ligatures w14:val="none"/>
-        </w:rPr>
-        <w:t>private</w:t>
-      </w:r>
-      <w:r>
-        <w:rPr>
-          <w:rFonts w:ascii="Menlo" w:eastAsia="Times New Roman" w:hAnsi="Menlo" w:cs="Menlo"/>
-          <w:color w:val="BBBEBF"/>
-          <w:kern w:val="0"/>
-          <w:sz w:val="18"/>
-          <w:szCs w:val="18"/>
-          <w14:ligatures w14:val="none"/>
-        </w:rPr>
-        <w:t xml:space="preserve"> </w:t>
-      </w:r>
-      <w:r>
-        <w:rPr>
-          <w:rFonts w:ascii="Menlo" w:eastAsia="Times New Roman" w:hAnsi="Menlo" w:cs="Menlo"/>
-          <w:color w:val="FF7B72"/>
-          <w:kern w:val="0"/>
-          <w:sz w:val="18"/>
-          <w:szCs w:val="18"/>
-          <w14:ligatures w14:val="none"/>
-        </w:rPr>
-        <w:t>void</w:t>
-      </w:r>
-      <w:r>
-        <w:rPr>
-          <w:rFonts w:ascii="Menlo" w:eastAsia="Times New Roman" w:hAnsi="Menlo" w:cs="Menlo"/>
-          <w:color w:val="BBBEBF"/>
-          <w:kern w:val="0"/>
-          <w:sz w:val="18"/>
-          <w:szCs w:val="18"/>
-          <w14:ligatures w14:val="none"/>
-        </w:rPr>
-        <w:t xml:space="preserve"> </w:t>
-      </w:r>
-      <w:proofErr w:type="spellStart"/>
-      <w:proofErr w:type="gramStart"/>
-      <w:r>
-        <w:rPr>
-          <w:rFonts w:ascii="Menlo" w:eastAsia="Times New Roman" w:hAnsi="Menlo" w:cs="Menlo"/>
-          <w:color w:val="D2A8FF"/>
-          <w:kern w:val="0"/>
-          <w:sz w:val="18"/>
-          <w:szCs w:val="18"/>
-          <w14:ligatures w14:val="none"/>
-        </w:rPr>
-        <w:t>OnEnable</w:t>
-      </w:r>
-      <w:proofErr w:type="spellEnd"/>
-      <w:r>
-        <w:rPr>
-          <w:rFonts w:ascii="Menlo" w:eastAsia="Times New Roman" w:hAnsi="Menlo" w:cs="Menlo"/>
-          <w:color w:val="BBBEBF"/>
-          <w:kern w:val="0"/>
-          <w:sz w:val="18"/>
-          <w:szCs w:val="18"/>
-          <w14:ligatures w14:val="none"/>
-        </w:rPr>
-        <w:t>(</w:t>
-      </w:r>
-      <w:proofErr w:type="gramEnd"/>
-      <w:r>
-        <w:rPr>
-          <w:rFonts w:ascii="Menlo" w:eastAsia="Times New Roman" w:hAnsi="Menlo" w:cs="Menlo"/>
-          <w:color w:val="BBBEBF"/>
-          <w:kern w:val="0"/>
-          <w:sz w:val="18"/>
-          <w:szCs w:val="18"/>
-          <w14:ligatures w14:val="none"/>
-        </w:rPr>
-        <w:t>)</w:t>
-      </w:r>
+        <w:t xml:space="preserve">    }</w:t>
+      </w:r>
+    </w:p>
+    <w:p>
+      <w:pPr>
+        <w:shd w:val="clear" w:color="auto" w:fill="121314"/>
+        <w:spacing w:after="240" w:line="270" w:lineRule="atLeast"/>
+        <w:rPr>
+          <w:rFonts w:ascii="Menlo" w:eastAsia="Times New Roman" w:hAnsi="Menlo" w:cs="Menlo"/>
+          <w:color w:val="BBBEBF"/>
+          <w:kern w:val="0"/>
+          <w:sz w:val="18"/>
+          <w:szCs w:val="18"/>
+          <w14:ligatures w14:val="none"/>
+        </w:rPr>
+      </w:pPr>
     </w:p>
     <w:p>
       <w:pPr>
@@ -10311,1507 +11806,7 @@
           <w:szCs w:val="18"/>
           <w14:ligatures w14:val="none"/>
         </w:rPr>
-        <w:t xml:space="preserve">    {</w:t>
-      </w:r>
-    </w:p>
-    <w:p>
-      <w:pPr>
-        <w:shd w:val="clear" w:color="auto" w:fill="121314"/>
-        <w:spacing w:after="0" w:line="270" w:lineRule="atLeast"/>
-        <w:rPr>
-          <w:rFonts w:ascii="Menlo" w:eastAsia="Times New Roman" w:hAnsi="Menlo" w:cs="Menlo"/>
-          <w:color w:val="BBBEBF"/>
-          <w:kern w:val="0"/>
-          <w:sz w:val="18"/>
-          <w:szCs w:val="18"/>
-          <w14:ligatures w14:val="none"/>
-        </w:rPr>
-      </w:pPr>
-      <w:r>
-        <w:rPr>
-          <w:rFonts w:ascii="Menlo" w:eastAsia="Times New Roman" w:hAnsi="Menlo" w:cs="Menlo"/>
-          <w:color w:val="BBBEBF"/>
-          <w:kern w:val="0"/>
-          <w:sz w:val="18"/>
-          <w:szCs w:val="18"/>
-          <w14:ligatures w14:val="none"/>
-        </w:rPr>
-        <w:t xml:space="preserve">        </w:t>
-      </w:r>
-      <w:proofErr w:type="spellStart"/>
-      <w:r>
-        <w:rPr>
-          <w:rFonts w:ascii="Menlo" w:eastAsia="Times New Roman" w:hAnsi="Menlo" w:cs="Menlo"/>
-          <w:color w:val="4EC9B0"/>
-          <w:kern w:val="0"/>
-          <w:sz w:val="18"/>
-          <w:szCs w:val="18"/>
-          <w14:ligatures w14:val="none"/>
-        </w:rPr>
-        <w:t>Debug</w:t>
-      </w:r>
-      <w:r>
-        <w:rPr>
-          <w:rFonts w:ascii="Menlo" w:eastAsia="Times New Roman" w:hAnsi="Menlo" w:cs="Menlo"/>
-          <w:color w:val="D4D4D4"/>
-          <w:kern w:val="0"/>
-          <w:sz w:val="18"/>
-          <w:szCs w:val="18"/>
-          <w14:ligatures w14:val="none"/>
-        </w:rPr>
-        <w:t>.</w:t>
-      </w:r>
-      <w:r>
-        <w:rPr>
-          <w:rFonts w:ascii="Menlo" w:eastAsia="Times New Roman" w:hAnsi="Menlo" w:cs="Menlo"/>
-          <w:color w:val="D2A8FF"/>
-          <w:kern w:val="0"/>
-          <w:sz w:val="18"/>
-          <w:szCs w:val="18"/>
-          <w14:ligatures w14:val="none"/>
-        </w:rPr>
-        <w:t>Log</w:t>
-      </w:r>
-      <w:proofErr w:type="spellEnd"/>
-      <w:r>
-        <w:rPr>
-          <w:rFonts w:ascii="Menlo" w:eastAsia="Times New Roman" w:hAnsi="Menlo" w:cs="Menlo"/>
-          <w:color w:val="BBBEBF"/>
-          <w:kern w:val="0"/>
-          <w:sz w:val="18"/>
-          <w:szCs w:val="18"/>
-          <w14:ligatures w14:val="none"/>
-        </w:rPr>
-        <w:t>(</w:t>
-      </w:r>
-      <w:r>
-        <w:rPr>
-          <w:rFonts w:ascii="Menlo" w:eastAsia="Times New Roman" w:hAnsi="Menlo" w:cs="Menlo"/>
-          <w:color w:val="A5D6FF"/>
-          <w:kern w:val="0"/>
-          <w:sz w:val="18"/>
-          <w:szCs w:val="18"/>
-          <w14:ligatures w14:val="none"/>
-        </w:rPr>
-        <w:t>"On Enable"</w:t>
-      </w:r>
-      <w:r>
-        <w:rPr>
-          <w:rFonts w:ascii="Menlo" w:eastAsia="Times New Roman" w:hAnsi="Menlo" w:cs="Menlo"/>
-          <w:color w:val="BBBEBF"/>
-          <w:kern w:val="0"/>
-          <w:sz w:val="18"/>
-          <w:szCs w:val="18"/>
-          <w14:ligatures w14:val="none"/>
-        </w:rPr>
-        <w:t>);</w:t>
-      </w:r>
-    </w:p>
-    <w:p>
-      <w:pPr>
-        <w:shd w:val="clear" w:color="auto" w:fill="121314"/>
-        <w:spacing w:after="0" w:line="270" w:lineRule="atLeast"/>
-        <w:rPr>
-          <w:rFonts w:ascii="Menlo" w:eastAsia="Times New Roman" w:hAnsi="Menlo" w:cs="Menlo"/>
-          <w:color w:val="BBBEBF"/>
-          <w:kern w:val="0"/>
-          <w:sz w:val="18"/>
-          <w:szCs w:val="18"/>
-          <w14:ligatures w14:val="none"/>
-        </w:rPr>
-      </w:pPr>
-      <w:r>
-        <w:rPr>
-          <w:rFonts w:ascii="Menlo" w:eastAsia="Times New Roman" w:hAnsi="Menlo" w:cs="Menlo"/>
-          <w:color w:val="BBBEBF"/>
-          <w:kern w:val="0"/>
-          <w:sz w:val="18"/>
-          <w:szCs w:val="18"/>
-          <w14:ligatures w14:val="none"/>
-        </w:rPr>
-        <w:t xml:space="preserve">    }</w:t>
-      </w:r>
-    </w:p>
-    <w:p>
-      <w:pPr>
-        <w:shd w:val="clear" w:color="auto" w:fill="121314"/>
-        <w:spacing w:after="0" w:line="270" w:lineRule="atLeast"/>
-        <w:rPr>
-          <w:rFonts w:ascii="Menlo" w:eastAsia="Times New Roman" w:hAnsi="Menlo" w:cs="Menlo"/>
-          <w:color w:val="BBBEBF"/>
-          <w:kern w:val="0"/>
-          <w:sz w:val="18"/>
-          <w:szCs w:val="18"/>
-          <w14:ligatures w14:val="none"/>
-        </w:rPr>
-      </w:pPr>
-    </w:p>
-    <w:p>
-      <w:pPr>
-        <w:shd w:val="clear" w:color="auto" w:fill="121314"/>
-        <w:spacing w:after="0" w:line="270" w:lineRule="atLeast"/>
-        <w:rPr>
-          <w:rFonts w:ascii="Menlo" w:eastAsia="Times New Roman" w:hAnsi="Menlo" w:cs="Menlo"/>
-          <w:color w:val="BBBEBF"/>
-          <w:kern w:val="0"/>
-          <w:sz w:val="18"/>
-          <w:szCs w:val="18"/>
-          <w14:ligatures w14:val="none"/>
-        </w:rPr>
-      </w:pPr>
-      <w:r>
-        <w:rPr>
-          <w:rFonts w:ascii="Menlo" w:eastAsia="Times New Roman" w:hAnsi="Menlo" w:cs="Menlo"/>
-          <w:color w:val="BBBEBF"/>
-          <w:kern w:val="0"/>
-          <w:sz w:val="18"/>
-          <w:szCs w:val="18"/>
-          <w14:ligatures w14:val="none"/>
-        </w:rPr>
-        <w:t xml:space="preserve">    </w:t>
-      </w:r>
-      <w:r>
-        <w:rPr>
-          <w:rFonts w:ascii="Menlo" w:eastAsia="Times New Roman" w:hAnsi="Menlo" w:cs="Menlo"/>
-          <w:color w:val="FF7B72"/>
-          <w:kern w:val="0"/>
-          <w:sz w:val="18"/>
-          <w:szCs w:val="18"/>
-          <w14:ligatures w14:val="none"/>
-        </w:rPr>
-        <w:t>private</w:t>
-      </w:r>
-      <w:r>
-        <w:rPr>
-          <w:rFonts w:ascii="Menlo" w:eastAsia="Times New Roman" w:hAnsi="Menlo" w:cs="Menlo"/>
-          <w:color w:val="BBBEBF"/>
-          <w:kern w:val="0"/>
-          <w:sz w:val="18"/>
-          <w:szCs w:val="18"/>
-          <w14:ligatures w14:val="none"/>
-        </w:rPr>
-        <w:t xml:space="preserve"> </w:t>
-      </w:r>
-      <w:r>
-        <w:rPr>
-          <w:rFonts w:ascii="Menlo" w:eastAsia="Times New Roman" w:hAnsi="Menlo" w:cs="Menlo"/>
-          <w:color w:val="FF7B72"/>
-          <w:kern w:val="0"/>
-          <w:sz w:val="18"/>
-          <w:szCs w:val="18"/>
-          <w14:ligatures w14:val="none"/>
-        </w:rPr>
-        <w:t>void</w:t>
-      </w:r>
-      <w:r>
-        <w:rPr>
-          <w:rFonts w:ascii="Menlo" w:eastAsia="Times New Roman" w:hAnsi="Menlo" w:cs="Menlo"/>
-          <w:color w:val="BBBEBF"/>
-          <w:kern w:val="0"/>
-          <w:sz w:val="18"/>
-          <w:szCs w:val="18"/>
-          <w14:ligatures w14:val="none"/>
-        </w:rPr>
-        <w:t xml:space="preserve"> </w:t>
-      </w:r>
-      <w:proofErr w:type="spellStart"/>
-      <w:proofErr w:type="gramStart"/>
-      <w:r>
-        <w:rPr>
-          <w:rFonts w:ascii="Menlo" w:eastAsia="Times New Roman" w:hAnsi="Menlo" w:cs="Menlo"/>
-          <w:color w:val="D2A8FF"/>
-          <w:kern w:val="0"/>
-          <w:sz w:val="18"/>
-          <w:szCs w:val="18"/>
-          <w14:ligatures w14:val="none"/>
-        </w:rPr>
-        <w:t>OnDestroy</w:t>
-      </w:r>
-      <w:proofErr w:type="spellEnd"/>
-      <w:r>
-        <w:rPr>
-          <w:rFonts w:ascii="Menlo" w:eastAsia="Times New Roman" w:hAnsi="Menlo" w:cs="Menlo"/>
-          <w:color w:val="BBBEBF"/>
-          <w:kern w:val="0"/>
-          <w:sz w:val="18"/>
-          <w:szCs w:val="18"/>
-          <w14:ligatures w14:val="none"/>
-        </w:rPr>
-        <w:t>(</w:t>
-      </w:r>
-      <w:proofErr w:type="gramEnd"/>
-      <w:r>
-        <w:rPr>
-          <w:rFonts w:ascii="Menlo" w:eastAsia="Times New Roman" w:hAnsi="Menlo" w:cs="Menlo"/>
-          <w:color w:val="BBBEBF"/>
-          <w:kern w:val="0"/>
-          <w:sz w:val="18"/>
-          <w:szCs w:val="18"/>
-          <w14:ligatures w14:val="none"/>
-        </w:rPr>
-        <w:t>)</w:t>
-      </w:r>
-    </w:p>
-    <w:p>
-      <w:pPr>
-        <w:shd w:val="clear" w:color="auto" w:fill="121314"/>
-        <w:spacing w:after="0" w:line="270" w:lineRule="atLeast"/>
-        <w:rPr>
-          <w:rFonts w:ascii="Menlo" w:eastAsia="Times New Roman" w:hAnsi="Menlo" w:cs="Menlo"/>
-          <w:color w:val="BBBEBF"/>
-          <w:kern w:val="0"/>
-          <w:sz w:val="18"/>
-          <w:szCs w:val="18"/>
-          <w14:ligatures w14:val="none"/>
-        </w:rPr>
-      </w:pPr>
-      <w:r>
-        <w:rPr>
-          <w:rFonts w:ascii="Menlo" w:eastAsia="Times New Roman" w:hAnsi="Menlo" w:cs="Menlo"/>
-          <w:color w:val="BBBEBF"/>
-          <w:kern w:val="0"/>
-          <w:sz w:val="18"/>
-          <w:szCs w:val="18"/>
-          <w14:ligatures w14:val="none"/>
-        </w:rPr>
-        <w:t xml:space="preserve">    {</w:t>
-      </w:r>
-    </w:p>
-    <w:p>
-      <w:pPr>
-        <w:shd w:val="clear" w:color="auto" w:fill="121314"/>
-        <w:spacing w:after="0" w:line="270" w:lineRule="atLeast"/>
-        <w:rPr>
-          <w:rFonts w:ascii="Menlo" w:eastAsia="Times New Roman" w:hAnsi="Menlo" w:cs="Menlo"/>
-          <w:color w:val="BBBEBF"/>
-          <w:kern w:val="0"/>
-          <w:sz w:val="18"/>
-          <w:szCs w:val="18"/>
-          <w14:ligatures w14:val="none"/>
-        </w:rPr>
-      </w:pPr>
-      <w:r>
-        <w:rPr>
-          <w:rFonts w:ascii="Menlo" w:eastAsia="Times New Roman" w:hAnsi="Menlo" w:cs="Menlo"/>
-          <w:color w:val="BBBEBF"/>
-          <w:kern w:val="0"/>
-          <w:sz w:val="18"/>
-          <w:szCs w:val="18"/>
-          <w14:ligatures w14:val="none"/>
-        </w:rPr>
-        <w:t xml:space="preserve">        </w:t>
-      </w:r>
-      <w:proofErr w:type="spellStart"/>
-      <w:proofErr w:type="gramStart"/>
-      <w:r>
-        <w:rPr>
-          <w:rFonts w:ascii="Menlo" w:eastAsia="Times New Roman" w:hAnsi="Menlo" w:cs="Menlo"/>
-          <w:color w:val="9CDCFE"/>
-          <w:kern w:val="0"/>
-          <w:sz w:val="18"/>
-          <w:szCs w:val="18"/>
-          <w14:ligatures w14:val="none"/>
-        </w:rPr>
-        <w:t>panel</w:t>
-      </w:r>
-      <w:r>
-        <w:rPr>
-          <w:rFonts w:ascii="Menlo" w:eastAsia="Times New Roman" w:hAnsi="Menlo" w:cs="Menlo"/>
-          <w:color w:val="D4D4D4"/>
-          <w:kern w:val="0"/>
-          <w:sz w:val="18"/>
-          <w:szCs w:val="18"/>
-          <w14:ligatures w14:val="none"/>
-        </w:rPr>
-        <w:t>.</w:t>
-      </w:r>
-      <w:r>
-        <w:rPr>
-          <w:rFonts w:ascii="Menlo" w:eastAsia="Times New Roman" w:hAnsi="Menlo" w:cs="Menlo"/>
-          <w:color w:val="D2A8FF"/>
-          <w:kern w:val="0"/>
-          <w:sz w:val="18"/>
-          <w:szCs w:val="18"/>
-          <w14:ligatures w14:val="none"/>
-        </w:rPr>
-        <w:t>UnregisterUIReloadCallback</w:t>
-      </w:r>
-      <w:proofErr w:type="spellEnd"/>
-      <w:proofErr w:type="gramEnd"/>
-      <w:r>
-        <w:rPr>
-          <w:rFonts w:ascii="Menlo" w:eastAsia="Times New Roman" w:hAnsi="Menlo" w:cs="Menlo"/>
-          <w:color w:val="BBBEBF"/>
-          <w:kern w:val="0"/>
-          <w:sz w:val="18"/>
-          <w:szCs w:val="18"/>
-          <w14:ligatures w14:val="none"/>
-        </w:rPr>
-        <w:t>(</w:t>
-      </w:r>
-      <w:proofErr w:type="spellStart"/>
-      <w:r>
-        <w:rPr>
-          <w:rFonts w:ascii="Menlo" w:eastAsia="Times New Roman" w:hAnsi="Menlo" w:cs="Menlo"/>
-          <w:color w:val="D2A8FF"/>
-          <w:kern w:val="0"/>
-          <w:sz w:val="18"/>
-          <w:szCs w:val="18"/>
-          <w14:ligatures w14:val="none"/>
-        </w:rPr>
-        <w:t>OnUIReload</w:t>
-      </w:r>
-      <w:proofErr w:type="spellEnd"/>
-      <w:r>
-        <w:rPr>
-          <w:rFonts w:ascii="Menlo" w:eastAsia="Times New Roman" w:hAnsi="Menlo" w:cs="Menlo"/>
-          <w:color w:val="BBBEBF"/>
-          <w:kern w:val="0"/>
-          <w:sz w:val="18"/>
-          <w:szCs w:val="18"/>
-          <w14:ligatures w14:val="none"/>
-        </w:rPr>
-        <w:t>);</w:t>
-      </w:r>
-    </w:p>
-    <w:p>
-      <w:pPr>
-        <w:shd w:val="clear" w:color="auto" w:fill="121314"/>
-        <w:spacing w:after="0" w:line="270" w:lineRule="atLeast"/>
-        <w:rPr>
-          <w:rFonts w:ascii="Menlo" w:eastAsia="Times New Roman" w:hAnsi="Menlo" w:cs="Menlo"/>
-          <w:color w:val="BBBEBF"/>
-          <w:kern w:val="0"/>
-          <w:sz w:val="18"/>
-          <w:szCs w:val="18"/>
-          <w14:ligatures w14:val="none"/>
-        </w:rPr>
-      </w:pPr>
-      <w:r>
-        <w:rPr>
-          <w:rFonts w:ascii="Menlo" w:eastAsia="Times New Roman" w:hAnsi="Menlo" w:cs="Menlo"/>
-          <w:color w:val="BBBEBF"/>
-          <w:kern w:val="0"/>
-          <w:sz w:val="18"/>
-          <w:szCs w:val="18"/>
-          <w14:ligatures w14:val="none"/>
-        </w:rPr>
-        <w:t xml:space="preserve">        </w:t>
-      </w:r>
-      <w:r>
-        <w:rPr>
-          <w:rFonts w:ascii="Menlo" w:eastAsia="Times New Roman" w:hAnsi="Menlo" w:cs="Menlo"/>
-          <w:color w:val="9CDCFE"/>
-          <w:kern w:val="0"/>
-          <w:sz w:val="18"/>
-          <w:szCs w:val="18"/>
-          <w14:ligatures w14:val="none"/>
-        </w:rPr>
-        <w:t>labelReference</w:t>
-      </w:r>
-      <w:r>
-        <w:rPr>
-          <w:rFonts w:ascii="Menlo" w:eastAsia="Times New Roman" w:hAnsi="Menlo" w:cs="Menlo"/>
-          <w:color w:val="D4D4D4"/>
-          <w:kern w:val="0"/>
-          <w:sz w:val="18"/>
-          <w:szCs w:val="18"/>
-          <w14:ligatures w14:val="none"/>
-        </w:rPr>
-        <w:t>.</w:t>
-      </w:r>
-      <w:r>
-        <w:rPr>
-          <w:rFonts w:ascii="Menlo" w:eastAsia="Times New Roman" w:hAnsi="Menlo" w:cs="Menlo"/>
-          <w:color w:val="D2A8FF"/>
-          <w:kern w:val="0"/>
-          <w:sz w:val="18"/>
-          <w:szCs w:val="18"/>
-          <w14:ligatures w14:val="none"/>
-        </w:rPr>
-        <w:t>UnregisterReferenceUnloadedCallback</w:t>
-      </w:r>
-      <w:r>
-        <w:rPr>
-          <w:rFonts w:ascii="Menlo" w:eastAsia="Times New Roman" w:hAnsi="Menlo" w:cs="Menlo"/>
-          <w:color w:val="BBBEBF"/>
-          <w:kern w:val="0"/>
-          <w:sz w:val="18"/>
-          <w:szCs w:val="18"/>
-          <w14:ligatures w14:val="none"/>
-        </w:rPr>
-        <w:t>(</w:t>
-      </w:r>
-      <w:r>
-        <w:rPr>
-          <w:rFonts w:ascii="Menlo" w:eastAsia="Times New Roman" w:hAnsi="Menlo" w:cs="Menlo"/>
-          <w:color w:val="D2A8FF"/>
-          <w:kern w:val="0"/>
-          <w:sz w:val="18"/>
-          <w:szCs w:val="18"/>
-          <w14:ligatures w14:val="none"/>
-        </w:rPr>
-        <w:t>HandleLabelReferenceCallback</w:t>
-      </w:r>
-      <w:r>
-        <w:rPr>
-          <w:rFonts w:ascii="Menlo" w:eastAsia="Times New Roman" w:hAnsi="Menlo" w:cs="Menlo"/>
-          <w:color w:val="BBBEBF"/>
-          <w:kern w:val="0"/>
-          <w:sz w:val="18"/>
-          <w:szCs w:val="18"/>
-          <w14:ligatures w14:val="none"/>
-        </w:rPr>
-        <w:t>);</w:t>
-      </w:r>
-    </w:p>
-    <w:p>
-      <w:pPr>
-        <w:shd w:val="clear" w:color="auto" w:fill="121314"/>
-        <w:spacing w:after="0" w:line="270" w:lineRule="atLeast"/>
-        <w:rPr>
-          <w:rFonts w:ascii="Menlo" w:eastAsia="Times New Roman" w:hAnsi="Menlo" w:cs="Menlo"/>
-          <w:color w:val="BBBEBF"/>
-          <w:kern w:val="0"/>
-          <w:sz w:val="18"/>
-          <w:szCs w:val="18"/>
-          <w14:ligatures w14:val="none"/>
-        </w:rPr>
-      </w:pPr>
-      <w:r>
-        <w:rPr>
-          <w:rFonts w:ascii="Menlo" w:eastAsia="Times New Roman" w:hAnsi="Menlo" w:cs="Menlo"/>
-          <w:color w:val="BBBEBF"/>
-          <w:kern w:val="0"/>
-          <w:sz w:val="18"/>
-          <w:szCs w:val="18"/>
-          <w14:ligatures w14:val="none"/>
-        </w:rPr>
-        <w:t xml:space="preserve">    }</w:t>
-      </w:r>
-    </w:p>
-    <w:p>
-      <w:pPr>
-        <w:shd w:val="clear" w:color="auto" w:fill="121314"/>
-        <w:spacing w:after="0" w:line="270" w:lineRule="atLeast"/>
-        <w:rPr>
-          <w:rFonts w:ascii="Menlo" w:eastAsia="Times New Roman" w:hAnsi="Menlo" w:cs="Menlo"/>
-          <w:color w:val="BBBEBF"/>
-          <w:kern w:val="0"/>
-          <w:sz w:val="18"/>
-          <w:szCs w:val="18"/>
-          <w14:ligatures w14:val="none"/>
-        </w:rPr>
-      </w:pPr>
-    </w:p>
-    <w:p>
-      <w:pPr>
-        <w:shd w:val="clear" w:color="auto" w:fill="121314"/>
-        <w:spacing w:after="0" w:line="270" w:lineRule="atLeast"/>
-        <w:rPr>
-          <w:rFonts w:ascii="Menlo" w:eastAsia="Times New Roman" w:hAnsi="Menlo" w:cs="Menlo"/>
-          <w:color w:val="BBBEBF"/>
-          <w:kern w:val="0"/>
-          <w:sz w:val="18"/>
-          <w:szCs w:val="18"/>
-          <w14:ligatures w14:val="none"/>
-        </w:rPr>
-      </w:pPr>
-      <w:r>
-        <w:rPr>
-          <w:rFonts w:ascii="Menlo" w:eastAsia="Times New Roman" w:hAnsi="Menlo" w:cs="Menlo"/>
-          <w:color w:val="BBBEBF"/>
-          <w:kern w:val="0"/>
-          <w:sz w:val="18"/>
-          <w:szCs w:val="18"/>
-          <w14:ligatures w14:val="none"/>
-        </w:rPr>
-        <w:t xml:space="preserve">    </w:t>
-      </w:r>
-      <w:r>
-        <w:rPr>
-          <w:rFonts w:ascii="Menlo" w:eastAsia="Times New Roman" w:hAnsi="Menlo" w:cs="Menlo"/>
-          <w:color w:val="FF7B72"/>
-          <w:kern w:val="0"/>
-          <w:sz w:val="18"/>
-          <w:szCs w:val="18"/>
-          <w14:ligatures w14:val="none"/>
-        </w:rPr>
-        <w:t>private</w:t>
-      </w:r>
-      <w:r>
-        <w:rPr>
-          <w:rFonts w:ascii="Menlo" w:eastAsia="Times New Roman" w:hAnsi="Menlo" w:cs="Menlo"/>
-          <w:color w:val="BBBEBF"/>
-          <w:kern w:val="0"/>
-          <w:sz w:val="18"/>
-          <w:szCs w:val="18"/>
-          <w14:ligatures w14:val="none"/>
-        </w:rPr>
-        <w:t xml:space="preserve"> </w:t>
-      </w:r>
-      <w:r>
-        <w:rPr>
-          <w:rFonts w:ascii="Menlo" w:eastAsia="Times New Roman" w:hAnsi="Menlo" w:cs="Menlo"/>
-          <w:color w:val="FF7B72"/>
-          <w:kern w:val="0"/>
-          <w:sz w:val="18"/>
-          <w:szCs w:val="18"/>
-          <w14:ligatures w14:val="none"/>
-        </w:rPr>
-        <w:t>void</w:t>
-      </w:r>
-      <w:r>
-        <w:rPr>
-          <w:rFonts w:ascii="Menlo" w:eastAsia="Times New Roman" w:hAnsi="Menlo" w:cs="Menlo"/>
-          <w:color w:val="BBBEBF"/>
-          <w:kern w:val="0"/>
-          <w:sz w:val="18"/>
-          <w:szCs w:val="18"/>
-          <w14:ligatures w14:val="none"/>
-        </w:rPr>
-        <w:t xml:space="preserve"> </w:t>
-      </w:r>
-      <w:proofErr w:type="spellStart"/>
-      <w:proofErr w:type="gramStart"/>
-      <w:r>
-        <w:rPr>
-          <w:rFonts w:ascii="Menlo" w:eastAsia="Times New Roman" w:hAnsi="Menlo" w:cs="Menlo"/>
-          <w:color w:val="D2A8FF"/>
-          <w:kern w:val="0"/>
-          <w:sz w:val="18"/>
-          <w:szCs w:val="18"/>
-          <w14:ligatures w14:val="none"/>
-        </w:rPr>
-        <w:t>OnUIReload</w:t>
-      </w:r>
-      <w:proofErr w:type="spellEnd"/>
-      <w:r>
-        <w:rPr>
-          <w:rFonts w:ascii="Menlo" w:eastAsia="Times New Roman" w:hAnsi="Menlo" w:cs="Menlo"/>
-          <w:color w:val="BBBEBF"/>
-          <w:kern w:val="0"/>
-          <w:sz w:val="18"/>
-          <w:szCs w:val="18"/>
-          <w14:ligatures w14:val="none"/>
-        </w:rPr>
-        <w:t>(</w:t>
-      </w:r>
-      <w:proofErr w:type="spellStart"/>
-      <w:proofErr w:type="gramEnd"/>
-      <w:r>
-        <w:rPr>
-          <w:rFonts w:ascii="Menlo" w:eastAsia="Times New Roman" w:hAnsi="Menlo" w:cs="Menlo"/>
-          <w:color w:val="4EC9B0"/>
-          <w:kern w:val="0"/>
-          <w:sz w:val="18"/>
-          <w:szCs w:val="18"/>
-          <w14:ligatures w14:val="none"/>
-        </w:rPr>
-        <w:t>PanelRenderer</w:t>
-      </w:r>
-      <w:proofErr w:type="spellEnd"/>
-      <w:r>
-        <w:rPr>
-          <w:rFonts w:ascii="Menlo" w:eastAsia="Times New Roman" w:hAnsi="Menlo" w:cs="Menlo"/>
-          <w:color w:val="BBBEBF"/>
-          <w:kern w:val="0"/>
-          <w:sz w:val="18"/>
-          <w:szCs w:val="18"/>
-          <w14:ligatures w14:val="none"/>
-        </w:rPr>
-        <w:t xml:space="preserve"> </w:t>
-      </w:r>
-      <w:r>
-        <w:rPr>
-          <w:rFonts w:ascii="Menlo" w:eastAsia="Times New Roman" w:hAnsi="Menlo" w:cs="Menlo"/>
-          <w:color w:val="FFA657"/>
-          <w:kern w:val="0"/>
-          <w:sz w:val="18"/>
-          <w:szCs w:val="18"/>
-          <w14:ligatures w14:val="none"/>
-        </w:rPr>
-        <w:t>panel</w:t>
-      </w:r>
-      <w:r>
-        <w:rPr>
-          <w:rFonts w:ascii="Menlo" w:eastAsia="Times New Roman" w:hAnsi="Menlo" w:cs="Menlo"/>
-          <w:color w:val="BBBEBF"/>
-          <w:kern w:val="0"/>
-          <w:sz w:val="18"/>
-          <w:szCs w:val="18"/>
-          <w14:ligatures w14:val="none"/>
-        </w:rPr>
-        <w:t xml:space="preserve">, </w:t>
-      </w:r>
-      <w:proofErr w:type="spellStart"/>
-      <w:r>
-        <w:rPr>
-          <w:rFonts w:ascii="Menlo" w:eastAsia="Times New Roman" w:hAnsi="Menlo" w:cs="Menlo"/>
-          <w:color w:val="4EC9B0"/>
-          <w:kern w:val="0"/>
-          <w:sz w:val="18"/>
-          <w:szCs w:val="18"/>
-          <w14:ligatures w14:val="none"/>
-        </w:rPr>
-        <w:t>VisualElement</w:t>
-      </w:r>
-      <w:proofErr w:type="spellEnd"/>
-      <w:r>
-        <w:rPr>
-          <w:rFonts w:ascii="Menlo" w:eastAsia="Times New Roman" w:hAnsi="Menlo" w:cs="Menlo"/>
-          <w:color w:val="BBBEBF"/>
-          <w:kern w:val="0"/>
-          <w:sz w:val="18"/>
-          <w:szCs w:val="18"/>
-          <w14:ligatures w14:val="none"/>
-        </w:rPr>
-        <w:t xml:space="preserve"> </w:t>
-      </w:r>
-      <w:r>
-        <w:rPr>
-          <w:rFonts w:ascii="Menlo" w:eastAsia="Times New Roman" w:hAnsi="Menlo" w:cs="Menlo"/>
-          <w:color w:val="FFA657"/>
-          <w:kern w:val="0"/>
-          <w:sz w:val="18"/>
-          <w:szCs w:val="18"/>
-          <w14:ligatures w14:val="none"/>
-        </w:rPr>
-        <w:t>root</w:t>
-      </w:r>
-      <w:r>
-        <w:rPr>
-          <w:rFonts w:ascii="Menlo" w:eastAsia="Times New Roman" w:hAnsi="Menlo" w:cs="Menlo"/>
-          <w:color w:val="BBBEBF"/>
-          <w:kern w:val="0"/>
-          <w:sz w:val="18"/>
-          <w:szCs w:val="18"/>
-          <w14:ligatures w14:val="none"/>
-        </w:rPr>
-        <w:t xml:space="preserve">, </w:t>
-      </w:r>
-      <w:r>
-        <w:rPr>
-          <w:rFonts w:ascii="Menlo" w:eastAsia="Times New Roman" w:hAnsi="Menlo" w:cs="Menlo"/>
-          <w:color w:val="FF7B72"/>
-          <w:kern w:val="0"/>
-          <w:sz w:val="18"/>
-          <w:szCs w:val="18"/>
-          <w14:ligatures w14:val="none"/>
-        </w:rPr>
-        <w:t>int</w:t>
-      </w:r>
-      <w:r>
-        <w:rPr>
-          <w:rFonts w:ascii="Menlo" w:eastAsia="Times New Roman" w:hAnsi="Menlo" w:cs="Menlo"/>
-          <w:color w:val="BBBEBF"/>
-          <w:kern w:val="0"/>
-          <w:sz w:val="18"/>
-          <w:szCs w:val="18"/>
-          <w14:ligatures w14:val="none"/>
-        </w:rPr>
-        <w:t xml:space="preserve"> </w:t>
-      </w:r>
-      <w:r>
-        <w:rPr>
-          <w:rFonts w:ascii="Menlo" w:eastAsia="Times New Roman" w:hAnsi="Menlo" w:cs="Menlo"/>
-          <w:color w:val="FFA657"/>
-          <w:kern w:val="0"/>
-          <w:sz w:val="18"/>
-          <w:szCs w:val="18"/>
-          <w14:ligatures w14:val="none"/>
-        </w:rPr>
-        <w:t>version</w:t>
-      </w:r>
-      <w:r>
-        <w:rPr>
-          <w:rFonts w:ascii="Menlo" w:eastAsia="Times New Roman" w:hAnsi="Menlo" w:cs="Menlo"/>
-          <w:color w:val="BBBEBF"/>
-          <w:kern w:val="0"/>
-          <w:sz w:val="18"/>
-          <w:szCs w:val="18"/>
-          <w14:ligatures w14:val="none"/>
-        </w:rPr>
-        <w:t>)</w:t>
-      </w:r>
-    </w:p>
-    <w:p>
-      <w:pPr>
-        <w:shd w:val="clear" w:color="auto" w:fill="121314"/>
-        <w:spacing w:after="0" w:line="270" w:lineRule="atLeast"/>
-        <w:rPr>
-          <w:rFonts w:ascii="Menlo" w:eastAsia="Times New Roman" w:hAnsi="Menlo" w:cs="Menlo"/>
-          <w:color w:val="BBBEBF"/>
-          <w:kern w:val="0"/>
-          <w:sz w:val="18"/>
-          <w:szCs w:val="18"/>
-          <w14:ligatures w14:val="none"/>
-        </w:rPr>
-      </w:pPr>
-      <w:r>
-        <w:rPr>
-          <w:rFonts w:ascii="Menlo" w:eastAsia="Times New Roman" w:hAnsi="Menlo" w:cs="Menlo"/>
-          <w:color w:val="BBBEBF"/>
-          <w:kern w:val="0"/>
-          <w:sz w:val="18"/>
-          <w:szCs w:val="18"/>
-          <w14:ligatures w14:val="none"/>
-        </w:rPr>
-        <w:t xml:space="preserve">    {</w:t>
-      </w:r>
-    </w:p>
-    <w:p>
-      <w:pPr>
-        <w:shd w:val="clear" w:color="auto" w:fill="121314"/>
-        <w:spacing w:after="0" w:line="270" w:lineRule="atLeast"/>
-        <w:rPr>
-          <w:rFonts w:ascii="Menlo" w:eastAsia="Times New Roman" w:hAnsi="Menlo" w:cs="Menlo"/>
-          <w:color w:val="BBBEBF"/>
-          <w:kern w:val="0"/>
-          <w:sz w:val="18"/>
-          <w:szCs w:val="18"/>
-          <w14:ligatures w14:val="none"/>
-        </w:rPr>
-      </w:pPr>
-      <w:r>
-        <w:rPr>
-          <w:rFonts w:ascii="Menlo" w:eastAsia="Times New Roman" w:hAnsi="Menlo" w:cs="Menlo"/>
-          <w:color w:val="BBBEBF"/>
-          <w:kern w:val="0"/>
-          <w:sz w:val="18"/>
-          <w:szCs w:val="18"/>
-          <w14:ligatures w14:val="none"/>
-        </w:rPr>
-        <w:t xml:space="preserve">        </w:t>
-      </w:r>
-      <w:proofErr w:type="spellStart"/>
-      <w:r>
-        <w:rPr>
-          <w:rFonts w:ascii="Menlo" w:eastAsia="Times New Roman" w:hAnsi="Menlo" w:cs="Menlo"/>
-          <w:color w:val="4EC9B0"/>
-          <w:kern w:val="0"/>
-          <w:sz w:val="18"/>
-          <w:szCs w:val="18"/>
-          <w14:ligatures w14:val="none"/>
-        </w:rPr>
-        <w:t>Debug</w:t>
-      </w:r>
-      <w:r>
-        <w:rPr>
-          <w:rFonts w:ascii="Menlo" w:eastAsia="Times New Roman" w:hAnsi="Menlo" w:cs="Menlo"/>
-          <w:color w:val="D4D4D4"/>
-          <w:kern w:val="0"/>
-          <w:sz w:val="18"/>
-          <w:szCs w:val="18"/>
-          <w14:ligatures w14:val="none"/>
-        </w:rPr>
-        <w:t>.</w:t>
-      </w:r>
-      <w:r>
-        <w:rPr>
-          <w:rFonts w:ascii="Menlo" w:eastAsia="Times New Roman" w:hAnsi="Menlo" w:cs="Menlo"/>
-          <w:color w:val="D2A8FF"/>
-          <w:kern w:val="0"/>
-          <w:sz w:val="18"/>
-          <w:szCs w:val="18"/>
-          <w14:ligatures w14:val="none"/>
-        </w:rPr>
-        <w:t>Log</w:t>
-      </w:r>
-      <w:proofErr w:type="spellEnd"/>
-      <w:r>
-        <w:rPr>
-          <w:rFonts w:ascii="Menlo" w:eastAsia="Times New Roman" w:hAnsi="Menlo" w:cs="Menlo"/>
-          <w:color w:val="BBBEBF"/>
-          <w:kern w:val="0"/>
-          <w:sz w:val="18"/>
-          <w:szCs w:val="18"/>
-          <w14:ligatures w14:val="none"/>
-        </w:rPr>
-        <w:t>(</w:t>
-      </w:r>
-      <w:r>
-        <w:rPr>
-          <w:rFonts w:ascii="Menlo" w:eastAsia="Times New Roman" w:hAnsi="Menlo" w:cs="Menlo"/>
-          <w:color w:val="A5D6FF"/>
-          <w:kern w:val="0"/>
-          <w:sz w:val="18"/>
-          <w:szCs w:val="18"/>
-          <w14:ligatures w14:val="none"/>
-        </w:rPr>
-        <w:t>"UI Reload on frame: "</w:t>
-      </w:r>
-      <w:r>
-        <w:rPr>
-          <w:rFonts w:ascii="Menlo" w:eastAsia="Times New Roman" w:hAnsi="Menlo" w:cs="Menlo"/>
-          <w:color w:val="BBBEBF"/>
-          <w:kern w:val="0"/>
-          <w:sz w:val="18"/>
-          <w:szCs w:val="18"/>
-          <w14:ligatures w14:val="none"/>
-        </w:rPr>
-        <w:t xml:space="preserve"> </w:t>
-      </w:r>
-      <w:r>
-        <w:rPr>
-          <w:rFonts w:ascii="Menlo" w:eastAsia="Times New Roman" w:hAnsi="Menlo" w:cs="Menlo"/>
-          <w:color w:val="D4D4D4"/>
-          <w:kern w:val="0"/>
-          <w:sz w:val="18"/>
-          <w:szCs w:val="18"/>
-          <w14:ligatures w14:val="none"/>
-        </w:rPr>
-        <w:t>+</w:t>
-      </w:r>
-      <w:r>
-        <w:rPr>
-          <w:rFonts w:ascii="Menlo" w:eastAsia="Times New Roman" w:hAnsi="Menlo" w:cs="Menlo"/>
-          <w:color w:val="BBBEBF"/>
-          <w:kern w:val="0"/>
-          <w:sz w:val="18"/>
-          <w:szCs w:val="18"/>
-          <w14:ligatures w14:val="none"/>
-        </w:rPr>
-        <w:t xml:space="preserve"> </w:t>
-      </w:r>
-      <w:proofErr w:type="spellStart"/>
-      <w:r>
-        <w:rPr>
-          <w:rFonts w:ascii="Menlo" w:eastAsia="Times New Roman" w:hAnsi="Menlo" w:cs="Menlo"/>
-          <w:color w:val="4EC9B0"/>
-          <w:kern w:val="0"/>
-          <w:sz w:val="18"/>
-          <w:szCs w:val="18"/>
-          <w14:ligatures w14:val="none"/>
-        </w:rPr>
-        <w:t>Time</w:t>
-      </w:r>
-      <w:r>
-        <w:rPr>
-          <w:rFonts w:ascii="Menlo" w:eastAsia="Times New Roman" w:hAnsi="Menlo" w:cs="Menlo"/>
-          <w:color w:val="D4D4D4"/>
-          <w:kern w:val="0"/>
-          <w:sz w:val="18"/>
-          <w:szCs w:val="18"/>
-          <w14:ligatures w14:val="none"/>
-        </w:rPr>
-        <w:t>.</w:t>
-      </w:r>
-      <w:r>
-        <w:rPr>
-          <w:rFonts w:ascii="Menlo" w:eastAsia="Times New Roman" w:hAnsi="Menlo" w:cs="Menlo"/>
-          <w:color w:val="C9D1D9"/>
-          <w:kern w:val="0"/>
-          <w:sz w:val="18"/>
-          <w:szCs w:val="18"/>
-          <w14:ligatures w14:val="none"/>
-        </w:rPr>
-        <w:t>frameCount</w:t>
-      </w:r>
-      <w:proofErr w:type="spellEnd"/>
-      <w:r>
-        <w:rPr>
-          <w:rFonts w:ascii="Menlo" w:eastAsia="Times New Roman" w:hAnsi="Menlo" w:cs="Menlo"/>
-          <w:color w:val="BBBEBF"/>
-          <w:kern w:val="0"/>
-          <w:sz w:val="18"/>
-          <w:szCs w:val="18"/>
-          <w14:ligatures w14:val="none"/>
-        </w:rPr>
-        <w:t>);</w:t>
-      </w:r>
-    </w:p>
-    <w:p>
-      <w:pPr>
-        <w:shd w:val="clear" w:color="auto" w:fill="121314"/>
-        <w:spacing w:after="0" w:line="270" w:lineRule="atLeast"/>
-        <w:rPr>
-          <w:rFonts w:ascii="Menlo" w:eastAsia="Times New Roman" w:hAnsi="Menlo" w:cs="Menlo"/>
-          <w:color w:val="BBBEBF"/>
-          <w:kern w:val="0"/>
-          <w:sz w:val="18"/>
-          <w:szCs w:val="18"/>
-          <w14:ligatures w14:val="none"/>
-        </w:rPr>
-      </w:pPr>
-      <w:r>
-        <w:rPr>
-          <w:rFonts w:ascii="Menlo" w:eastAsia="Times New Roman" w:hAnsi="Menlo" w:cs="Menlo"/>
-          <w:color w:val="BBBEBF"/>
-          <w:kern w:val="0"/>
-          <w:sz w:val="18"/>
-          <w:szCs w:val="18"/>
-          <w14:ligatures w14:val="none"/>
-        </w:rPr>
-        <w:t xml:space="preserve">        </w:t>
-      </w:r>
-      <w:r>
-        <w:rPr>
-          <w:rFonts w:ascii="Menlo" w:eastAsia="Times New Roman" w:hAnsi="Menlo" w:cs="Menlo"/>
-          <w:color w:val="9CDCFE"/>
-          <w:kern w:val="0"/>
-          <w:sz w:val="18"/>
-          <w:szCs w:val="18"/>
-          <w14:ligatures w14:val="none"/>
-        </w:rPr>
-        <w:t>labelReference</w:t>
-      </w:r>
-      <w:r>
-        <w:rPr>
-          <w:rFonts w:ascii="Menlo" w:eastAsia="Times New Roman" w:hAnsi="Menlo" w:cs="Menlo"/>
-          <w:color w:val="D4D4D4"/>
-          <w:kern w:val="0"/>
-          <w:sz w:val="18"/>
-          <w:szCs w:val="18"/>
-          <w14:ligatures w14:val="none"/>
-        </w:rPr>
-        <w:t>.</w:t>
-      </w:r>
-      <w:r>
-        <w:rPr>
-          <w:rFonts w:ascii="Menlo" w:eastAsia="Times New Roman" w:hAnsi="Menlo" w:cs="Menlo"/>
-          <w:color w:val="D2A8FF"/>
-          <w:kern w:val="0"/>
-          <w:sz w:val="18"/>
-          <w:szCs w:val="18"/>
-          <w14:ligatures w14:val="none"/>
-        </w:rPr>
-        <w:t>RegisterReferenceResolvedCallback</w:t>
-      </w:r>
-      <w:r>
-        <w:rPr>
-          <w:rFonts w:ascii="Menlo" w:eastAsia="Times New Roman" w:hAnsi="Menlo" w:cs="Menlo"/>
-          <w:color w:val="BBBEBF"/>
-          <w:kern w:val="0"/>
-          <w:sz w:val="18"/>
-          <w:szCs w:val="18"/>
-          <w14:ligatures w14:val="none"/>
-        </w:rPr>
-        <w:t>(</w:t>
-      </w:r>
-      <w:r>
-        <w:rPr>
-          <w:rFonts w:ascii="Menlo" w:eastAsia="Times New Roman" w:hAnsi="Menlo" w:cs="Menlo"/>
-          <w:color w:val="D2A8FF"/>
-          <w:kern w:val="0"/>
-          <w:sz w:val="18"/>
-          <w:szCs w:val="18"/>
-          <w14:ligatures w14:val="none"/>
-        </w:rPr>
-        <w:t>HandleLabelReferenceCallback</w:t>
-      </w:r>
-      <w:r>
-        <w:rPr>
-          <w:rFonts w:ascii="Menlo" w:eastAsia="Times New Roman" w:hAnsi="Menlo" w:cs="Menlo"/>
-          <w:color w:val="BBBEBF"/>
-          <w:kern w:val="0"/>
-          <w:sz w:val="18"/>
-          <w:szCs w:val="18"/>
-          <w14:ligatures w14:val="none"/>
-        </w:rPr>
-        <w:t>);</w:t>
-      </w:r>
-    </w:p>
-    <w:p>
-      <w:pPr>
-        <w:shd w:val="clear" w:color="auto" w:fill="121314"/>
-        <w:spacing w:after="0" w:line="270" w:lineRule="atLeast"/>
-        <w:rPr>
-          <w:rFonts w:ascii="Menlo" w:eastAsia="Times New Roman" w:hAnsi="Menlo" w:cs="Menlo"/>
-          <w:color w:val="BBBEBF"/>
-          <w:kern w:val="0"/>
-          <w:sz w:val="18"/>
-          <w:szCs w:val="18"/>
-          <w14:ligatures w14:val="none"/>
-        </w:rPr>
-      </w:pPr>
-      <w:r>
-        <w:rPr>
-          <w:rFonts w:ascii="Menlo" w:eastAsia="Times New Roman" w:hAnsi="Menlo" w:cs="Menlo"/>
-          <w:color w:val="BBBEBF"/>
-          <w:kern w:val="0"/>
-          <w:sz w:val="18"/>
-          <w:szCs w:val="18"/>
-          <w14:ligatures w14:val="none"/>
-        </w:rPr>
-        <w:t xml:space="preserve">    }</w:t>
-      </w:r>
-    </w:p>
-    <w:p>
-      <w:pPr>
-        <w:shd w:val="clear" w:color="auto" w:fill="121314"/>
-        <w:spacing w:after="0" w:line="270" w:lineRule="atLeast"/>
-        <w:rPr>
-          <w:rFonts w:ascii="Menlo" w:eastAsia="Times New Roman" w:hAnsi="Menlo" w:cs="Menlo"/>
-          <w:color w:val="BBBEBF"/>
-          <w:kern w:val="0"/>
-          <w:sz w:val="18"/>
-          <w:szCs w:val="18"/>
-          <w14:ligatures w14:val="none"/>
-        </w:rPr>
-      </w:pPr>
-    </w:p>
-    <w:p>
-      <w:pPr>
-        <w:shd w:val="clear" w:color="auto" w:fill="121314"/>
-        <w:spacing w:after="0" w:line="270" w:lineRule="atLeast"/>
-        <w:rPr>
-          <w:rFonts w:ascii="Menlo" w:eastAsia="Times New Roman" w:hAnsi="Menlo" w:cs="Menlo"/>
-          <w:color w:val="BBBEBF"/>
-          <w:kern w:val="0"/>
-          <w:sz w:val="18"/>
-          <w:szCs w:val="18"/>
-          <w14:ligatures w14:val="none"/>
-        </w:rPr>
-      </w:pPr>
-      <w:r>
-        <w:rPr>
-          <w:rFonts w:ascii="Menlo" w:eastAsia="Times New Roman" w:hAnsi="Menlo" w:cs="Menlo"/>
-          <w:color w:val="BBBEBF"/>
-          <w:kern w:val="0"/>
-          <w:sz w:val="18"/>
-          <w:szCs w:val="18"/>
-          <w14:ligatures w14:val="none"/>
-        </w:rPr>
         <w:lastRenderedPageBreak/>
-        <w:t xml:space="preserve">    </w:t>
-      </w:r>
-      <w:r>
-        <w:rPr>
-          <w:rFonts w:ascii="Menlo" w:eastAsia="Times New Roman" w:hAnsi="Menlo" w:cs="Menlo"/>
-          <w:color w:val="FF7B72"/>
-          <w:kern w:val="0"/>
-          <w:sz w:val="18"/>
-          <w:szCs w:val="18"/>
-          <w14:ligatures w14:val="none"/>
-        </w:rPr>
-        <w:t>private</w:t>
-      </w:r>
-      <w:r>
-        <w:rPr>
-          <w:rFonts w:ascii="Menlo" w:eastAsia="Times New Roman" w:hAnsi="Menlo" w:cs="Menlo"/>
-          <w:color w:val="BBBEBF"/>
-          <w:kern w:val="0"/>
-          <w:sz w:val="18"/>
-          <w:szCs w:val="18"/>
-          <w14:ligatures w14:val="none"/>
-        </w:rPr>
-        <w:t xml:space="preserve"> </w:t>
-      </w:r>
-      <w:r>
-        <w:rPr>
-          <w:rFonts w:ascii="Menlo" w:eastAsia="Times New Roman" w:hAnsi="Menlo" w:cs="Menlo"/>
-          <w:color w:val="FF7B72"/>
-          <w:kern w:val="0"/>
-          <w:sz w:val="18"/>
-          <w:szCs w:val="18"/>
-          <w14:ligatures w14:val="none"/>
-        </w:rPr>
-        <w:t>void</w:t>
-      </w:r>
-      <w:r>
-        <w:rPr>
-          <w:rFonts w:ascii="Menlo" w:eastAsia="Times New Roman" w:hAnsi="Menlo" w:cs="Menlo"/>
-          <w:color w:val="BBBEBF"/>
-          <w:kern w:val="0"/>
-          <w:sz w:val="18"/>
-          <w:szCs w:val="18"/>
-          <w14:ligatures w14:val="none"/>
-        </w:rPr>
-        <w:t xml:space="preserve"> </w:t>
-      </w:r>
-      <w:proofErr w:type="spellStart"/>
-      <w:proofErr w:type="gramStart"/>
-      <w:r>
-        <w:rPr>
-          <w:rFonts w:ascii="Menlo" w:eastAsia="Times New Roman" w:hAnsi="Menlo" w:cs="Menlo"/>
-          <w:color w:val="D2A8FF"/>
-          <w:kern w:val="0"/>
-          <w:sz w:val="18"/>
-          <w:szCs w:val="18"/>
-          <w14:ligatures w14:val="none"/>
-        </w:rPr>
-        <w:t>HandleLabelReferenceCallback</w:t>
-      </w:r>
-      <w:proofErr w:type="spellEnd"/>
-      <w:r>
-        <w:rPr>
-          <w:rFonts w:ascii="Menlo" w:eastAsia="Times New Roman" w:hAnsi="Menlo" w:cs="Menlo"/>
-          <w:color w:val="BBBEBF"/>
-          <w:kern w:val="0"/>
-          <w:sz w:val="18"/>
-          <w:szCs w:val="18"/>
-          <w14:ligatures w14:val="none"/>
-        </w:rPr>
-        <w:t>(</w:t>
-      </w:r>
-      <w:proofErr w:type="gramEnd"/>
-      <w:r>
-        <w:rPr>
-          <w:rFonts w:ascii="Menlo" w:eastAsia="Times New Roman" w:hAnsi="Menlo" w:cs="Menlo"/>
-          <w:color w:val="4EC9B0"/>
-          <w:kern w:val="0"/>
-          <w:sz w:val="18"/>
-          <w:szCs w:val="18"/>
-          <w14:ligatures w14:val="none"/>
-        </w:rPr>
-        <w:t>Label</w:t>
-      </w:r>
-      <w:r>
-        <w:rPr>
-          <w:rFonts w:ascii="Menlo" w:eastAsia="Times New Roman" w:hAnsi="Menlo" w:cs="Menlo"/>
-          <w:color w:val="BBBEBF"/>
-          <w:kern w:val="0"/>
-          <w:sz w:val="18"/>
-          <w:szCs w:val="18"/>
-          <w14:ligatures w14:val="none"/>
-        </w:rPr>
-        <w:t xml:space="preserve"> </w:t>
-      </w:r>
-      <w:r>
-        <w:rPr>
-          <w:rFonts w:ascii="Menlo" w:eastAsia="Times New Roman" w:hAnsi="Menlo" w:cs="Menlo"/>
-          <w:color w:val="FFA657"/>
-          <w:kern w:val="0"/>
-          <w:sz w:val="18"/>
-          <w:szCs w:val="18"/>
-          <w14:ligatures w14:val="none"/>
-        </w:rPr>
-        <w:t>label</w:t>
-      </w:r>
-      <w:r>
-        <w:rPr>
-          <w:rFonts w:ascii="Menlo" w:eastAsia="Times New Roman" w:hAnsi="Menlo" w:cs="Menlo"/>
-          <w:color w:val="BBBEBF"/>
-          <w:kern w:val="0"/>
-          <w:sz w:val="18"/>
-          <w:szCs w:val="18"/>
-          <w14:ligatures w14:val="none"/>
-        </w:rPr>
-        <w:t>)</w:t>
-      </w:r>
-    </w:p>
-    <w:p>
-      <w:pPr>
-        <w:shd w:val="clear" w:color="auto" w:fill="121314"/>
-        <w:spacing w:after="0" w:line="270" w:lineRule="atLeast"/>
-        <w:rPr>
-          <w:rFonts w:ascii="Menlo" w:eastAsia="Times New Roman" w:hAnsi="Menlo" w:cs="Menlo"/>
-          <w:color w:val="BBBEBF"/>
-          <w:kern w:val="0"/>
-          <w:sz w:val="18"/>
-          <w:szCs w:val="18"/>
-          <w14:ligatures w14:val="none"/>
-        </w:rPr>
-      </w:pPr>
-      <w:r>
-        <w:rPr>
-          <w:rFonts w:ascii="Menlo" w:eastAsia="Times New Roman" w:hAnsi="Menlo" w:cs="Menlo"/>
-          <w:color w:val="BBBEBF"/>
-          <w:kern w:val="0"/>
-          <w:sz w:val="18"/>
-          <w:szCs w:val="18"/>
-          <w14:ligatures w14:val="none"/>
-        </w:rPr>
-        <w:t xml:space="preserve">    {</w:t>
-      </w:r>
-    </w:p>
-    <w:p>
-      <w:pPr>
-        <w:shd w:val="clear" w:color="auto" w:fill="121314"/>
-        <w:spacing w:after="0" w:line="270" w:lineRule="atLeast"/>
-        <w:rPr>
-          <w:rFonts w:ascii="Menlo" w:eastAsia="Times New Roman" w:hAnsi="Menlo" w:cs="Menlo"/>
-          <w:color w:val="BBBEBF"/>
-          <w:kern w:val="0"/>
-          <w:sz w:val="18"/>
-          <w:szCs w:val="18"/>
-          <w14:ligatures w14:val="none"/>
-        </w:rPr>
-      </w:pPr>
-      <w:r>
-        <w:rPr>
-          <w:rFonts w:ascii="Menlo" w:eastAsia="Times New Roman" w:hAnsi="Menlo" w:cs="Menlo"/>
-          <w:color w:val="BBBEBF"/>
-          <w:kern w:val="0"/>
-          <w:sz w:val="18"/>
-          <w:szCs w:val="18"/>
-          <w14:ligatures w14:val="none"/>
-        </w:rPr>
-        <w:t xml:space="preserve">        </w:t>
-      </w:r>
-      <w:proofErr w:type="spellStart"/>
-      <w:r>
-        <w:rPr>
-          <w:rFonts w:ascii="Menlo" w:eastAsia="Times New Roman" w:hAnsi="Menlo" w:cs="Menlo"/>
-          <w:color w:val="4EC9B0"/>
-          <w:kern w:val="0"/>
-          <w:sz w:val="18"/>
-          <w:szCs w:val="18"/>
-          <w14:ligatures w14:val="none"/>
-        </w:rPr>
-        <w:t>Debug</w:t>
-      </w:r>
-      <w:r>
-        <w:rPr>
-          <w:rFonts w:ascii="Menlo" w:eastAsia="Times New Roman" w:hAnsi="Menlo" w:cs="Menlo"/>
-          <w:color w:val="D4D4D4"/>
-          <w:kern w:val="0"/>
-          <w:sz w:val="18"/>
-          <w:szCs w:val="18"/>
-          <w14:ligatures w14:val="none"/>
-        </w:rPr>
-        <w:t>.</w:t>
-      </w:r>
-      <w:r>
-        <w:rPr>
-          <w:rFonts w:ascii="Menlo" w:eastAsia="Times New Roman" w:hAnsi="Menlo" w:cs="Menlo"/>
-          <w:color w:val="D2A8FF"/>
-          <w:kern w:val="0"/>
-          <w:sz w:val="18"/>
-          <w:szCs w:val="18"/>
-          <w14:ligatures w14:val="none"/>
-        </w:rPr>
-        <w:t>Log</w:t>
-      </w:r>
-      <w:proofErr w:type="spellEnd"/>
-      <w:r>
-        <w:rPr>
-          <w:rFonts w:ascii="Menlo" w:eastAsia="Times New Roman" w:hAnsi="Menlo" w:cs="Menlo"/>
-          <w:color w:val="BBBEBF"/>
-          <w:kern w:val="0"/>
-          <w:sz w:val="18"/>
-          <w:szCs w:val="18"/>
-          <w14:ligatures w14:val="none"/>
-        </w:rPr>
-        <w:t>(</w:t>
-      </w:r>
-      <w:r>
-        <w:rPr>
-          <w:rFonts w:ascii="Menlo" w:eastAsia="Times New Roman" w:hAnsi="Menlo" w:cs="Menlo"/>
-          <w:color w:val="A5D6FF"/>
-          <w:kern w:val="0"/>
-          <w:sz w:val="18"/>
-          <w:szCs w:val="18"/>
-          <w14:ligatures w14:val="none"/>
-        </w:rPr>
-        <w:t>"Label Reference Callback"</w:t>
-      </w:r>
-      <w:r>
-        <w:rPr>
-          <w:rFonts w:ascii="Menlo" w:eastAsia="Times New Roman" w:hAnsi="Menlo" w:cs="Menlo"/>
-          <w:color w:val="BBBEBF"/>
-          <w:kern w:val="0"/>
-          <w:sz w:val="18"/>
-          <w:szCs w:val="18"/>
-          <w14:ligatures w14:val="none"/>
-        </w:rPr>
-        <w:t>);</w:t>
-      </w:r>
-    </w:p>
-    <w:p>
-      <w:pPr>
-        <w:shd w:val="clear" w:color="auto" w:fill="121314"/>
-        <w:spacing w:after="0" w:line="270" w:lineRule="atLeast"/>
-        <w:rPr>
-          <w:rFonts w:ascii="Menlo" w:eastAsia="Times New Roman" w:hAnsi="Menlo" w:cs="Menlo"/>
-          <w:color w:val="BBBEBF"/>
-          <w:kern w:val="0"/>
-          <w:sz w:val="18"/>
-          <w:szCs w:val="18"/>
-          <w14:ligatures w14:val="none"/>
-        </w:rPr>
-      </w:pPr>
-      <w:r>
-        <w:rPr>
-          <w:rFonts w:ascii="Menlo" w:eastAsia="Times New Roman" w:hAnsi="Menlo" w:cs="Menlo"/>
-          <w:color w:val="BBBEBF"/>
-          <w:kern w:val="0"/>
-          <w:sz w:val="18"/>
-          <w:szCs w:val="18"/>
-          <w14:ligatures w14:val="none"/>
-        </w:rPr>
-        <w:t xml:space="preserve">        </w:t>
-      </w:r>
-      <w:proofErr w:type="spellStart"/>
-      <w:r>
-        <w:rPr>
-          <w:rFonts w:ascii="Menlo" w:eastAsia="Times New Roman" w:hAnsi="Menlo" w:cs="Menlo"/>
-          <w:color w:val="9CDCFE"/>
-          <w:kern w:val="0"/>
-          <w:sz w:val="18"/>
-          <w:szCs w:val="18"/>
-          <w14:ligatures w14:val="none"/>
-        </w:rPr>
-        <w:t>scoreText</w:t>
-      </w:r>
-      <w:proofErr w:type="spellEnd"/>
-      <w:r>
-        <w:rPr>
-          <w:rFonts w:ascii="Menlo" w:eastAsia="Times New Roman" w:hAnsi="Menlo" w:cs="Menlo"/>
-          <w:color w:val="BBBEBF"/>
-          <w:kern w:val="0"/>
-          <w:sz w:val="18"/>
-          <w:szCs w:val="18"/>
-          <w14:ligatures w14:val="none"/>
-        </w:rPr>
-        <w:t xml:space="preserve"> </w:t>
-      </w:r>
-      <w:r>
-        <w:rPr>
-          <w:rFonts w:ascii="Menlo" w:eastAsia="Times New Roman" w:hAnsi="Menlo" w:cs="Menlo"/>
-          <w:color w:val="D4D4D4"/>
-          <w:kern w:val="0"/>
-          <w:sz w:val="18"/>
-          <w:szCs w:val="18"/>
-          <w14:ligatures w14:val="none"/>
-        </w:rPr>
-        <w:t>=</w:t>
-      </w:r>
-      <w:r>
-        <w:rPr>
-          <w:rFonts w:ascii="Menlo" w:eastAsia="Times New Roman" w:hAnsi="Menlo" w:cs="Menlo"/>
-          <w:color w:val="BBBEBF"/>
-          <w:kern w:val="0"/>
-          <w:sz w:val="18"/>
-          <w:szCs w:val="18"/>
-          <w14:ligatures w14:val="none"/>
-        </w:rPr>
-        <w:t xml:space="preserve"> </w:t>
-      </w:r>
-      <w:r>
-        <w:rPr>
-          <w:rFonts w:ascii="Menlo" w:eastAsia="Times New Roman" w:hAnsi="Menlo" w:cs="Menlo"/>
-          <w:color w:val="FFA657"/>
-          <w:kern w:val="0"/>
-          <w:sz w:val="18"/>
-          <w:szCs w:val="18"/>
-          <w14:ligatures w14:val="none"/>
-        </w:rPr>
-        <w:t>label</w:t>
-      </w:r>
-      <w:r>
-        <w:rPr>
-          <w:rFonts w:ascii="Menlo" w:eastAsia="Times New Roman" w:hAnsi="Menlo" w:cs="Menlo"/>
-          <w:color w:val="BBBEBF"/>
-          <w:kern w:val="0"/>
-          <w:sz w:val="18"/>
-          <w:szCs w:val="18"/>
-          <w14:ligatures w14:val="none"/>
-        </w:rPr>
-        <w:t>;</w:t>
-      </w:r>
-    </w:p>
-    <w:p>
-      <w:pPr>
-        <w:shd w:val="clear" w:color="auto" w:fill="121314"/>
-        <w:spacing w:after="0" w:line="270" w:lineRule="atLeast"/>
-        <w:rPr>
-          <w:rFonts w:ascii="Menlo" w:eastAsia="Times New Roman" w:hAnsi="Menlo" w:cs="Menlo"/>
-          <w:color w:val="BBBEBF"/>
-          <w:kern w:val="0"/>
-          <w:sz w:val="18"/>
-          <w:szCs w:val="18"/>
-          <w14:ligatures w14:val="none"/>
-        </w:rPr>
-      </w:pPr>
-      <w:r>
-        <w:rPr>
-          <w:rFonts w:ascii="Menlo" w:eastAsia="Times New Roman" w:hAnsi="Menlo" w:cs="Menlo"/>
-          <w:color w:val="8B949E"/>
-          <w:kern w:val="0"/>
-          <w:sz w:val="18"/>
-          <w:szCs w:val="18"/>
-          <w14:ligatures w14:val="none"/>
-        </w:rPr>
-        <w:t xml:space="preserve">        //</w:t>
-      </w:r>
-      <w:proofErr w:type="spellStart"/>
-      <w:r>
-        <w:rPr>
-          <w:rFonts w:ascii="Menlo" w:eastAsia="Times New Roman" w:hAnsi="Menlo" w:cs="Menlo"/>
-          <w:color w:val="8B949E"/>
-          <w:kern w:val="0"/>
-          <w:sz w:val="18"/>
-          <w:szCs w:val="18"/>
-          <w14:ligatures w14:val="none"/>
-        </w:rPr>
-        <w:t>scoreText.text</w:t>
-      </w:r>
-      <w:proofErr w:type="spellEnd"/>
-      <w:r>
-        <w:rPr>
-          <w:rFonts w:ascii="Menlo" w:eastAsia="Times New Roman" w:hAnsi="Menlo" w:cs="Menlo"/>
-          <w:color w:val="8B949E"/>
-          <w:kern w:val="0"/>
-          <w:sz w:val="18"/>
-          <w:szCs w:val="18"/>
-          <w14:ligatures w14:val="none"/>
-        </w:rPr>
-        <w:t xml:space="preserve"> = "Callback!";</w:t>
-      </w:r>
-    </w:p>
-    <w:p>
-      <w:pPr>
-        <w:shd w:val="clear" w:color="auto" w:fill="121314"/>
-        <w:spacing w:after="0" w:line="270" w:lineRule="atLeast"/>
-        <w:rPr>
-          <w:rFonts w:ascii="Menlo" w:eastAsia="Times New Roman" w:hAnsi="Menlo" w:cs="Menlo"/>
-          <w:color w:val="BBBEBF"/>
-          <w:kern w:val="0"/>
-          <w:sz w:val="18"/>
-          <w:szCs w:val="18"/>
-          <w14:ligatures w14:val="none"/>
-        </w:rPr>
-      </w:pPr>
-      <w:r>
-        <w:rPr>
-          <w:rFonts w:ascii="Menlo" w:eastAsia="Times New Roman" w:hAnsi="Menlo" w:cs="Menlo"/>
-          <w:color w:val="BBBEBF"/>
-          <w:kern w:val="0"/>
-          <w:sz w:val="18"/>
-          <w:szCs w:val="18"/>
-          <w14:ligatures w14:val="none"/>
-        </w:rPr>
-        <w:t xml:space="preserve">    }</w:t>
-      </w:r>
-    </w:p>
-    <w:p>
-      <w:pPr>
-        <w:shd w:val="clear" w:color="auto" w:fill="121314"/>
-        <w:spacing w:after="240" w:line="270" w:lineRule="atLeast"/>
-        <w:rPr>
-          <w:rFonts w:ascii="Menlo" w:eastAsia="Times New Roman" w:hAnsi="Menlo" w:cs="Menlo"/>
-          <w:color w:val="BBBEBF"/>
-          <w:kern w:val="0"/>
-          <w:sz w:val="18"/>
-          <w:szCs w:val="18"/>
-          <w14:ligatures w14:val="none"/>
-        </w:rPr>
-      </w:pPr>
-    </w:p>
-    <w:p>
-      <w:pPr>
-        <w:shd w:val="clear" w:color="auto" w:fill="121314"/>
-        <w:spacing w:after="0" w:line="270" w:lineRule="atLeast"/>
-        <w:rPr>
-          <w:rFonts w:ascii="Menlo" w:eastAsia="Times New Roman" w:hAnsi="Menlo" w:cs="Menlo"/>
-          <w:color w:val="BBBEBF"/>
-          <w:kern w:val="0"/>
-          <w:sz w:val="18"/>
-          <w:szCs w:val="18"/>
-          <w14:ligatures w14:val="none"/>
-        </w:rPr>
-      </w:pPr>
-      <w:r>
-        <w:rPr>
-          <w:rFonts w:ascii="Menlo" w:eastAsia="Times New Roman" w:hAnsi="Menlo" w:cs="Menlo"/>
-          <w:color w:val="BBBEBF"/>
-          <w:kern w:val="0"/>
-          <w:sz w:val="18"/>
-          <w:szCs w:val="18"/>
-          <w14:ligatures w14:val="none"/>
-        </w:rPr>
         <w:t>}</w:t>
       </w:r>
     </w:p>
@@ -12090,7 +12085,6 @@
         <w:rPr>
           <w:noProof/>
         </w:rPr>
-        <w:lastRenderedPageBreak/>
         <w:drawing>
           <wp:inline distT="0" distB="0" distL="0" distR="0" wp14:anchorId="316A64BD" wp14:editId="1D69013E">
             <wp:extent cx="7515225" cy="1314450"/>
@@ -12171,6 +12165,7 @@
         </w:numPr>
       </w:pPr>
       <w:r>
+        <w:lastRenderedPageBreak/>
         <w:t>Download any </w:t>
       </w:r>
       <w:r>
@@ -12247,7 +12242,7 @@
 </file>
 
 <file path=word/numbering.xml><?xml version="1.0" encoding="utf-8"?>
-<w:numbering xmlns:wpc="http://schemas.microsoft.com/office/word/2010/wordprocessingCanvas" xmlns:cx="http://schemas.microsoft.com/office/drawing/2014/chartex" xmlns:cx1="http://schemas.microsoft.com/office/drawing/2015/9/8/chartex" xmlns:cx2="http://schemas.microsoft.com/office/drawing/2015/10/21/chartex" xmlns:cx3="http://schemas.microsoft.com/office/drawing/2016/5/9/chartex" xmlns:cx4="http://schemas.microsoft.com/office/drawing/2016/5/10/chartex" xmlns:cx5="http://schemas.microsoft.com/office/drawing/2016/5/11/chartex" xmlns:cx6="http://schemas.microsoft.com/office/drawing/2016/5/12/chartex" xmlns:cx7="http://schemas.microsoft.com/office/drawing/2016/5/13/chartex" xmlns:cx8="http://schemas.microsoft.com/office/drawing/2016/5/14/chartex" xmlns:mc="http://schemas.openxmlformats.org/markup-compatibility/2006" xmlns:m="http://schemas.openxmlformats.org/officeDocument/2006/math" xmlns:aink="http://schemas.microsoft.com/office/drawing/2016/ink" xmlns:am3d="http://schemas.microsoft.com/office/drawing/2017/model3d" xmlns:oel="http://schemas.microsoft.com/office/2019/extlst" xmlns:r="http://schemas.openxmlformats.org/officeDocument/2006/relationships" xmlns:wp14="http://schemas.microsoft.com/office/word/2010/wordprocessingDrawing" xmlns:wp="http://schemas.openxmlformats.org/drawingml/2006/wordprocessingDrawing" xmlns:wpg="http://schemas.microsoft.com/office/word/2010/wordprocessingGroup" xmlns:wpi="http://schemas.microsoft.com/office/word/2010/wordprocessingInk" xmlns:wps="http://schemas.microsoft.com/office/word/2010/wordprocessingShape" xmlns:o="urn:schemas-microsoft-com:office:office" xmlns:v="urn:schemas-microsoft-com:vml" xmlns:w10="urn:schemas-microsoft-com:office:word" xmlns:w="http://schemas.openxmlformats.org/wordprocessingml/2006/main" xmlns:w14="http://schemas.microsoft.com/office/word/2010/wordml" xmlns:w15="http://schemas.microsoft.com/office/word/2012/wordml" xmlns:w16cex="http://schemas.microsoft.com/office/word/2018/wordml/cex" xmlns:w16cid="http://schemas.microsoft.com/office/word/2016/wordml/cid" xmlns:w16="http://schemas.microsoft.com/office/word/2018/wordml" xmlns:w16sdtdh="http://schemas.microsoft.com/office/word/2020/wordml/sdtdatahash" xmlns:w16sdtfl="http://schemas.microsoft.com/office/word/2024/wordml/sdtformatlock" xmlns:w16se="http://schemas.microsoft.com/office/word/2015/wordml/symex" xmlns:w16du="http://schemas.microsoft.com/office/word/2023/wordml/word16du" xmlns:wne="http://schemas.microsoft.com/office/word/2006/wordml" mc:Ignorable="w14 w15 w16se w16cid w16 w16cex w16sdtdh w16sdtfl w16du wp14">
+<w:numbering xmlns:wpc="http://schemas.microsoft.com/office/word/2010/wordprocessingCanvas" xmlns:cx="http://schemas.microsoft.com/office/drawing/2014/chartex" xmlns:cx1="http://schemas.microsoft.com/office/drawing/2015/9/8/chartex" xmlns:cx2="http://schemas.microsoft.com/office/drawing/2015/10/21/chartex" xmlns:cx3="http://schemas.microsoft.com/office/drawing/2016/5/9/chartex" xmlns:cx4="http://schemas.microsoft.com/office/drawing/2016/5/10/chartex" xmlns:cx5="http://schemas.microsoft.com/office/drawing/2016/5/11/chartex" xmlns:cx6="http://schemas.microsoft.com/office/drawing/2016/5/12/chartex" xmlns:cx7="http://schemas.microsoft.com/office/drawing/2016/5/13/chartex" xmlns:cx8="http://schemas.microsoft.com/office/drawing/2016/5/14/chartex" xmlns:mc="http://schemas.openxmlformats.org/markup-compatibility/2006" xmlns:aink="http://schemas.microsoft.com/office/drawing/2016/ink" xmlns:am3d="http://schemas.microsoft.com/office/drawing/2017/model3d" xmlns:o="urn:schemas-microsoft-com:office:office" xmlns:oel="http://schemas.microsoft.com/office/2019/extlst" xmlns:r="http://schemas.openxmlformats.org/officeDocument/2006/relationships" xmlns:m="http://schemas.openxmlformats.org/officeDocument/2006/math" xmlns:v="urn:schemas-microsoft-com:vml" xmlns:wp14="http://schemas.microsoft.com/office/word/2010/wordprocessingDrawing" xmlns:wp="http://schemas.openxmlformats.org/drawingml/2006/wordprocessingDrawing" xmlns:w10="urn:schemas-microsoft-com:office:word" xmlns:w="http://schemas.openxmlformats.org/wordprocessingml/2006/main" xmlns:w14="http://schemas.microsoft.com/office/word/2010/wordml" xmlns:w15="http://schemas.microsoft.com/office/word/2012/wordml" xmlns:w16cex="http://schemas.microsoft.com/office/word/2018/wordml/cex" xmlns:w16cid="http://schemas.microsoft.com/office/word/2016/wordml/cid" xmlns:w16="http://schemas.microsoft.com/office/word/2018/wordml" xmlns:w16du="http://schemas.microsoft.com/office/word/2023/wordml/word16du" xmlns:w16sdtdh="http://schemas.microsoft.com/office/word/2020/wordml/sdtdatahash" xmlns:w16sdtfl="http://schemas.microsoft.com/office/word/2024/wordml/sdtformatlock" xmlns:w16se="http://schemas.microsoft.com/office/word/2015/wordml/symex" xmlns:wpg="http://schemas.microsoft.com/office/word/2010/wordprocessingGroup" xmlns:wpi="http://schemas.microsoft.com/office/word/2010/wordprocessingInk" xmlns:wne="http://schemas.microsoft.com/office/word/2006/wordml" xmlns:wps="http://schemas.microsoft.com/office/word/2010/wordprocessingShape" mc:Ignorable="w14 w15 w16se w16cid w16 w16cex w16sdtdh w16sdtfl w16du wp14">
   <w:abstractNum w:abstractNumId="0" w15:restartNumberingAfterBreak="0">
     <w:nsid w:val="00057655"/>
     <w:multiLevelType w:val="multilevel"/>
@@ -18485,7 +18480,7 @@
 </file>
 
 <file path=word/styles.xml><?xml version="1.0" encoding="utf-8"?>
-<w:styles xmlns:mc="http://schemas.openxmlformats.org/markup-compatibility/2006" xmlns:r="http://schemas.openxmlformats.org/officeDocument/2006/relationships" xmlns:w="http://schemas.openxmlformats.org/wordprocessingml/2006/main" xmlns:w14="http://schemas.microsoft.com/office/word/2010/wordml" xmlns:w15="http://schemas.microsoft.com/office/word/2012/wordml" xmlns:w16cex="http://schemas.microsoft.com/office/word/2018/wordml/cex" xmlns:w16cid="http://schemas.microsoft.com/office/word/2016/wordml/cid" xmlns:w16="http://schemas.microsoft.com/office/word/2018/wordml" xmlns:w16sdtdh="http://schemas.microsoft.com/office/word/2020/wordml/sdtdatahash" xmlns:w16sdtfl="http://schemas.microsoft.com/office/word/2024/wordml/sdtformatlock" xmlns:w16se="http://schemas.microsoft.com/office/word/2015/wordml/symex" xmlns:w16du="http://schemas.microsoft.com/office/word/2023/wordml/word16du" mc:Ignorable="w14 w15 w16se w16cid w16 w16cex w16sdtdh w16sdtfl w16du">
+<w:styles xmlns:mc="http://schemas.openxmlformats.org/markup-compatibility/2006" xmlns:r="http://schemas.openxmlformats.org/officeDocument/2006/relationships" xmlns:w="http://schemas.openxmlformats.org/wordprocessingml/2006/main" xmlns:w14="http://schemas.microsoft.com/office/word/2010/wordml" xmlns:w15="http://schemas.microsoft.com/office/word/2012/wordml" xmlns:w16cex="http://schemas.microsoft.com/office/word/2018/wordml/cex" xmlns:w16cid="http://schemas.microsoft.com/office/word/2016/wordml/cid" xmlns:w16="http://schemas.microsoft.com/office/word/2018/wordml" xmlns:w16du="http://schemas.microsoft.com/office/word/2023/wordml/word16du" xmlns:w16sdtdh="http://schemas.microsoft.com/office/word/2020/wordml/sdtdatahash" xmlns:w16sdtfl="http://schemas.microsoft.com/office/word/2024/wordml/sdtformatlock" xmlns:w16se="http://schemas.microsoft.com/office/word/2015/wordml/symex" mc:Ignorable="w14 w15 w16se w16cid w16 w16cex w16sdtdh w16sdtfl w16du">
   <w:docDefaults>
     <w:rPrDefault>
       <w:rPr>
